--- a/resources/user_manual.docx
+++ b/resources/user_manual.docx
@@ -1,6 +1,6 @@
 
 <file path=word/document.xml><?xml version="1.0" encoding="utf-8"?>
-<w:document xmlns:wpc="http://schemas.microsoft.com/office/word/2010/wordprocessingCanvas" xmlns:mc="http://schemas.openxmlformats.org/markup-compatibility/2006" xmlns:o="urn:schemas-microsoft-com:office:office" xmlns:r="http://schemas.openxmlformats.org/officeDocument/2006/relationships" xmlns:m="http://schemas.openxmlformats.org/officeDocument/2006/math" xmlns:v="urn:schemas-microsoft-com:vml" xmlns:wp14="http://schemas.microsoft.com/office/word/2010/wordprocessingDrawing" xmlns:wp="http://schemas.openxmlformats.org/drawingml/2006/wordprocessingDrawing" xmlns:w10="urn:schemas-microsoft-com:office:word" xmlns:w="http://schemas.openxmlformats.org/wordprocessingml/2006/main" xmlns:w14="http://schemas.microsoft.com/office/word/2010/wordml" xmlns:w15="http://schemas.microsoft.com/office/word/2012/wordml" xmlns:wpg="http://schemas.microsoft.com/office/word/2010/wordprocessingGroup" xmlns:wpi="http://schemas.microsoft.com/office/word/2010/wordprocessingInk" xmlns:wne="http://schemas.microsoft.com/office/word/2006/wordml" xmlns:wps="http://schemas.microsoft.com/office/word/2010/wordprocessingShape" mc:Ignorable="w14 w15 wp14">
+<w:document xmlns:wpc="http://schemas.microsoft.com/office/word/2010/wordprocessingCanvas" xmlns:cx="http://schemas.microsoft.com/office/drawing/2014/chartex" xmlns:cx1="http://schemas.microsoft.com/office/drawing/2015/9/8/chartex" xmlns:cx2="http://schemas.microsoft.com/office/drawing/2015/10/21/chartex" xmlns:cx3="http://schemas.microsoft.com/office/drawing/2016/5/9/chartex" xmlns:cx4="http://schemas.microsoft.com/office/drawing/2016/5/10/chartex" xmlns:cx5="http://schemas.microsoft.com/office/drawing/2016/5/11/chartex" xmlns:cx6="http://schemas.microsoft.com/office/drawing/2016/5/12/chartex" xmlns:cx7="http://schemas.microsoft.com/office/drawing/2016/5/13/chartex" xmlns:cx8="http://schemas.microsoft.com/office/drawing/2016/5/14/chartex" xmlns:mc="http://schemas.openxmlformats.org/markup-compatibility/2006" xmlns:aink="http://schemas.microsoft.com/office/drawing/2016/ink" xmlns:am3d="http://schemas.microsoft.com/office/drawing/2017/model3d" xmlns:o="urn:schemas-microsoft-com:office:office" xmlns:oel="http://schemas.microsoft.com/office/2019/extlst" xmlns:r="http://schemas.openxmlformats.org/officeDocument/2006/relationships" xmlns:m="http://schemas.openxmlformats.org/officeDocument/2006/math" xmlns:v="urn:schemas-microsoft-com:vml" xmlns:wp14="http://schemas.microsoft.com/office/word/2010/wordprocessingDrawing" xmlns:wp="http://schemas.openxmlformats.org/drawingml/2006/wordprocessingDrawing" xmlns:w10="urn:schemas-microsoft-com:office:word" xmlns:w="http://schemas.openxmlformats.org/wordprocessingml/2006/main" xmlns:w14="http://schemas.microsoft.com/office/word/2010/wordml" xmlns:w15="http://schemas.microsoft.com/office/word/2012/wordml" xmlns:w16cex="http://schemas.microsoft.com/office/word/2018/wordml/cex" xmlns:w16cid="http://schemas.microsoft.com/office/word/2016/wordml/cid" xmlns:w16="http://schemas.microsoft.com/office/word/2018/wordml" xmlns:w16du="http://schemas.microsoft.com/office/word/2023/wordml/word16du" xmlns:w16sdtdh="http://schemas.microsoft.com/office/word/2020/wordml/sdtdatahash" xmlns:w16sdtfl="http://schemas.microsoft.com/office/word/2024/wordml/sdtformatlock" xmlns:w16se="http://schemas.microsoft.com/office/word/2015/wordml/symex" xmlns:wpg="http://schemas.microsoft.com/office/word/2010/wordprocessingGroup" xmlns:wpi="http://schemas.microsoft.com/office/word/2010/wordprocessingInk" xmlns:wne="http://schemas.microsoft.com/office/word/2006/wordml" xmlns:wps="http://schemas.microsoft.com/office/word/2010/wordprocessingShape" mc:Ignorable="w14 w15 w16se w16cid w16 w16cex w16sdtdh w16sdtfl w16du wp14">
   <w:body>
     <w:p>
       <w:pPr>
@@ -70,7 +70,7 @@
           <w:sz w:val="32"/>
           <w:szCs w:val="32"/>
         </w:rPr>
-        <w:t>3</w:t>
+        <w:t>6</w:t>
       </w:r>
       <w:r>
         <w:rPr>
@@ -94,7 +94,7 @@
           <w:sz w:val="32"/>
           <w:szCs w:val="32"/>
         </w:rPr>
-        <w:t>9</w:t>
+        <w:t>3</w:t>
       </w:r>
       <w:r>
         <w:rPr>
@@ -110,7 +110,7 @@
           <w:sz w:val="32"/>
           <w:szCs w:val="32"/>
         </w:rPr>
-        <w:t>30</w:t>
+        <w:t>14</w:t>
       </w:r>
     </w:p>
     <w:p>
@@ -173,6 +173,13 @@
         </w:rPr>
         <w:br/>
         <w:t>Mac version by Michel de Bree</w:t>
+      </w:r>
+      <w:r>
+        <w:rPr>
+          <w:color w:val="A6A6A6" w:themeColor="background1" w:themeShade="A6"/>
+        </w:rPr>
+        <w:br/>
+        <w:t>ASID implementation by Thomas Jansson</w:t>
       </w:r>
       <w:r>
         <w:rPr>
@@ -197,9 +204,8 @@
           <w:docPartUnique/>
         </w:docPartObj>
       </w:sdtPr>
-      <w:sdtEndPr/>
       <w:sdtContent>
-        <w:bookmarkStart w:id="0" w:name="_Toc146975035" w:displacedByCustomXml="prev"/>
+        <w:bookmarkStart w:id="0" w:name="_Toc224371825" w:displacedByCustomXml="prev"/>
         <w:p>
           <w:pPr>
             <w:pStyle w:val="TOCHeading"/>
@@ -222,6 +228,11 @@
             <w:rPr>
               <w:rFonts w:eastAsiaTheme="minorEastAsia"/>
               <w:noProof/>
+              <w:kern w:val="2"/>
+              <w:sz w:val="24"/>
+              <w:szCs w:val="24"/>
+              <w:lang w:val="da-DK" w:eastAsia="da-DK"/>
+              <w14:ligatures w14:val="standardContextual"/>
             </w:rPr>
           </w:pPr>
           <w:r>
@@ -240,7 +251,7 @@
             </w:rPr>
             <w:fldChar w:fldCharType="separate"/>
           </w:r>
-          <w:hyperlink w:anchor="_Toc146975035" w:history="1">
+          <w:hyperlink w:anchor="_Toc224371825" w:history="1">
             <w:r>
               <w:rPr>
                 <w:rStyle w:val="Hyperlink"/>
@@ -267,7 +278,7 @@
                 <w:noProof/>
                 <w:webHidden/>
               </w:rPr>
-              <w:instrText xml:space="preserve"> PAGEREF _Toc146975035 \h </w:instrText>
+              <w:instrText xml:space="preserve"> PAGEREF _Toc224371825 \h </w:instrText>
             </w:r>
             <w:r>
               <w:rPr>
@@ -307,9 +318,14 @@
             <w:rPr>
               <w:rFonts w:eastAsiaTheme="minorEastAsia"/>
               <w:noProof/>
+              <w:kern w:val="2"/>
+              <w:sz w:val="24"/>
+              <w:szCs w:val="24"/>
+              <w:lang w:val="da-DK" w:eastAsia="da-DK"/>
+              <w14:ligatures w14:val="standardContextual"/>
             </w:rPr>
           </w:pPr>
-          <w:hyperlink w:anchor="_Toc146975036" w:history="1">
+          <w:hyperlink w:anchor="_Toc224371826" w:history="1">
             <w:r>
               <w:rPr>
                 <w:rStyle w:val="Hyperlink"/>
@@ -336,7 +352,7 @@
                 <w:noProof/>
                 <w:webHidden/>
               </w:rPr>
-              <w:instrText xml:space="preserve"> PAGEREF _Toc146975036 \h </w:instrText>
+              <w:instrText xml:space="preserve"> PAGEREF _Toc224371826 \h </w:instrText>
             </w:r>
             <w:r>
               <w:rPr>
@@ -376,9 +392,14 @@
             <w:rPr>
               <w:rFonts w:eastAsiaTheme="minorEastAsia"/>
               <w:noProof/>
+              <w:kern w:val="2"/>
+              <w:sz w:val="24"/>
+              <w:szCs w:val="24"/>
+              <w:lang w:val="da-DK" w:eastAsia="da-DK"/>
+              <w14:ligatures w14:val="standardContextual"/>
             </w:rPr>
           </w:pPr>
-          <w:hyperlink w:anchor="_Toc146975037" w:history="1">
+          <w:hyperlink w:anchor="_Toc224371827" w:history="1">
             <w:r>
               <w:rPr>
                 <w:rStyle w:val="Hyperlink"/>
@@ -405,7 +426,7 @@
                 <w:noProof/>
                 <w:webHidden/>
               </w:rPr>
-              <w:instrText xml:space="preserve"> PAGEREF _Toc146975037 \h </w:instrText>
+              <w:instrText xml:space="preserve"> PAGEREF _Toc224371827 \h </w:instrText>
             </w:r>
             <w:r>
               <w:rPr>
@@ -445,9 +466,14 @@
             <w:rPr>
               <w:rFonts w:eastAsiaTheme="minorEastAsia"/>
               <w:noProof/>
+              <w:kern w:val="2"/>
+              <w:sz w:val="24"/>
+              <w:szCs w:val="24"/>
+              <w:lang w:val="da-DK" w:eastAsia="da-DK"/>
+              <w14:ligatures w14:val="standardContextual"/>
             </w:rPr>
           </w:pPr>
-          <w:hyperlink w:anchor="_Toc146975038" w:history="1">
+          <w:hyperlink w:anchor="_Toc224371828" w:history="1">
             <w:r>
               <w:rPr>
                 <w:rStyle w:val="Hyperlink"/>
@@ -474,7 +500,7 @@
                 <w:noProof/>
                 <w:webHidden/>
               </w:rPr>
-              <w:instrText xml:space="preserve"> PAGEREF _Toc146975038 \h </w:instrText>
+              <w:instrText xml:space="preserve"> PAGEREF _Toc224371828 \h </w:instrText>
             </w:r>
             <w:r>
               <w:rPr>
@@ -514,9 +540,14 @@
             <w:rPr>
               <w:rFonts w:eastAsiaTheme="minorEastAsia"/>
               <w:noProof/>
+              <w:kern w:val="2"/>
+              <w:sz w:val="24"/>
+              <w:szCs w:val="24"/>
+              <w:lang w:val="da-DK" w:eastAsia="da-DK"/>
+              <w14:ligatures w14:val="standardContextual"/>
             </w:rPr>
           </w:pPr>
-          <w:hyperlink w:anchor="_Toc146975039" w:history="1">
+          <w:hyperlink w:anchor="_Toc224371829" w:history="1">
             <w:r>
               <w:rPr>
                 <w:rStyle w:val="Hyperlink"/>
@@ -543,7 +574,7 @@
                 <w:noProof/>
                 <w:webHidden/>
               </w:rPr>
-              <w:instrText xml:space="preserve"> PAGEREF _Toc146975039 \h </w:instrText>
+              <w:instrText xml:space="preserve"> PAGEREF _Toc224371829 \h </w:instrText>
             </w:r>
             <w:r>
               <w:rPr>
@@ -583,9 +614,14 @@
             <w:rPr>
               <w:rFonts w:eastAsiaTheme="minorEastAsia"/>
               <w:noProof/>
+              <w:kern w:val="2"/>
+              <w:sz w:val="24"/>
+              <w:szCs w:val="24"/>
+              <w:lang w:val="da-DK" w:eastAsia="da-DK"/>
+              <w14:ligatures w14:val="standardContextual"/>
             </w:rPr>
           </w:pPr>
-          <w:hyperlink w:anchor="_Toc146975040" w:history="1">
+          <w:hyperlink w:anchor="_Toc224371830" w:history="1">
             <w:r>
               <w:rPr>
                 <w:rStyle w:val="Hyperlink"/>
@@ -612,7 +648,7 @@
                 <w:noProof/>
                 <w:webHidden/>
               </w:rPr>
-              <w:instrText xml:space="preserve"> PAGEREF _Toc146975040 \h </w:instrText>
+              <w:instrText xml:space="preserve"> PAGEREF _Toc224371830 \h </w:instrText>
             </w:r>
             <w:r>
               <w:rPr>
@@ -652,9 +688,14 @@
             <w:rPr>
               <w:rFonts w:eastAsiaTheme="minorEastAsia"/>
               <w:noProof/>
+              <w:kern w:val="2"/>
+              <w:sz w:val="24"/>
+              <w:szCs w:val="24"/>
+              <w:lang w:val="da-DK" w:eastAsia="da-DK"/>
+              <w14:ligatures w14:val="standardContextual"/>
             </w:rPr>
           </w:pPr>
-          <w:hyperlink w:anchor="_Toc146975041" w:history="1">
+          <w:hyperlink w:anchor="_Toc224371831" w:history="1">
             <w:r>
               <w:rPr>
                 <w:rStyle w:val="Hyperlink"/>
@@ -681,7 +722,7 @@
                 <w:noProof/>
                 <w:webHidden/>
               </w:rPr>
-              <w:instrText xml:space="preserve"> PAGEREF _Toc146975041 \h </w:instrText>
+              <w:instrText xml:space="preserve"> PAGEREF _Toc224371831 \h </w:instrText>
             </w:r>
             <w:r>
               <w:rPr>
@@ -721,9 +762,14 @@
             <w:rPr>
               <w:rFonts w:eastAsiaTheme="minorEastAsia"/>
               <w:noProof/>
+              <w:kern w:val="2"/>
+              <w:sz w:val="24"/>
+              <w:szCs w:val="24"/>
+              <w:lang w:val="da-DK" w:eastAsia="da-DK"/>
+              <w14:ligatures w14:val="standardContextual"/>
             </w:rPr>
           </w:pPr>
-          <w:hyperlink w:anchor="_Toc146975042" w:history="1">
+          <w:hyperlink w:anchor="_Toc224371832" w:history="1">
             <w:r>
               <w:rPr>
                 <w:rStyle w:val="Hyperlink"/>
@@ -750,7 +796,7 @@
                 <w:noProof/>
                 <w:webHidden/>
               </w:rPr>
-              <w:instrText xml:space="preserve"> PAGEREF _Toc146975042 \h </w:instrText>
+              <w:instrText xml:space="preserve"> PAGEREF _Toc224371832 \h </w:instrText>
             </w:r>
             <w:r>
               <w:rPr>
@@ -790,9 +836,14 @@
             <w:rPr>
               <w:rFonts w:eastAsiaTheme="minorEastAsia"/>
               <w:noProof/>
+              <w:kern w:val="2"/>
+              <w:sz w:val="24"/>
+              <w:szCs w:val="24"/>
+              <w:lang w:val="da-DK" w:eastAsia="da-DK"/>
+              <w14:ligatures w14:val="standardContextual"/>
             </w:rPr>
           </w:pPr>
-          <w:hyperlink w:anchor="_Toc146975043" w:history="1">
+          <w:hyperlink w:anchor="_Toc224371833" w:history="1">
             <w:r>
               <w:rPr>
                 <w:rStyle w:val="Hyperlink"/>
@@ -819,7 +870,7 @@
                 <w:noProof/>
                 <w:webHidden/>
               </w:rPr>
-              <w:instrText xml:space="preserve"> PAGEREF _Toc146975043 \h </w:instrText>
+              <w:instrText xml:space="preserve"> PAGEREF _Toc224371833 \h </w:instrText>
             </w:r>
             <w:r>
               <w:rPr>
@@ -859,9 +910,14 @@
             <w:rPr>
               <w:rFonts w:eastAsiaTheme="minorEastAsia"/>
               <w:noProof/>
+              <w:kern w:val="2"/>
+              <w:sz w:val="24"/>
+              <w:szCs w:val="24"/>
+              <w:lang w:val="da-DK" w:eastAsia="da-DK"/>
+              <w14:ligatures w14:val="standardContextual"/>
             </w:rPr>
           </w:pPr>
-          <w:hyperlink w:anchor="_Toc146975044" w:history="1">
+          <w:hyperlink w:anchor="_Toc224371834" w:history="1">
             <w:r>
               <w:rPr>
                 <w:rStyle w:val="Hyperlink"/>
@@ -888,7 +944,7 @@
                 <w:noProof/>
                 <w:webHidden/>
               </w:rPr>
-              <w:instrText xml:space="preserve"> PAGEREF _Toc146975044 \h </w:instrText>
+              <w:instrText xml:space="preserve"> PAGEREF _Toc224371834 \h </w:instrText>
             </w:r>
             <w:r>
               <w:rPr>
@@ -928,9 +984,14 @@
             <w:rPr>
               <w:rFonts w:eastAsiaTheme="minorEastAsia"/>
               <w:noProof/>
+              <w:kern w:val="2"/>
+              <w:sz w:val="24"/>
+              <w:szCs w:val="24"/>
+              <w:lang w:val="da-DK" w:eastAsia="da-DK"/>
+              <w14:ligatures w14:val="standardContextual"/>
             </w:rPr>
           </w:pPr>
-          <w:hyperlink w:anchor="_Toc146975045" w:history="1">
+          <w:hyperlink w:anchor="_Toc224371835" w:history="1">
             <w:r>
               <w:rPr>
                 <w:rStyle w:val="Hyperlink"/>
@@ -957,7 +1018,7 @@
                 <w:noProof/>
                 <w:webHidden/>
               </w:rPr>
-              <w:instrText xml:space="preserve"> PAGEREF _Toc146975045 \h </w:instrText>
+              <w:instrText xml:space="preserve"> PAGEREF _Toc224371835 \h </w:instrText>
             </w:r>
             <w:r>
               <w:rPr>
@@ -997,9 +1058,14 @@
             <w:rPr>
               <w:rFonts w:eastAsiaTheme="minorEastAsia"/>
               <w:noProof/>
+              <w:kern w:val="2"/>
+              <w:sz w:val="24"/>
+              <w:szCs w:val="24"/>
+              <w:lang w:val="da-DK" w:eastAsia="da-DK"/>
+              <w14:ligatures w14:val="standardContextual"/>
             </w:rPr>
           </w:pPr>
-          <w:hyperlink w:anchor="_Toc146975046" w:history="1">
+          <w:hyperlink w:anchor="_Toc224371836" w:history="1">
             <w:r>
               <w:rPr>
                 <w:rStyle w:val="Hyperlink"/>
@@ -1026,7 +1092,7 @@
                 <w:noProof/>
                 <w:webHidden/>
               </w:rPr>
-              <w:instrText xml:space="preserve"> PAGEREF _Toc146975046 \h </w:instrText>
+              <w:instrText xml:space="preserve"> PAGEREF _Toc224371836 \h </w:instrText>
             </w:r>
             <w:r>
               <w:rPr>
@@ -1066,9 +1132,14 @@
             <w:rPr>
               <w:rFonts w:eastAsiaTheme="minorEastAsia"/>
               <w:noProof/>
+              <w:kern w:val="2"/>
+              <w:sz w:val="24"/>
+              <w:szCs w:val="24"/>
+              <w:lang w:val="da-DK" w:eastAsia="da-DK"/>
+              <w14:ligatures w14:val="standardContextual"/>
             </w:rPr>
           </w:pPr>
-          <w:hyperlink w:anchor="_Toc146975047" w:history="1">
+          <w:hyperlink w:anchor="_Toc224371837" w:history="1">
             <w:r>
               <w:rPr>
                 <w:rStyle w:val="Hyperlink"/>
@@ -1095,7 +1166,7 @@
                 <w:noProof/>
                 <w:webHidden/>
               </w:rPr>
-              <w:instrText xml:space="preserve"> PAGEREF _Toc146975047 \h </w:instrText>
+              <w:instrText xml:space="preserve"> PAGEREF _Toc224371837 \h </w:instrText>
             </w:r>
             <w:r>
               <w:rPr>
@@ -1135,9 +1206,14 @@
             <w:rPr>
               <w:rFonts w:eastAsiaTheme="minorEastAsia"/>
               <w:noProof/>
+              <w:kern w:val="2"/>
+              <w:sz w:val="24"/>
+              <w:szCs w:val="24"/>
+              <w:lang w:val="da-DK" w:eastAsia="da-DK"/>
+              <w14:ligatures w14:val="standardContextual"/>
             </w:rPr>
           </w:pPr>
-          <w:hyperlink w:anchor="_Toc146975048" w:history="1">
+          <w:hyperlink w:anchor="_Toc224371838" w:history="1">
             <w:r>
               <w:rPr>
                 <w:rStyle w:val="Hyperlink"/>
@@ -1164,7 +1240,7 @@
                 <w:noProof/>
                 <w:webHidden/>
               </w:rPr>
-              <w:instrText xml:space="preserve"> PAGEREF _Toc146975048 \h </w:instrText>
+              <w:instrText xml:space="preserve"> PAGEREF _Toc224371838 \h </w:instrText>
             </w:r>
             <w:r>
               <w:rPr>
@@ -1204,9 +1280,14 @@
             <w:rPr>
               <w:rFonts w:eastAsiaTheme="minorEastAsia"/>
               <w:noProof/>
+              <w:kern w:val="2"/>
+              <w:sz w:val="24"/>
+              <w:szCs w:val="24"/>
+              <w:lang w:val="da-DK" w:eastAsia="da-DK"/>
+              <w14:ligatures w14:val="standardContextual"/>
             </w:rPr>
           </w:pPr>
-          <w:hyperlink w:anchor="_Toc146975049" w:history="1">
+          <w:hyperlink w:anchor="_Toc224371839" w:history="1">
             <w:r>
               <w:rPr>
                 <w:rStyle w:val="Hyperlink"/>
@@ -1233,7 +1314,7 @@
                 <w:noProof/>
                 <w:webHidden/>
               </w:rPr>
-              <w:instrText xml:space="preserve"> PAGEREF _Toc146975049 \h </w:instrText>
+              <w:instrText xml:space="preserve"> PAGEREF _Toc224371839 \h </w:instrText>
             </w:r>
             <w:r>
               <w:rPr>
@@ -1273,9 +1354,14 @@
             <w:rPr>
               <w:rFonts w:eastAsiaTheme="minorEastAsia"/>
               <w:noProof/>
+              <w:kern w:val="2"/>
+              <w:sz w:val="24"/>
+              <w:szCs w:val="24"/>
+              <w:lang w:val="da-DK" w:eastAsia="da-DK"/>
+              <w14:ligatures w14:val="standardContextual"/>
             </w:rPr>
           </w:pPr>
-          <w:hyperlink w:anchor="_Toc146975050" w:history="1">
+          <w:hyperlink w:anchor="_Toc224371840" w:history="1">
             <w:r>
               <w:rPr>
                 <w:rStyle w:val="Hyperlink"/>
@@ -1302,7 +1388,7 @@
                 <w:noProof/>
                 <w:webHidden/>
               </w:rPr>
-              <w:instrText xml:space="preserve"> PAGEREF _Toc146975050 \h </w:instrText>
+              <w:instrText xml:space="preserve"> PAGEREF _Toc224371840 \h </w:instrText>
             </w:r>
             <w:r>
               <w:rPr>
@@ -1342,9 +1428,14 @@
             <w:rPr>
               <w:rFonts w:eastAsiaTheme="minorEastAsia"/>
               <w:noProof/>
+              <w:kern w:val="2"/>
+              <w:sz w:val="24"/>
+              <w:szCs w:val="24"/>
+              <w:lang w:val="da-DK" w:eastAsia="da-DK"/>
+              <w14:ligatures w14:val="standardContextual"/>
             </w:rPr>
           </w:pPr>
-          <w:hyperlink w:anchor="_Toc146975051" w:history="1">
+          <w:hyperlink w:anchor="_Toc224371841" w:history="1">
             <w:r>
               <w:rPr>
                 <w:rStyle w:val="Hyperlink"/>
@@ -1371,7 +1462,7 @@
                 <w:noProof/>
                 <w:webHidden/>
               </w:rPr>
-              <w:instrText xml:space="preserve"> PAGEREF _Toc146975051 \h </w:instrText>
+              <w:instrText xml:space="preserve"> PAGEREF _Toc224371841 \h </w:instrText>
             </w:r>
             <w:r>
               <w:rPr>
@@ -1391,7 +1482,7 @@
                 <w:noProof/>
                 <w:webHidden/>
               </w:rPr>
-              <w:t>13</w:t>
+              <w:t>12</w:t>
             </w:r>
             <w:r>
               <w:rPr>
@@ -1411,9 +1502,14 @@
             <w:rPr>
               <w:rFonts w:eastAsiaTheme="minorEastAsia"/>
               <w:noProof/>
+              <w:kern w:val="2"/>
+              <w:sz w:val="24"/>
+              <w:szCs w:val="24"/>
+              <w:lang w:val="da-DK" w:eastAsia="da-DK"/>
+              <w14:ligatures w14:val="standardContextual"/>
             </w:rPr>
           </w:pPr>
-          <w:hyperlink w:anchor="_Toc146975052" w:history="1">
+          <w:hyperlink w:anchor="_Toc224371842" w:history="1">
             <w:r>
               <w:rPr>
                 <w:rStyle w:val="Hyperlink"/>
@@ -1440,7 +1536,7 @@
                 <w:noProof/>
                 <w:webHidden/>
               </w:rPr>
-              <w:instrText xml:space="preserve"> PAGEREF _Toc146975052 \h </w:instrText>
+              <w:instrText xml:space="preserve"> PAGEREF _Toc224371842 \h </w:instrText>
             </w:r>
             <w:r>
               <w:rPr>
@@ -1460,7 +1556,7 @@
                 <w:noProof/>
                 <w:webHidden/>
               </w:rPr>
-              <w:t>13</w:t>
+              <w:t>12</w:t>
             </w:r>
             <w:r>
               <w:rPr>
@@ -1480,9 +1576,14 @@
             <w:rPr>
               <w:rFonts w:eastAsiaTheme="minorEastAsia"/>
               <w:noProof/>
+              <w:kern w:val="2"/>
+              <w:sz w:val="24"/>
+              <w:szCs w:val="24"/>
+              <w:lang w:val="da-DK" w:eastAsia="da-DK"/>
+              <w14:ligatures w14:val="standardContextual"/>
             </w:rPr>
           </w:pPr>
-          <w:hyperlink w:anchor="_Toc146975053" w:history="1">
+          <w:hyperlink w:anchor="_Toc224371843" w:history="1">
             <w:r>
               <w:rPr>
                 <w:rStyle w:val="Hyperlink"/>
@@ -1509,7 +1610,7 @@
                 <w:noProof/>
                 <w:webHidden/>
               </w:rPr>
-              <w:instrText xml:space="preserve"> PAGEREF _Toc146975053 \h </w:instrText>
+              <w:instrText xml:space="preserve"> PAGEREF _Toc224371843 \h </w:instrText>
             </w:r>
             <w:r>
               <w:rPr>
@@ -1549,9 +1650,14 @@
             <w:rPr>
               <w:rFonts w:eastAsiaTheme="minorEastAsia"/>
               <w:noProof/>
+              <w:kern w:val="2"/>
+              <w:sz w:val="24"/>
+              <w:szCs w:val="24"/>
+              <w:lang w:val="da-DK" w:eastAsia="da-DK"/>
+              <w14:ligatures w14:val="standardContextual"/>
             </w:rPr>
           </w:pPr>
-          <w:hyperlink w:anchor="_Toc146975054" w:history="1">
+          <w:hyperlink w:anchor="_Toc224371844" w:history="1">
             <w:r>
               <w:rPr>
                 <w:rStyle w:val="Hyperlink"/>
@@ -1578,7 +1684,7 @@
                 <w:noProof/>
                 <w:webHidden/>
               </w:rPr>
-              <w:instrText xml:space="preserve"> PAGEREF _Toc146975054 \h </w:instrText>
+              <w:instrText xml:space="preserve"> PAGEREF _Toc224371844 \h </w:instrText>
             </w:r>
             <w:r>
               <w:rPr>
@@ -1598,7 +1704,7 @@
                 <w:noProof/>
                 <w:webHidden/>
               </w:rPr>
-              <w:t>14</w:t>
+              <w:t>13</w:t>
             </w:r>
             <w:r>
               <w:rPr>
@@ -1618,9 +1724,14 @@
             <w:rPr>
               <w:rFonts w:eastAsiaTheme="minorEastAsia"/>
               <w:noProof/>
+              <w:kern w:val="2"/>
+              <w:sz w:val="24"/>
+              <w:szCs w:val="24"/>
+              <w:lang w:val="da-DK" w:eastAsia="da-DK"/>
+              <w14:ligatures w14:val="standardContextual"/>
             </w:rPr>
           </w:pPr>
-          <w:hyperlink w:anchor="_Toc146975055" w:history="1">
+          <w:hyperlink w:anchor="_Toc224371845" w:history="1">
             <w:r>
               <w:rPr>
                 <w:rStyle w:val="Hyperlink"/>
@@ -1647,7 +1758,7 @@
                 <w:noProof/>
                 <w:webHidden/>
               </w:rPr>
-              <w:instrText xml:space="preserve"> PAGEREF _Toc146975055 \h </w:instrText>
+              <w:instrText xml:space="preserve"> PAGEREF _Toc224371845 \h </w:instrText>
             </w:r>
             <w:r>
               <w:rPr>
@@ -1687,9 +1798,14 @@
             <w:rPr>
               <w:rFonts w:eastAsiaTheme="minorEastAsia"/>
               <w:noProof/>
+              <w:kern w:val="2"/>
+              <w:sz w:val="24"/>
+              <w:szCs w:val="24"/>
+              <w:lang w:val="da-DK" w:eastAsia="da-DK"/>
+              <w14:ligatures w14:val="standardContextual"/>
             </w:rPr>
           </w:pPr>
-          <w:hyperlink w:anchor="_Toc146975056" w:history="1">
+          <w:hyperlink w:anchor="_Toc224371846" w:history="1">
             <w:r>
               <w:rPr>
                 <w:rStyle w:val="Hyperlink"/>
@@ -1716,7 +1832,7 @@
                 <w:noProof/>
                 <w:webHidden/>
               </w:rPr>
-              <w:instrText xml:space="preserve"> PAGEREF _Toc146975056 \h </w:instrText>
+              <w:instrText xml:space="preserve"> PAGEREF _Toc224371846 \h </w:instrText>
             </w:r>
             <w:r>
               <w:rPr>
@@ -1736,7 +1852,7 @@
                 <w:noProof/>
                 <w:webHidden/>
               </w:rPr>
-              <w:t>15</w:t>
+              <w:t>14</w:t>
             </w:r>
             <w:r>
               <w:rPr>
@@ -1756,9 +1872,14 @@
             <w:rPr>
               <w:rFonts w:eastAsiaTheme="minorEastAsia"/>
               <w:noProof/>
+              <w:kern w:val="2"/>
+              <w:sz w:val="24"/>
+              <w:szCs w:val="24"/>
+              <w:lang w:val="da-DK" w:eastAsia="da-DK"/>
+              <w14:ligatures w14:val="standardContextual"/>
             </w:rPr>
           </w:pPr>
-          <w:hyperlink w:anchor="_Toc146975057" w:history="1">
+          <w:hyperlink w:anchor="_Toc224371847" w:history="1">
             <w:r>
               <w:rPr>
                 <w:rStyle w:val="Hyperlink"/>
@@ -1785,7 +1906,7 @@
                 <w:noProof/>
                 <w:webHidden/>
               </w:rPr>
-              <w:instrText xml:space="preserve"> PAGEREF _Toc146975057 \h </w:instrText>
+              <w:instrText xml:space="preserve"> PAGEREF _Toc224371847 \h </w:instrText>
             </w:r>
             <w:r>
               <w:rPr>
@@ -1825,9 +1946,14 @@
             <w:rPr>
               <w:rFonts w:eastAsiaTheme="minorEastAsia"/>
               <w:noProof/>
+              <w:kern w:val="2"/>
+              <w:sz w:val="24"/>
+              <w:szCs w:val="24"/>
+              <w:lang w:val="da-DK" w:eastAsia="da-DK"/>
+              <w14:ligatures w14:val="standardContextual"/>
             </w:rPr>
           </w:pPr>
-          <w:hyperlink w:anchor="_Toc146975058" w:history="1">
+          <w:hyperlink w:anchor="_Toc224371848" w:history="1">
             <w:r>
               <w:rPr>
                 <w:rStyle w:val="Hyperlink"/>
@@ -1854,7 +1980,7 @@
                 <w:noProof/>
                 <w:webHidden/>
               </w:rPr>
-              <w:instrText xml:space="preserve"> PAGEREF _Toc146975058 \h </w:instrText>
+              <w:instrText xml:space="preserve"> PAGEREF _Toc224371848 \h </w:instrText>
             </w:r>
             <w:r>
               <w:rPr>
@@ -1874,7 +2000,7 @@
                 <w:noProof/>
                 <w:webHidden/>
               </w:rPr>
-              <w:t>16</w:t>
+              <w:t>15</w:t>
             </w:r>
             <w:r>
               <w:rPr>
@@ -1894,9 +2020,14 @@
             <w:rPr>
               <w:rFonts w:eastAsiaTheme="minorEastAsia"/>
               <w:noProof/>
+              <w:kern w:val="2"/>
+              <w:sz w:val="24"/>
+              <w:szCs w:val="24"/>
+              <w:lang w:val="da-DK" w:eastAsia="da-DK"/>
+              <w14:ligatures w14:val="standardContextual"/>
             </w:rPr>
           </w:pPr>
-          <w:hyperlink w:anchor="_Toc146975059" w:history="1">
+          <w:hyperlink w:anchor="_Toc224371849" w:history="1">
             <w:r>
               <w:rPr>
                 <w:rStyle w:val="Hyperlink"/>
@@ -1923,7 +2054,7 @@
                 <w:noProof/>
                 <w:webHidden/>
               </w:rPr>
-              <w:instrText xml:space="preserve"> PAGEREF _Toc146975059 \h </w:instrText>
+              <w:instrText xml:space="preserve"> PAGEREF _Toc224371849 \h </w:instrText>
             </w:r>
             <w:r>
               <w:rPr>
@@ -1944,6 +2075,80 @@
                 <w:webHidden/>
               </w:rPr>
               <w:t>16</w:t>
+            </w:r>
+            <w:r>
+              <w:rPr>
+                <w:noProof/>
+                <w:webHidden/>
+              </w:rPr>
+              <w:fldChar w:fldCharType="end"/>
+            </w:r>
+          </w:hyperlink>
+        </w:p>
+        <w:p>
+          <w:pPr>
+            <w:pStyle w:val="TOC2"/>
+            <w:tabs>
+              <w:tab w:val="right" w:leader="dot" w:pos="9350"/>
+            </w:tabs>
+            <w:rPr>
+              <w:rFonts w:eastAsiaTheme="minorEastAsia"/>
+              <w:noProof/>
+              <w:kern w:val="2"/>
+              <w:sz w:val="24"/>
+              <w:szCs w:val="24"/>
+              <w:lang w:val="da-DK" w:eastAsia="da-DK"/>
+              <w14:ligatures w14:val="standardContextual"/>
+            </w:rPr>
+          </w:pPr>
+          <w:hyperlink w:anchor="_Toc224371850" w:history="1">
+            <w:r>
+              <w:rPr>
+                <w:rStyle w:val="Hyperlink"/>
+                <w:noProof/>
+              </w:rPr>
+              <w:t>ASID</w:t>
+            </w:r>
+            <w:r>
+              <w:rPr>
+                <w:noProof/>
+                <w:webHidden/>
+              </w:rPr>
+              <w:tab/>
+            </w:r>
+            <w:r>
+              <w:rPr>
+                <w:noProof/>
+                <w:webHidden/>
+              </w:rPr>
+              <w:fldChar w:fldCharType="begin"/>
+            </w:r>
+            <w:r>
+              <w:rPr>
+                <w:noProof/>
+                <w:webHidden/>
+              </w:rPr>
+              <w:instrText xml:space="preserve"> PAGEREF _Toc224371850 \h </w:instrText>
+            </w:r>
+            <w:r>
+              <w:rPr>
+                <w:noProof/>
+                <w:webHidden/>
+              </w:rPr>
+            </w:r>
+            <w:r>
+              <w:rPr>
+                <w:noProof/>
+                <w:webHidden/>
+              </w:rPr>
+              <w:fldChar w:fldCharType="separate"/>
+            </w:r>
+            <w:r>
+              <w:rPr>
+                <w:noProof/>
+                <w:webHidden/>
+              </w:rPr>
+              <w:t>17</w:t>
             </w:r>
             <w:r>
               <w:rPr>
@@ -1963,9 +2168,14 @@
             <w:rPr>
               <w:rFonts w:eastAsiaTheme="minorEastAsia"/>
               <w:noProof/>
+              <w:kern w:val="2"/>
+              <w:sz w:val="24"/>
+              <w:szCs w:val="24"/>
+              <w:lang w:val="da-DK" w:eastAsia="da-DK"/>
+              <w14:ligatures w14:val="standardContextual"/>
             </w:rPr>
           </w:pPr>
-          <w:hyperlink w:anchor="_Toc146975060" w:history="1">
+          <w:hyperlink w:anchor="_Toc224371851" w:history="1">
             <w:r>
               <w:rPr>
                 <w:rStyle w:val="Hyperlink"/>
@@ -1992,7 +2202,7 @@
                 <w:noProof/>
                 <w:webHidden/>
               </w:rPr>
-              <w:instrText xml:space="preserve"> PAGEREF _Toc146975060 \h </w:instrText>
+              <w:instrText xml:space="preserve"> PAGEREF _Toc224371851 \h </w:instrText>
             </w:r>
             <w:r>
               <w:rPr>
@@ -2032,15 +2242,20 @@
             <w:rPr>
               <w:rFonts w:eastAsiaTheme="minorEastAsia"/>
               <w:noProof/>
+              <w:kern w:val="2"/>
+              <w:sz w:val="24"/>
+              <w:szCs w:val="24"/>
+              <w:lang w:val="da-DK" w:eastAsia="da-DK"/>
+              <w14:ligatures w14:val="standardContextual"/>
             </w:rPr>
           </w:pPr>
-          <w:hyperlink w:anchor="_Toc146975061" w:history="1">
+          <w:hyperlink w:anchor="_Toc224371852" w:history="1">
             <w:r>
               <w:rPr>
                 <w:rStyle w:val="Hyperlink"/>
                 <w:noProof/>
               </w:rPr>
-              <w:t>Files</w:t>
+              <w:t>Startup</w:t>
             </w:r>
             <w:r>
               <w:rPr>
@@ -2061,7 +2276,7 @@
                 <w:noProof/>
                 <w:webHidden/>
               </w:rPr>
-              <w:instrText xml:space="preserve"> PAGEREF _Toc146975061 \h </w:instrText>
+              <w:instrText xml:space="preserve"> PAGEREF _Toc224371852 \h </w:instrText>
             </w:r>
             <w:r>
               <w:rPr>
@@ -2101,15 +2316,20 @@
             <w:rPr>
               <w:rFonts w:eastAsiaTheme="minorEastAsia"/>
               <w:noProof/>
+              <w:kern w:val="2"/>
+              <w:sz w:val="24"/>
+              <w:szCs w:val="24"/>
+              <w:lang w:val="da-DK" w:eastAsia="da-DK"/>
+              <w14:ligatures w14:val="standardContextual"/>
             </w:rPr>
           </w:pPr>
-          <w:hyperlink w:anchor="_Toc146975062" w:history="1">
+          <w:hyperlink w:anchor="_Toc224371853" w:history="1">
             <w:r>
               <w:rPr>
                 <w:rStyle w:val="Hyperlink"/>
                 <w:noProof/>
               </w:rPr>
-              <w:t>Playing</w:t>
+              <w:t>Files</w:t>
             </w:r>
             <w:r>
               <w:rPr>
@@ -2130,7 +2350,7 @@
                 <w:noProof/>
                 <w:webHidden/>
               </w:rPr>
-              <w:instrText xml:space="preserve"> PAGEREF _Toc146975062 \h </w:instrText>
+              <w:instrText xml:space="preserve"> PAGEREF _Toc224371853 \h </w:instrText>
             </w:r>
             <w:r>
               <w:rPr>
@@ -2170,15 +2390,20 @@
             <w:rPr>
               <w:rFonts w:eastAsiaTheme="minorEastAsia"/>
               <w:noProof/>
+              <w:kern w:val="2"/>
+              <w:sz w:val="24"/>
+              <w:szCs w:val="24"/>
+              <w:lang w:val="da-DK" w:eastAsia="da-DK"/>
+              <w14:ligatures w14:val="standardContextual"/>
             </w:rPr>
           </w:pPr>
-          <w:hyperlink w:anchor="_Toc146975063" w:history="1">
+          <w:hyperlink w:anchor="_Toc224371854" w:history="1">
             <w:r>
               <w:rPr>
                 <w:rStyle w:val="Hyperlink"/>
                 <w:noProof/>
               </w:rPr>
-              <w:t>Tracks</w:t>
+              <w:t>Playing</w:t>
             </w:r>
             <w:r>
               <w:rPr>
@@ -2199,7 +2424,7 @@
                 <w:noProof/>
                 <w:webHidden/>
               </w:rPr>
-              <w:instrText xml:space="preserve"> PAGEREF _Toc146975063 \h </w:instrText>
+              <w:instrText xml:space="preserve"> PAGEREF _Toc224371854 \h </w:instrText>
             </w:r>
             <w:r>
               <w:rPr>
@@ -2239,15 +2464,20 @@
             <w:rPr>
               <w:rFonts w:eastAsiaTheme="minorEastAsia"/>
               <w:noProof/>
+              <w:kern w:val="2"/>
+              <w:sz w:val="24"/>
+              <w:szCs w:val="24"/>
+              <w:lang w:val="da-DK" w:eastAsia="da-DK"/>
+              <w14:ligatures w14:val="standardContextual"/>
             </w:rPr>
           </w:pPr>
-          <w:hyperlink w:anchor="_Toc146975064" w:history="1">
+          <w:hyperlink w:anchor="_Toc224371855" w:history="1">
             <w:r>
               <w:rPr>
                 <w:rStyle w:val="Hyperlink"/>
                 <w:noProof/>
               </w:rPr>
-              <w:t>Order list</w:t>
+              <w:t>Tracks</w:t>
             </w:r>
             <w:r>
               <w:rPr>
@@ -2268,7 +2498,7 @@
                 <w:noProof/>
                 <w:webHidden/>
               </w:rPr>
-              <w:instrText xml:space="preserve"> PAGEREF _Toc146975064 \h </w:instrText>
+              <w:instrText xml:space="preserve"> PAGEREF _Toc224371855 \h </w:instrText>
             </w:r>
             <w:r>
               <w:rPr>
@@ -2308,15 +2538,20 @@
             <w:rPr>
               <w:rFonts w:eastAsiaTheme="minorEastAsia"/>
               <w:noProof/>
+              <w:kern w:val="2"/>
+              <w:sz w:val="24"/>
+              <w:szCs w:val="24"/>
+              <w:lang w:val="da-DK" w:eastAsia="da-DK"/>
+              <w14:ligatures w14:val="standardContextual"/>
             </w:rPr>
           </w:pPr>
-          <w:hyperlink w:anchor="_Toc146975065" w:history="1">
+          <w:hyperlink w:anchor="_Toc224371856" w:history="1">
             <w:r>
               <w:rPr>
                 <w:rStyle w:val="Hyperlink"/>
                 <w:noProof/>
               </w:rPr>
-              <w:t>Sequences</w:t>
+              <w:t>Order list</w:t>
             </w:r>
             <w:r>
               <w:rPr>
@@ -2337,7 +2572,7 @@
                 <w:noProof/>
                 <w:webHidden/>
               </w:rPr>
-              <w:instrText xml:space="preserve"> PAGEREF _Toc146975065 \h </w:instrText>
+              <w:instrText xml:space="preserve"> PAGEREF _Toc224371856 \h </w:instrText>
             </w:r>
             <w:r>
               <w:rPr>
@@ -2377,15 +2612,20 @@
             <w:rPr>
               <w:rFonts w:eastAsiaTheme="minorEastAsia"/>
               <w:noProof/>
+              <w:kern w:val="2"/>
+              <w:sz w:val="24"/>
+              <w:szCs w:val="24"/>
+              <w:lang w:val="da-DK" w:eastAsia="da-DK"/>
+              <w14:ligatures w14:val="standardContextual"/>
             </w:rPr>
           </w:pPr>
-          <w:hyperlink w:anchor="_Toc146975066" w:history="1">
+          <w:hyperlink w:anchor="_Toc224371857" w:history="1">
             <w:r>
               <w:rPr>
                 <w:rStyle w:val="Hyperlink"/>
                 <w:noProof/>
               </w:rPr>
-              <w:t>Tables</w:t>
+              <w:t>Sequences</w:t>
             </w:r>
             <w:r>
               <w:rPr>
@@ -2406,7 +2646,7 @@
                 <w:noProof/>
                 <w:webHidden/>
               </w:rPr>
-              <w:instrText xml:space="preserve"> PAGEREF _Toc146975066 \h </w:instrText>
+              <w:instrText xml:space="preserve"> PAGEREF _Toc224371857 \h </w:instrText>
             </w:r>
             <w:r>
               <w:rPr>
@@ -2446,15 +2686,20 @@
             <w:rPr>
               <w:rFonts w:eastAsiaTheme="minorEastAsia"/>
               <w:noProof/>
+              <w:kern w:val="2"/>
+              <w:sz w:val="24"/>
+              <w:szCs w:val="24"/>
+              <w:lang w:val="da-DK" w:eastAsia="da-DK"/>
+              <w14:ligatures w14:val="standardContextual"/>
             </w:rPr>
           </w:pPr>
-          <w:hyperlink w:anchor="_Toc146975067" w:history="1">
+          <w:hyperlink w:anchor="_Toc224371858" w:history="1">
             <w:r>
               <w:rPr>
                 <w:rStyle w:val="Hyperlink"/>
                 <w:noProof/>
               </w:rPr>
-              <w:t>Options</w:t>
+              <w:t>Tables</w:t>
             </w:r>
             <w:r>
               <w:rPr>
@@ -2475,7 +2720,7 @@
                 <w:noProof/>
                 <w:webHidden/>
               </w:rPr>
-              <w:instrText xml:space="preserve"> PAGEREF _Toc146975067 \h </w:instrText>
+              <w:instrText xml:space="preserve"> PAGEREF _Toc224371858 \h </w:instrText>
             </w:r>
             <w:r>
               <w:rPr>
@@ -2515,15 +2760,20 @@
             <w:rPr>
               <w:rFonts w:eastAsiaTheme="minorEastAsia"/>
               <w:noProof/>
+              <w:kern w:val="2"/>
+              <w:sz w:val="24"/>
+              <w:szCs w:val="24"/>
+              <w:lang w:val="da-DK" w:eastAsia="da-DK"/>
+              <w14:ligatures w14:val="standardContextual"/>
             </w:rPr>
           </w:pPr>
-          <w:hyperlink w:anchor="_Toc146975068" w:history="1">
+          <w:hyperlink w:anchor="_Toc224371859" w:history="1">
             <w:r>
               <w:rPr>
                 <w:rStyle w:val="Hyperlink"/>
                 <w:noProof/>
               </w:rPr>
-              <w:t>Song list</w:t>
+              <w:t>Options</w:t>
             </w:r>
             <w:r>
               <w:rPr>
@@ -2544,7 +2794,7 @@
                 <w:noProof/>
                 <w:webHidden/>
               </w:rPr>
-              <w:instrText xml:space="preserve"> PAGEREF _Toc146975068 \h </w:instrText>
+              <w:instrText xml:space="preserve"> PAGEREF _Toc224371859 \h </w:instrText>
             </w:r>
             <w:r>
               <w:rPr>
@@ -2584,14 +2834,93 @@
             <w:rPr>
               <w:rFonts w:eastAsiaTheme="minorEastAsia"/>
               <w:noProof/>
+              <w:kern w:val="2"/>
+              <w:sz w:val="24"/>
+              <w:szCs w:val="24"/>
+              <w:lang w:val="da-DK" w:eastAsia="da-DK"/>
+              <w14:ligatures w14:val="standardContextual"/>
             </w:rPr>
           </w:pPr>
-          <w:hyperlink w:anchor="_Toc146975069" w:history="1">
+          <w:hyperlink w:anchor="_Toc224371860" w:history="1">
             <w:r>
               <w:rPr>
                 <w:rStyle w:val="Hyperlink"/>
                 <w:noProof/>
               </w:rPr>
+              <w:t>Song list</w:t>
+            </w:r>
+            <w:r>
+              <w:rPr>
+                <w:noProof/>
+                <w:webHidden/>
+              </w:rPr>
+              <w:tab/>
+            </w:r>
+            <w:r>
+              <w:rPr>
+                <w:noProof/>
+                <w:webHidden/>
+              </w:rPr>
+              <w:fldChar w:fldCharType="begin"/>
+            </w:r>
+            <w:r>
+              <w:rPr>
+                <w:noProof/>
+                <w:webHidden/>
+              </w:rPr>
+              <w:instrText xml:space="preserve"> PAGEREF _Toc224371860 \h </w:instrText>
+            </w:r>
+            <w:r>
+              <w:rPr>
+                <w:noProof/>
+                <w:webHidden/>
+              </w:rPr>
+            </w:r>
+            <w:r>
+              <w:rPr>
+                <w:noProof/>
+                <w:webHidden/>
+              </w:rPr>
+              <w:fldChar w:fldCharType="separate"/>
+            </w:r>
+            <w:r>
+              <w:rPr>
+                <w:noProof/>
+                <w:webHidden/>
+              </w:rPr>
+              <w:t>21</w:t>
+            </w:r>
+            <w:r>
+              <w:rPr>
+                <w:noProof/>
+                <w:webHidden/>
+              </w:rPr>
+              <w:fldChar w:fldCharType="end"/>
+            </w:r>
+          </w:hyperlink>
+        </w:p>
+        <w:p>
+          <w:pPr>
+            <w:pStyle w:val="TOC2"/>
+            <w:tabs>
+              <w:tab w:val="right" w:leader="dot" w:pos="9350"/>
+            </w:tabs>
+            <w:rPr>
+              <w:rFonts w:eastAsiaTheme="minorEastAsia"/>
+              <w:noProof/>
+              <w:kern w:val="2"/>
+              <w:sz w:val="24"/>
+              <w:szCs w:val="24"/>
+              <w:lang w:val="da-DK" w:eastAsia="da-DK"/>
+              <w14:ligatures w14:val="standardContextual"/>
+            </w:rPr>
+          </w:pPr>
+          <w:hyperlink w:anchor="_Toc224371861" w:history="1">
+            <w:r>
+              <w:rPr>
+                <w:rStyle w:val="Hyperlink"/>
+                <w:noProof/>
+              </w:rPr>
               <w:t>Bookmarks</w:t>
             </w:r>
             <w:r>
@@ -2613,7 +2942,7 @@
                 <w:noProof/>
                 <w:webHidden/>
               </w:rPr>
-              <w:instrText xml:space="preserve"> PAGEREF _Toc146975069 \h </w:instrText>
+              <w:instrText xml:space="preserve"> PAGEREF _Toc224371861 \h </w:instrText>
             </w:r>
             <w:r>
               <w:rPr>
@@ -2669,7 +2998,7 @@
       <w:pPr>
         <w:pStyle w:val="Heading1"/>
       </w:pPr>
-      <w:bookmarkStart w:id="1" w:name="_Toc146975036"/>
+      <w:bookmarkStart w:id="1" w:name="_Toc224371826"/>
       <w:r>
         <w:lastRenderedPageBreak/>
         <w:t>Introduction</w:t>
@@ -2686,12 +3015,7 @@
         </w:r>
       </w:hyperlink>
       <w:r>
-        <w:t xml:space="preserve"> is a cross-platform music editor for editing SID music that can be played on a Commodore 64. The project was started by Thomas Egeskov Petersen (also known as Laxity) with the ambition of combining the emulation of MOS6510 code and SID sou</w:t>
-      </w:r>
-      <w:bookmarkStart w:id="2" w:name="_GoBack"/>
-      <w:bookmarkEnd w:id="2"/>
-      <w:r>
-        <w:t>nd with an editing environment that will provide close to full consistency between the work in progress and the final product.</w:t>
+        <w:t xml:space="preserve"> is a cross-platform music editor for editing SID music that can be played on a Commodore 64. The project was started by Thomas Egeskov Petersen (also known as Laxity) with the ambition of combining the emulation of MOS6510 code and SID sound with an editing environment that will provide close to full consistency between the work in progress and the final product.</w:t>
       </w:r>
     </w:p>
     <w:p>
@@ -2716,29 +3040,6 @@
       </w:r>
     </w:p>
     <w:p>
-      <w:pPr>
-        <w:pStyle w:val="IntenseQuote"/>
-      </w:pPr>
-      <w:r>
-        <w:t xml:space="preserve">Please note that the editor is in </w:t>
-      </w:r>
-      <w:r>
-        <w:rPr>
-          <w:b/>
-        </w:rPr>
-        <w:t>BETA</w:t>
-      </w:r>
-      <w:r>
-        <w:t xml:space="preserve"> and may still be missing </w:t>
-      </w:r>
-      <w:r>
-        <w:t>some</w:t>
-      </w:r>
-      <w:r>
-        <w:t xml:space="preserve"> features.</w:t>
-      </w:r>
-    </w:p>
-    <w:p>
       <w:r>
         <w:t xml:space="preserve">As a cross-platform editor, SID Factory II joins the fierce competition of other cross-platform editors such as </w:t>
       </w:r>
@@ -2780,11 +3081,11 @@
       <w:pPr>
         <w:pStyle w:val="Heading2"/>
       </w:pPr>
-      <w:bookmarkStart w:id="3" w:name="_Toc146975037"/>
+      <w:bookmarkStart w:id="2" w:name="_Toc224371827"/>
       <w:r>
         <w:t>Noteworthy features</w:t>
       </w:r>
-      <w:bookmarkEnd w:id="3"/>
+      <w:bookmarkEnd w:id="2"/>
     </w:p>
     <w:p>
       <w:r>
@@ -2812,7 +3113,15 @@
         </w:numPr>
       </w:pPr>
       <w:r>
-        <w:t>Because the sequences are packed in real time, they can be extremely long. The cap is currently 1024 rows, as long as the data in it can be packed below 256 bytes.</w:t>
+        <w:t xml:space="preserve">Because the sequences are packed in real time, they can be extremely long. The cap is currently 1024 rows, </w:t>
+      </w:r>
+      <w:proofErr w:type="gramStart"/>
+      <w:r>
+        <w:t>as long as</w:t>
+      </w:r>
+      <w:proofErr w:type="gramEnd"/>
+      <w:r>
+        <w:t xml:space="preserve"> the data in it can be packed below 256 bytes.</w:t>
       </w:r>
     </w:p>
     <w:p>
@@ -2824,7 +3133,13 @@
         </w:numPr>
       </w:pPr>
       <w:r>
-        <w:t xml:space="preserve">The song list in the left side gives a strong overview of the sequences, with spaced distances to align everything correctly. </w:t>
+        <w:t xml:space="preserve">The song list </w:t>
+      </w:r>
+      <w:r>
+        <w:t>on</w:t>
+      </w:r>
+      <w:r>
+        <w:t xml:space="preserve"> the left side gives a strong overview of the sequences, with spaced distances to align everything correctly. </w:t>
       </w:r>
       <w:r>
         <w:t>You can also edit d</w:t>
@@ -2921,95 +3236,182 @@
       </w:r>
     </w:p>
     <w:p>
+      <w:pPr>
+        <w:pStyle w:val="ListParagraph"/>
+        <w:numPr>
+          <w:ilvl w:val="0"/>
+          <w:numId w:val="2"/>
+        </w:numPr>
+      </w:pPr>
+      <w:r>
+        <w:t>You can use hardware that supports the ASID protocol</w:t>
+      </w:r>
+      <w:r>
+        <w:t xml:space="preserve"> </w:t>
+      </w:r>
+      <w:r>
+        <w:t>(</w:t>
+      </w:r>
+      <w:r>
+        <w:t xml:space="preserve">e.g. </w:t>
+      </w:r>
+      <w:r>
+        <w:t>TherapSID or USBSID-Pico</w:t>
+      </w:r>
+      <w:r>
+        <w:t>)</w:t>
+      </w:r>
+      <w:r>
+        <w:t xml:space="preserve">. Press </w:t>
+      </w:r>
+      <w:r>
+        <w:rPr>
+          <w:b/>
+          <w:color w:val="003399"/>
+        </w:rPr>
+        <w:t>F1</w:t>
+      </w:r>
+      <w:r>
+        <w:t xml:space="preserve"> in the startup screen to select </w:t>
+      </w:r>
+      <w:r>
+        <w:t xml:space="preserve">the </w:t>
+      </w:r>
+      <w:r>
+        <w:t xml:space="preserve">MIDI device </w:t>
+      </w:r>
+      <w:r>
+        <w:t xml:space="preserve">you wish to </w:t>
+      </w:r>
+      <w:r>
+        <w:t>us</w:t>
+      </w:r>
+      <w:r>
+        <w:t>e.</w:t>
+      </w:r>
+    </w:p>
+    <w:p>
+      <w:r>
+        <w:t>Of course, the editor and its drivers also have all the modern features you would expect these days, such as table index hotkeys, muting channels, both instruments and commands at the same time, adjustable hard restart, pulse and filter programs, inserting the next unused sequence, and a whole lot more.</w:t>
+      </w:r>
+    </w:p>
+    <w:p>
+      <w:pPr>
+        <w:pStyle w:val="Heading1"/>
+      </w:pPr>
+      <w:bookmarkStart w:id="3" w:name="_Toc224371828"/>
       <w:r>
         <w:lastRenderedPageBreak/>
-        <w:t>Of course, the editor and its drivers also have all the modern features you would expect these days, such as table index hotkeys, muting channels, both instruments and commands at the same time, adjustable hard restart, pulse and filter programs, inserting the next unused sequence, and a whole lot more.</w:t>
-      </w:r>
-    </w:p>
-    <w:p>
-      <w:pPr>
-        <w:pStyle w:val="Heading1"/>
-      </w:pPr>
-      <w:bookmarkStart w:id="4" w:name="_Toc146975038"/>
-      <w:r>
         <w:t>The Basics</w:t>
       </w:r>
+      <w:bookmarkEnd w:id="3"/>
+    </w:p>
+    <w:p>
+      <w:r>
+        <w:t xml:space="preserve">Let us take you on a brief tour through the editor and show the areas. To make this easier, start out by loading a tune. Hit </w:t>
+      </w:r>
+      <w:r>
+        <w:rPr>
+          <w:b/>
+          <w:color w:val="003399"/>
+        </w:rPr>
+        <w:t>F10</w:t>
+      </w:r>
+      <w:r>
+        <w:t>, enter the music folder, and open an SF2 file. (This is the file extension SID Factory II uses for its source tunes.)</w:t>
+      </w:r>
+    </w:p>
+    <w:p>
+      <w:pPr>
+        <w:pStyle w:val="IntenseQuote"/>
+      </w:pPr>
+      <w:r>
+        <w:rPr>
+          <w:b/>
+        </w:rPr>
+        <w:t>TIP:</w:t>
+      </w:r>
+      <w:r>
+        <w:t xml:space="preserve"> When a confirmation dialog box pops up, you can also hit </w:t>
+      </w:r>
+      <w:r>
+        <w:rPr>
+          <w:b/>
+        </w:rPr>
+        <w:t>y</w:t>
+      </w:r>
+      <w:r>
+        <w:t xml:space="preserve"> or </w:t>
+      </w:r>
+      <w:r>
+        <w:rPr>
+          <w:b/>
+        </w:rPr>
+        <w:t>n</w:t>
+      </w:r>
+      <w:r>
+        <w:t xml:space="preserve"> to select.</w:t>
+      </w:r>
+    </w:p>
+    <w:p>
+      <w:r>
+        <w:t xml:space="preserve">SF2 files are </w:t>
+      </w:r>
+      <w:proofErr w:type="gramStart"/>
+      <w:r>
+        <w:t>actually PRG</w:t>
+      </w:r>
+      <w:proofErr w:type="gramEnd"/>
+      <w:r>
+        <w:t xml:space="preserve"> files in disguise. You can open e.g. the VICE emulator and drag-and-drop an SF2 file there. It even has a small </w:t>
+      </w:r>
+      <w:proofErr w:type="gramStart"/>
+      <w:r>
+        <w:t>interrupt</w:t>
+      </w:r>
+      <w:proofErr w:type="gramEnd"/>
+      <w:r>
+        <w:t xml:space="preserve"> </w:t>
+      </w:r>
+      <w:proofErr w:type="gramStart"/>
+      <w:r>
+        <w:t>driver</w:t>
+      </w:r>
+      <w:proofErr w:type="gramEnd"/>
+      <w:r>
+        <w:t xml:space="preserve">. Just type </w:t>
+      </w:r>
+      <w:r>
+        <w:rPr>
+          <w:rFonts w:ascii="Courier New" w:hAnsi="Courier New" w:cs="Courier New"/>
+        </w:rPr>
+        <w:t>SYS4093</w:t>
+      </w:r>
+      <w:r>
+        <w:t xml:space="preserve"> and your source tune should play, showing the rastertime it uses.</w:t>
+      </w:r>
+    </w:p>
+    <w:p>
+      <w:pPr>
+        <w:pStyle w:val="Heading2"/>
+      </w:pPr>
+      <w:bookmarkStart w:id="4" w:name="_Toc224371829"/>
+      <w:r>
+        <w:t>Editor</w:t>
+      </w:r>
       <w:bookmarkEnd w:id="4"/>
     </w:p>
     <w:p>
       <w:r>
-        <w:t xml:space="preserve">Let us take you on a brief tour through the editor and show the areas. To make this easier, start out by loading a tune. Hit </w:t>
-      </w:r>
-      <w:r>
-        <w:rPr>
-          <w:b/>
-          <w:color w:val="003399"/>
-        </w:rPr>
-        <w:t>F10</w:t>
-      </w:r>
-      <w:r>
-        <w:t>, enter the music folder, and open an SF2 file. (This is the file extension SID Factory II uses for its source tunes.)</w:t>
-      </w:r>
-    </w:p>
-    <w:p>
-      <w:pPr>
-        <w:pStyle w:val="IntenseQuote"/>
-      </w:pPr>
-      <w:r>
-        <w:rPr>
-          <w:b/>
-        </w:rPr>
-        <w:t>TIP:</w:t>
-      </w:r>
-      <w:r>
-        <w:t xml:space="preserve"> When a confirmation dialog box pops up, you can also hit </w:t>
-      </w:r>
-      <w:r>
-        <w:rPr>
-          <w:b/>
-        </w:rPr>
-        <w:t>y</w:t>
-      </w:r>
-      <w:r>
-        <w:t xml:space="preserve"> or </w:t>
-      </w:r>
-      <w:r>
-        <w:rPr>
-          <w:b/>
-        </w:rPr>
-        <w:t>n</w:t>
-      </w:r>
-      <w:r>
-        <w:t xml:space="preserve"> to select.</w:t>
-      </w:r>
-    </w:p>
-    <w:p>
-      <w:r>
-        <w:t xml:space="preserve">SF2 files are actually PRG files in disguise. You can open e.g. the VICE emulator and drag-and-drop an SF2 file there. It even has a small interrupt driver. Just type </w:t>
-      </w:r>
-      <w:r>
-        <w:rPr>
-          <w:rFonts w:ascii="Courier New" w:hAnsi="Courier New" w:cs="Courier New"/>
-        </w:rPr>
-        <w:t>SYS4093</w:t>
-      </w:r>
-      <w:r>
-        <w:t xml:space="preserve"> and your source tune should play, showing the rastertime it uses.</w:t>
-      </w:r>
-    </w:p>
-    <w:p>
-      <w:pPr>
-        <w:pStyle w:val="Heading2"/>
-      </w:pPr>
-      <w:bookmarkStart w:id="5" w:name="_Toc146975039"/>
-      <w:r>
-        <w:t>Editor</w:t>
-      </w:r>
-      <w:bookmarkEnd w:id="5"/>
-    </w:p>
-    <w:p>
-      <w:r>
-        <w:t>You should now have returned to the editor with data all over the place. SID veterans may immediately recognize the order list and sequence tracks in the middle as well as the tables in the right side.</w:t>
+        <w:t xml:space="preserve">You should now have returned to the editor with data all over the place. SID veterans may immediately recognize the order list and sequence tracks in the middle as well as the tables </w:t>
+      </w:r>
+      <w:proofErr w:type="gramStart"/>
+      <w:r>
+        <w:t>in</w:t>
+      </w:r>
+      <w:proofErr w:type="gramEnd"/>
+      <w:r>
+        <w:t xml:space="preserve"> the right side.</w:t>
       </w:r>
     </w:p>
     <w:p>
@@ -3018,7 +3420,7 @@
           <w:noProof/>
         </w:rPr>
         <w:drawing>
-          <wp:inline distT="0" distB="0" distL="0" distR="0">
+          <wp:inline distT="0" distB="0" distL="0" distR="0" wp14:anchorId="536CF4FD" wp14:editId="6653450B">
             <wp:extent cx="5943600" cy="3823335"/>
             <wp:effectExtent l="0" t="0" r="0" b="5715"/>
             <wp:docPr id="15" name="Picture 15"/>
@@ -3063,13 +3465,25 @@
     <w:p/>
     <w:p>
       <w:r>
-        <w:t>In the left side, the song list provides an overview of the entire song. It show the sequence</w:t>
+        <w:t xml:space="preserve">In the left side, the song list provides an overview of the entire song. It </w:t>
+      </w:r>
+      <w:r>
+        <w:t>shows</w:t>
+      </w:r>
+      <w:r>
+        <w:t xml:space="preserve"> the sequence</w:t>
       </w:r>
       <w:r>
         <w:t>s</w:t>
       </w:r>
       <w:r>
-        <w:t xml:space="preserve"> numbers and you </w:t>
+        <w:t xml:space="preserve"> </w:t>
+      </w:r>
+      <w:r>
+        <w:t>numbers,</w:t>
+      </w:r>
+      <w:r>
+        <w:t xml:space="preserve"> and you </w:t>
       </w:r>
       <w:r>
         <w:t xml:space="preserve">can even copy and paste </w:t>
@@ -3092,12 +3506,25 @@
     </w:p>
     <w:p>
       <w:r>
-        <w:t>Just below it, the bookmarks makes it possible to add a marker that you can later go back to or even play from. You can have up to eight different bookmarks in a song.</w:t>
-      </w:r>
-    </w:p>
-    <w:p>
-      <w:r>
-        <w:t>Each of the three channels have an order list with transposition and sequence number, and the latter is then displayed as the sequence next to it. The sequence edits instruments, commands and notes.</w:t>
+        <w:lastRenderedPageBreak/>
+        <w:t xml:space="preserve">Just below it, the bookmarks </w:t>
+      </w:r>
+      <w:r>
+        <w:t>make</w:t>
+      </w:r>
+      <w:r>
+        <w:t xml:space="preserve"> it possible to add a marker that you can later go back to or even play from. You can have up to eight different bookmarks in a song.</w:t>
+      </w:r>
+    </w:p>
+    <w:p>
+      <w:r>
+        <w:t xml:space="preserve">Each of the three channels </w:t>
+      </w:r>
+      <w:r>
+        <w:t>has</w:t>
+      </w:r>
+      <w:r>
+        <w:t xml:space="preserve"> an order list with transposition and sequence number, and the latter is then displayed as the sequence next to it. The sequence edits instruments, commands and notes.</w:t>
       </w:r>
     </w:p>
     <w:p>
@@ -3112,18 +3539,26 @@
         <w:t>F12</w:t>
       </w:r>
       <w:r>
-        <w:t xml:space="preserve"> key now, the window expands with a hotkey overlay that also explains these tables.</w:t>
+        <w:t xml:space="preserve"> key now, the window expands with a </w:t>
+      </w:r>
+      <w:proofErr w:type="gramStart"/>
+      <w:r>
+        <w:t>hotkey</w:t>
+      </w:r>
+      <w:proofErr w:type="gramEnd"/>
+      <w:r>
+        <w:t xml:space="preserve"> overlay that also explains these tables.</w:t>
       </w:r>
     </w:p>
     <w:p>
       <w:pPr>
         <w:pStyle w:val="Heading2"/>
       </w:pPr>
-      <w:bookmarkStart w:id="6" w:name="_Toc146975040"/>
+      <w:bookmarkStart w:id="5" w:name="_Toc224371830"/>
       <w:r>
         <w:t>Options</w:t>
       </w:r>
-      <w:bookmarkEnd w:id="6"/>
+      <w:bookmarkEnd w:id="5"/>
     </w:p>
     <w:p>
       <w:r>
@@ -3136,7 +3571,7 @@
           <w:noProof/>
         </w:rPr>
         <w:drawing>
-          <wp:inline distT="0" distB="0" distL="0" distR="0">
+          <wp:inline distT="0" distB="0" distL="0" distR="0" wp14:anchorId="01A68927" wp14:editId="6CE8404F">
             <wp:extent cx="5943600" cy="580390"/>
             <wp:effectExtent l="0" t="0" r="0" b="0"/>
             <wp:docPr id="2" name="Picture 5"/>
@@ -3225,15 +3660,21 @@
       <w:pPr>
         <w:pStyle w:val="Heading2"/>
       </w:pPr>
-      <w:bookmarkStart w:id="7" w:name="_Toc146975041"/>
+      <w:bookmarkStart w:id="6" w:name="_Toc224371831"/>
       <w:r>
         <w:t>Tracks</w:t>
       </w:r>
-      <w:bookmarkEnd w:id="7"/>
-    </w:p>
-    <w:p>
-      <w:r>
-        <w:t xml:space="preserve">The core of the editor is the three blue tracks for the SID voices. Click any one and you can use the </w:t>
+      <w:bookmarkEnd w:id="6"/>
+    </w:p>
+    <w:p>
+      <w:r>
+        <w:t xml:space="preserve">The core of the editor is the three blue tracks for the SID voices. </w:t>
+      </w:r>
+      <w:r>
+        <w:t>Click on</w:t>
+      </w:r>
+      <w:r>
+        <w:t xml:space="preserve"> any one and you can use the </w:t>
       </w:r>
       <w:r>
         <w:rPr>
@@ -3261,7 +3702,15 @@
         <w:t>XX</w:t>
       </w:r>
       <w:r>
-        <w:t xml:space="preserve"> is transpose and </w:t>
+        <w:t xml:space="preserve"> is </w:t>
+      </w:r>
+      <w:proofErr w:type="gramStart"/>
+      <w:r>
+        <w:t>transpose</w:t>
+      </w:r>
+      <w:proofErr w:type="gramEnd"/>
+      <w:r>
+        <w:t xml:space="preserve"> and </w:t>
       </w:r>
       <w:r>
         <w:rPr>
@@ -3314,9 +3763,8 @@
         <w:rPr>
           <w:noProof/>
         </w:rPr>
-        <w:lastRenderedPageBreak/>
         <w:drawing>
-          <wp:inline distT="0" distB="0" distL="0" distR="0">
+          <wp:inline distT="0" distB="0" distL="0" distR="0" wp14:anchorId="24F7F7CF" wp14:editId="57EA8ECC">
             <wp:extent cx="5664835" cy="1530350"/>
             <wp:effectExtent l="0" t="0" r="0" b="0"/>
             <wp:docPr id="3" name="Picture 9"/>
@@ -3356,7 +3804,17 @@
     </w:p>
     <w:p>
       <w:r>
-        <w:t>SID Factory II uses the same contiguous sequence stacking system as JCH’s original native C64 editor did. CheeseCutter also uses this. It means that all the sequences in each voice can be in various lengths independently from the neighbor tracks. The sequences are simply stacked on top of each other, like a game of perfect Tetris.</w:t>
+        <w:t xml:space="preserve">SID Factory II uses the same contiguous sequence stacking system as JCH’s original native C64 editor did. CheeseCutter also uses this. It means that all the sequences in each voice can be </w:t>
+      </w:r>
+      <w:r>
+        <w:t>at</w:t>
+      </w:r>
+      <w:r>
+        <w:t xml:space="preserve"> various lengths </w:t>
+      </w:r>
+      <w:r>
+        <w:lastRenderedPageBreak/>
+        <w:t>independently from the neighbor tracks. The sequences are simply stacked on top of each other, like a game of perfect Tetris.</w:t>
       </w:r>
     </w:p>
     <w:p>
@@ -3366,7 +3824,15 @@
     </w:p>
     <w:p>
       <w:r>
-        <w:t xml:space="preserve">The first column to the left is the instrument number, and the second is the command. You can also toggle tie note on or off with </w:t>
+        <w:t xml:space="preserve">The first column to the left is the instrument number, and the second is the command. You can also toggle tie </w:t>
+      </w:r>
+      <w:proofErr w:type="gramStart"/>
+      <w:r>
+        <w:t>note</w:t>
+      </w:r>
+      <w:proofErr w:type="gramEnd"/>
+      <w:r>
+        <w:t xml:space="preserve"> on or off with </w:t>
       </w:r>
       <w:r>
         <w:rPr>
@@ -3394,7 +3860,7 @@
           <w:noProof/>
         </w:rPr>
         <w:drawing>
-          <wp:inline distT="0" distB="0" distL="0" distR="0">
+          <wp:inline distT="0" distB="0" distL="0" distR="0" wp14:anchorId="5C7516B4" wp14:editId="12F4D521">
             <wp:extent cx="5398135" cy="1530350"/>
             <wp:effectExtent l="0" t="0" r="0" b="0"/>
             <wp:docPr id="4" name="Picture 16"/>
@@ -3437,7 +3903,15 @@
         <w:spacing w:after="360"/>
       </w:pPr>
       <w:r>
-        <w:t>Notes are entered in the right-most column by hitting one of the many standard letter and number keys on the keyboard. They match the keys on a piano like this:</w:t>
+        <w:t xml:space="preserve">Notes are entered in the right-most column by hitting one of the many standard </w:t>
+      </w:r>
+      <w:proofErr w:type="gramStart"/>
+      <w:r>
+        <w:t>letter</w:t>
+      </w:r>
+      <w:proofErr w:type="gramEnd"/>
+      <w:r>
+        <w:t xml:space="preserve"> and number keys on the keyboard. They match the keys on a piano like this:</w:t>
       </w:r>
     </w:p>
     <w:p>
@@ -3449,7 +3923,7 @@
           <w:noProof/>
         </w:rPr>
         <w:drawing>
-          <wp:inline distT="0" distB="0" distL="0" distR="0">
+          <wp:inline distT="0" distB="0" distL="0" distR="0" wp14:anchorId="55A10F61" wp14:editId="1ED7E584">
             <wp:extent cx="2322195" cy="1313815"/>
             <wp:effectExtent l="0" t="0" r="0" b="0"/>
             <wp:docPr id="5" name="Picture 1"/>
@@ -3541,7 +4015,13 @@
         </w:r>
       </w:hyperlink>
       <w:r>
-        <w:t xml:space="preserve"> to control the amplitude of each voice. As long as there are </w:t>
+        <w:t xml:space="preserve"> to control the amplitude of each voice. </w:t>
+      </w:r>
+      <w:r>
+        <w:t>If</w:t>
+      </w:r>
+      <w:r>
+        <w:t xml:space="preserve"> there are </w:t>
       </w:r>
       <w:r>
         <w:rPr>
@@ -3564,8 +4044,249 @@
     </w:p>
     <w:p>
       <w:r>
+        <w:t>Using this gate system can sometimes be more work than the simpler gate off indicator used by most other modern C64 editors, but it does have its advantages. You have more control over continuous gating on and off during the lifetime of a note, and it’s visually logical.</w:t>
+      </w:r>
+    </w:p>
+    <w:p>
+      <w:pPr>
+        <w:pStyle w:val="IntenseQuote"/>
+      </w:pPr>
+      <w:r>
+        <w:rPr>
+          <w:b/>
+        </w:rPr>
+        <w:t>TIP:</w:t>
+      </w:r>
+      <w:r>
+        <w:t xml:space="preserve"> You can “fill” upwards with </w:t>
+      </w:r>
+      <w:r>
+        <w:rPr>
+          <w:b/>
+        </w:rPr>
+        <w:t>Ctrl+Shift+Up</w:t>
+      </w:r>
+      <w:r>
+        <w:t xml:space="preserve">, downwards with </w:t>
+      </w:r>
+      <w:r>
+        <w:rPr>
+          <w:b/>
+        </w:rPr>
+        <w:t>Ctrl+Shift+Down</w:t>
+      </w:r>
+      <w:r>
+        <w:t>.</w:t>
+      </w:r>
+    </w:p>
+    <w:p>
+      <w:r>
+        <w:t xml:space="preserve">SID Factory II is normally silent as you type in notes. However, if you hold down </w:t>
+      </w:r>
+      <w:r>
+        <w:rPr>
+          <w:b/>
+          <w:color w:val="003399"/>
+        </w:rPr>
+        <w:t>Shift</w:t>
+      </w:r>
+      <w:r>
+        <w:t xml:space="preserve"> while typing the notes, you can hear the currently chosen instrument playing. This also temporarily stops all editing, </w:t>
+      </w:r>
+      <w:r>
         <w:lastRenderedPageBreak/>
-        <w:t>Using this gate system can sometimes be more work than the simpler gate off indicator used by most other modern C64 editors, but it does have its advantages. You have more control over continuous gating on and off during the lifetime of a note, and it’s visually logical.</w:t>
+        <w:t xml:space="preserve">making it suitable for quickly testing a melody or an instrument. If you want to be able to hear the instrument as you type in the notes, click the </w:t>
+      </w:r>
+      <w:r>
+        <w:rPr>
+          <w:b/>
+          <w:color w:val="003399"/>
+        </w:rPr>
+        <w:t>Caps Lock</w:t>
+      </w:r>
+      <w:r>
+        <w:t xml:space="preserve"> key first.</w:t>
+      </w:r>
+    </w:p>
+    <w:p>
+      <w:r>
+        <w:t xml:space="preserve">Use </w:t>
+      </w:r>
+      <w:r>
+        <w:rPr>
+          <w:b/>
+          <w:color w:val="003399"/>
+        </w:rPr>
+        <w:t>F3</w:t>
+      </w:r>
+      <w:r>
+        <w:t xml:space="preserve"> to decrease the octave or </w:t>
+      </w:r>
+      <w:r>
+        <w:rPr>
+          <w:b/>
+          <w:color w:val="003399"/>
+        </w:rPr>
+        <w:t>F4</w:t>
+      </w:r>
+      <w:r>
+        <w:t xml:space="preserve"> to increase the octave of the note you are typing. It is also possible to transpose </w:t>
+      </w:r>
+      <w:proofErr w:type="gramStart"/>
+      <w:r>
+        <w:t>all of</w:t>
+      </w:r>
+      <w:proofErr w:type="gramEnd"/>
+      <w:r>
+        <w:t xml:space="preserve"> the notes in the entire sequence directly. To transpose </w:t>
+      </w:r>
+      <w:proofErr w:type="gramStart"/>
+      <w:r>
+        <w:t>it</w:t>
+      </w:r>
+      <w:proofErr w:type="gramEnd"/>
+      <w:r>
+        <w:t xml:space="preserve"> one semitone, use </w:t>
+      </w:r>
+      <w:r>
+        <w:rPr>
+          <w:b/>
+          <w:color w:val="003399"/>
+        </w:rPr>
+        <w:t>Shift+F3</w:t>
+      </w:r>
+      <w:r>
+        <w:t xml:space="preserve"> and </w:t>
+      </w:r>
+      <w:r>
+        <w:rPr>
+          <w:b/>
+          <w:color w:val="003399"/>
+        </w:rPr>
+        <w:t>Shift+F4</w:t>
+      </w:r>
+      <w:r>
+        <w:t xml:space="preserve">; for one octave use </w:t>
+      </w:r>
+      <w:r>
+        <w:rPr>
+          <w:b/>
+          <w:color w:val="003399"/>
+        </w:rPr>
+        <w:t>Ctrl+F3</w:t>
+      </w:r>
+      <w:r>
+        <w:t xml:space="preserve"> and </w:t>
+      </w:r>
+      <w:r>
+        <w:rPr>
+          <w:b/>
+          <w:color w:val="003399"/>
+        </w:rPr>
+        <w:t>Ctrl+F4</w:t>
+      </w:r>
+      <w:r>
+        <w:t xml:space="preserve"> (</w:t>
+      </w:r>
+      <w:r>
+        <w:rPr>
+          <w:rFonts w:eastAsia="Calibri"/>
+          <w:b/>
+          <w:color w:val="003399"/>
+        </w:rPr>
+        <w:t>Shift+Cmd+F3</w:t>
+      </w:r>
+      <w:r>
+        <w:t xml:space="preserve"> and </w:t>
+      </w:r>
+      <w:r>
+        <w:rPr>
+          <w:rFonts w:eastAsia="Calibri"/>
+          <w:b/>
+          <w:color w:val="003399"/>
+        </w:rPr>
+        <w:t xml:space="preserve">Shift+Cmd+F4 </w:t>
+      </w:r>
+      <w:r>
+        <w:t>in macOS).</w:t>
+      </w:r>
+    </w:p>
+    <w:p>
+      <w:r>
+        <w:t xml:space="preserve">Deleting and inserting in a sequence moves the notes up or down, but it does not change the length of the sequence. If you want to do that too, you need to hold down </w:t>
+      </w:r>
+      <w:r>
+        <w:rPr>
+          <w:b/>
+          <w:color w:val="003399"/>
+        </w:rPr>
+        <w:t>Ctrl</w:t>
+      </w:r>
+      <w:r>
+        <w:t xml:space="preserve"> as well.</w:t>
+      </w:r>
+    </w:p>
+    <w:p>
+      <w:r>
+        <w:t xml:space="preserve">It’s also possible to mark and copy parts of a sequence. Simply hold down </w:t>
+      </w:r>
+      <w:r>
+        <w:rPr>
+          <w:b/>
+          <w:color w:val="003399"/>
+        </w:rPr>
+        <w:t>Shift</w:t>
+      </w:r>
+      <w:r>
+        <w:t xml:space="preserve"> and move up or down to start marking an area. You can even mark </w:t>
+      </w:r>
+      <w:r>
+        <w:t xml:space="preserve">across boundaries, </w:t>
+      </w:r>
+      <w:r>
+        <w:t>into another sequence</w:t>
+      </w:r>
+      <w:r>
+        <w:t>.</w:t>
+      </w:r>
+      <w:r>
+        <w:t xml:space="preserve"> Hit </w:t>
+      </w:r>
+      <w:r>
+        <w:rPr>
+          <w:b/>
+          <w:color w:val="003399"/>
+        </w:rPr>
+        <w:t xml:space="preserve">Ctrl+C </w:t>
+      </w:r>
+      <w:r>
+        <w:t xml:space="preserve">to copy the marked area, then move to another place (even in another track) and then </w:t>
+      </w:r>
+      <w:r>
+        <w:t xml:space="preserve">hit </w:t>
+      </w:r>
+      <w:r>
+        <w:rPr>
+          <w:b/>
+          <w:color w:val="003399"/>
+        </w:rPr>
+        <w:t xml:space="preserve">Ctrl+V </w:t>
+      </w:r>
+      <w:r>
+        <w:t xml:space="preserve">to overwrite </w:t>
+      </w:r>
+      <w:r>
+        <w:t xml:space="preserve">the area. If you want to insert instead, hit </w:t>
+      </w:r>
+      <w:r>
+        <w:rPr>
+          <w:b/>
+          <w:color w:val="003399"/>
+        </w:rPr>
+        <w:t>Ctrl+Shift+V</w:t>
+      </w:r>
+      <w:r>
+        <w:t>.</w:t>
       </w:r>
     </w:p>
     <w:p>
@@ -3579,328 +4300,119 @@
         <w:t>TIP:</w:t>
       </w:r>
       <w:r>
-        <w:t xml:space="preserve"> You can “fill” upwards with </w:t>
-      </w:r>
-      <w:r>
-        <w:rPr>
-          <w:b/>
-        </w:rPr>
-        <w:t>Ctrl+Shift+Up</w:t>
-      </w:r>
-      <w:r>
-        <w:t xml:space="preserve">, downwards with </w:t>
-      </w:r>
-      <w:r>
-        <w:rPr>
-          <w:b/>
-        </w:rPr>
-        <w:t>Ctrl+Shift+Down</w:t>
+        <w:t xml:space="preserve"> Hit </w:t>
+      </w:r>
+      <w:r>
+        <w:rPr>
+          <w:b/>
+        </w:rPr>
+        <w:t>F5</w:t>
+      </w:r>
+      <w:r>
+        <w:t xml:space="preserve"> to prepare a new sequence with many lines, or </w:t>
+      </w:r>
+      <w:r>
+        <w:rPr>
+          <w:b/>
+        </w:rPr>
+        <w:t>Shift+F5</w:t>
+      </w:r>
+      <w:r>
+        <w:t xml:space="preserve"> to insert lines.</w:t>
+      </w:r>
+    </w:p>
+    <w:p>
+      <w:r>
+        <w:t xml:space="preserve">Hit </w:t>
+      </w:r>
+      <w:r>
+        <w:rPr>
+          <w:b/>
+          <w:color w:val="003399"/>
+        </w:rPr>
+        <w:t>Enter</w:t>
+      </w:r>
+      <w:r>
+        <w:t xml:space="preserve"> again to return to the sequence number. You can also insert and </w:t>
+      </w:r>
+      <w:proofErr w:type="gramStart"/>
+      <w:r>
+        <w:t>delete</w:t>
+      </w:r>
+      <w:proofErr w:type="gramEnd"/>
+      <w:r>
+        <w:t xml:space="preserve"> here too, and you can hit </w:t>
+      </w:r>
+      <w:r>
+        <w:rPr>
+          <w:b/>
+          <w:color w:val="003399"/>
+        </w:rPr>
+        <w:t>Ctrl+F</w:t>
+      </w:r>
+      <w:r>
+        <w:t xml:space="preserve"> to insert the next unused sequence where old data is ignored. (If you want the next truly empty unused sequence, hit </w:t>
+      </w:r>
+      <w:r>
+        <w:rPr>
+          <w:b/>
+          <w:color w:val="003399"/>
+        </w:rPr>
+        <w:t>Ctrl+Shift+F</w:t>
+      </w:r>
+      <w:r>
+        <w:t xml:space="preserve"> instead.)</w:t>
+      </w:r>
+    </w:p>
+    <w:p>
+      <w:proofErr w:type="gramStart"/>
+      <w:r>
+        <w:t>To</w:t>
+      </w:r>
+      <w:proofErr w:type="gramEnd"/>
+      <w:r>
+        <w:t xml:space="preserve"> mute and unmute channels, use </w:t>
+      </w:r>
+      <w:r>
+        <w:rPr>
+          <w:b/>
+          <w:color w:val="003399"/>
+        </w:rPr>
+        <w:t>Ctrl+1</w:t>
+      </w:r>
+      <w:r>
+        <w:t xml:space="preserve">, </w:t>
+      </w:r>
+      <w:r>
+        <w:rPr>
+          <w:b/>
+          <w:color w:val="003399"/>
+        </w:rPr>
+        <w:t>Ctrl+2</w:t>
+      </w:r>
+      <w:r>
+        <w:t xml:space="preserve"> or </w:t>
+      </w:r>
+      <w:r>
+        <w:rPr>
+          <w:b/>
+          <w:color w:val="003399"/>
+        </w:rPr>
+        <w:t>Ctrl+3</w:t>
       </w:r>
       <w:r>
         <w:t>.</w:t>
       </w:r>
     </w:p>
     <w:p>
-      <w:r>
-        <w:t xml:space="preserve">SID Factory II is normally silent as you type in notes. However, if you hold down </w:t>
-      </w:r>
-      <w:r>
-        <w:rPr>
-          <w:b/>
-          <w:color w:val="003399"/>
-        </w:rPr>
-        <w:t>Shift</w:t>
-      </w:r>
-      <w:r>
-        <w:t xml:space="preserve"> while typing the notes, you can hear the currently chosen instrument playing. This also temporarily stops all editing, making it suitable for quickly testing a melody or an instrument. If you want to be able to hear the instrument as you type in the notes, click the </w:t>
-      </w:r>
-      <w:r>
-        <w:rPr>
-          <w:b/>
-          <w:color w:val="003399"/>
-        </w:rPr>
-        <w:t>Caps Lock</w:t>
-      </w:r>
-      <w:r>
-        <w:t xml:space="preserve"> key first.</w:t>
-      </w:r>
-    </w:p>
-    <w:p>
-      <w:r>
-        <w:t xml:space="preserve">Use </w:t>
-      </w:r>
-      <w:r>
-        <w:rPr>
-          <w:b/>
-          <w:color w:val="003399"/>
-        </w:rPr>
-        <w:t>F3</w:t>
-      </w:r>
-      <w:r>
-        <w:t xml:space="preserve"> to decrease the octave or </w:t>
-      </w:r>
-      <w:r>
-        <w:rPr>
-          <w:b/>
-          <w:color w:val="003399"/>
-        </w:rPr>
-        <w:t>F4</w:t>
-      </w:r>
-      <w:r>
-        <w:t xml:space="preserve"> to increase the octave of the note you are typing. It is also possible to transpose all of the notes in the entire sequence directly. To transpose it one semitone, use </w:t>
-      </w:r>
-      <w:r>
-        <w:rPr>
-          <w:b/>
-          <w:color w:val="003399"/>
-        </w:rPr>
-        <w:t>Shift+F3</w:t>
-      </w:r>
-      <w:r>
-        <w:t xml:space="preserve"> and </w:t>
-      </w:r>
-      <w:r>
-        <w:rPr>
-          <w:b/>
-          <w:color w:val="003399"/>
-        </w:rPr>
-        <w:t>Shift+F4</w:t>
-      </w:r>
-      <w:r>
-        <w:t xml:space="preserve">; for one octave use </w:t>
-      </w:r>
-      <w:r>
-        <w:rPr>
-          <w:b/>
-          <w:color w:val="003399"/>
-        </w:rPr>
-        <w:t>Ctrl+F3</w:t>
-      </w:r>
-      <w:r>
-        <w:t xml:space="preserve"> and </w:t>
-      </w:r>
-      <w:r>
-        <w:rPr>
-          <w:b/>
-          <w:color w:val="003399"/>
-        </w:rPr>
-        <w:t>Ctrl+F4</w:t>
-      </w:r>
-      <w:r>
-        <w:t xml:space="preserve"> (</w:t>
-      </w:r>
-      <w:r>
-        <w:rPr>
-          <w:rFonts w:eastAsia="Calibri"/>
-          <w:b/>
-          <w:color w:val="003399"/>
-        </w:rPr>
-        <w:t>Shift+Cmd+F3</w:t>
-      </w:r>
-      <w:r>
-        <w:t xml:space="preserve"> and </w:t>
-      </w:r>
-      <w:r>
-        <w:rPr>
-          <w:rFonts w:eastAsia="Calibri"/>
-          <w:b/>
-          <w:color w:val="003399"/>
-        </w:rPr>
-        <w:t xml:space="preserve">Shift+Cmd+F4 </w:t>
-      </w:r>
-      <w:r>
-        <w:t>in macOS).</w:t>
-      </w:r>
-    </w:p>
-    <w:p>
-      <w:r>
-        <w:t xml:space="preserve">Deleting and inserting in a sequence moves the notes up or down, but it does not change the length of the sequence. If you want to do that too, you need to hold down </w:t>
-      </w:r>
-      <w:r>
-        <w:rPr>
-          <w:b/>
-          <w:color w:val="003399"/>
-        </w:rPr>
-        <w:t>Ctrl</w:t>
-      </w:r>
-      <w:r>
-        <w:t xml:space="preserve"> as well.</w:t>
-      </w:r>
-    </w:p>
-    <w:p>
-      <w:r>
-        <w:t xml:space="preserve">It’s also possible to mark and copy parts of a sequence. Simply hold down </w:t>
-      </w:r>
-      <w:r>
-        <w:rPr>
-          <w:b/>
-          <w:color w:val="003399"/>
-        </w:rPr>
-        <w:t>Shift</w:t>
-      </w:r>
-      <w:r>
-        <w:t xml:space="preserve"> and move up or down to start marking an area. You can even mark </w:t>
-      </w:r>
-      <w:r>
-        <w:t xml:space="preserve">across boundaries, </w:t>
-      </w:r>
-      <w:r>
-        <w:t>into another sequence</w:t>
-      </w:r>
-      <w:r>
-        <w:t>.</w:t>
-      </w:r>
-      <w:r>
-        <w:t xml:space="preserve"> Hit </w:t>
-      </w:r>
-      <w:r>
-        <w:rPr>
-          <w:b/>
-          <w:color w:val="003399"/>
-        </w:rPr>
-        <w:t xml:space="preserve">Ctrl+C </w:t>
-      </w:r>
-      <w:r>
-        <w:t xml:space="preserve">to copy the marked area, then move to another place (even in another track) and then </w:t>
-      </w:r>
-      <w:r>
-        <w:t xml:space="preserve">hit </w:t>
-      </w:r>
-      <w:r>
-        <w:rPr>
-          <w:b/>
-          <w:color w:val="003399"/>
-        </w:rPr>
-        <w:t xml:space="preserve">Ctrl+V </w:t>
-      </w:r>
-      <w:r>
-        <w:t xml:space="preserve">to overwrite </w:t>
-      </w:r>
-      <w:r>
-        <w:t xml:space="preserve">the area. If you want to insert instead, hit </w:t>
-      </w:r>
-      <w:r>
-        <w:rPr>
-          <w:b/>
-          <w:color w:val="003399"/>
-        </w:rPr>
-        <w:t>Ctrl+Shift+V</w:t>
-      </w:r>
-      <w:r>
-        <w:t>.</w:t>
-      </w:r>
-    </w:p>
-    <w:p>
-      <w:pPr>
-        <w:pStyle w:val="IntenseQuote"/>
-      </w:pPr>
-      <w:r>
-        <w:rPr>
-          <w:b/>
-        </w:rPr>
-        <w:t>TIP:</w:t>
-      </w:r>
-      <w:r>
-        <w:t xml:space="preserve"> Hit </w:t>
-      </w:r>
-      <w:r>
-        <w:rPr>
-          <w:b/>
-        </w:rPr>
-        <w:t>F5</w:t>
-      </w:r>
-      <w:r>
-        <w:t xml:space="preserve"> to prepare a new sequence with many lines, or </w:t>
-      </w:r>
-      <w:r>
-        <w:rPr>
-          <w:b/>
-        </w:rPr>
-        <w:t>Shift+F5</w:t>
-      </w:r>
-      <w:r>
-        <w:t xml:space="preserve"> to insert lines.</w:t>
-      </w:r>
-    </w:p>
-    <w:p>
-      <w:r>
-        <w:t xml:space="preserve">Hit </w:t>
-      </w:r>
-      <w:r>
-        <w:rPr>
-          <w:b/>
-          <w:color w:val="003399"/>
-        </w:rPr>
-        <w:t>Enter</w:t>
-      </w:r>
-      <w:r>
-        <w:t xml:space="preserve"> again to return to the sequence number. You can also insert and delete here too, and you can hit </w:t>
-      </w:r>
-      <w:r>
-        <w:rPr>
-          <w:b/>
-          <w:color w:val="003399"/>
-        </w:rPr>
-        <w:t>Ctrl+F</w:t>
-      </w:r>
-      <w:r>
-        <w:t xml:space="preserve"> to insert the next unused sequence where old data is ignored. (If you want the next truly empty unused sequence, hit </w:t>
-      </w:r>
-      <w:r>
-        <w:rPr>
-          <w:b/>
-          <w:color w:val="003399"/>
-        </w:rPr>
-        <w:t>Ctrl+Shift+F</w:t>
-      </w:r>
-      <w:r>
-        <w:t xml:space="preserve"> instead.)</w:t>
-      </w:r>
-    </w:p>
-    <w:p>
-      <w:r>
-        <w:t xml:space="preserve">To mute and unmute channels, use </w:t>
-      </w:r>
-      <w:r>
-        <w:rPr>
-          <w:b/>
-          <w:color w:val="003399"/>
-        </w:rPr>
-        <w:t>Ctrl+1</w:t>
-      </w:r>
-      <w:r>
-        <w:t xml:space="preserve">, </w:t>
-      </w:r>
-      <w:r>
-        <w:rPr>
-          <w:b/>
-          <w:color w:val="003399"/>
-        </w:rPr>
-        <w:t>Ctrl+2</w:t>
-      </w:r>
-      <w:r>
-        <w:t xml:space="preserve"> or </w:t>
-      </w:r>
-      <w:r>
-        <w:rPr>
-          <w:b/>
-          <w:color w:val="003399"/>
-        </w:rPr>
-        <w:t>Ctrl+3</w:t>
-      </w:r>
-      <w:r>
-        <w:t>.</w:t>
-      </w:r>
-    </w:p>
-    <w:p>
       <w:pPr>
         <w:pStyle w:val="Heading2"/>
       </w:pPr>
-      <w:bookmarkStart w:id="8" w:name="_Toc146975042"/>
+      <w:bookmarkStart w:id="7" w:name="_Toc224371832"/>
       <w:r>
         <w:t>Song list</w:t>
       </w:r>
-      <w:bookmarkEnd w:id="8"/>
+      <w:bookmarkEnd w:id="7"/>
     </w:p>
     <w:p>
       <w:r>
@@ -3912,9 +4424,8 @@
         <w:rPr>
           <w:noProof/>
         </w:rPr>
-        <w:lastRenderedPageBreak/>
         <w:drawing>
-          <wp:inline distT="0" distB="0" distL="0" distR="0">
+          <wp:inline distT="0" distB="0" distL="0" distR="0" wp14:anchorId="5B8CB44C" wp14:editId="3FED9C0E">
             <wp:extent cx="5309235" cy="1530350"/>
             <wp:effectExtent l="0" t="0" r="0" b="0"/>
             <wp:docPr id="6" name="Picture 18"/>
@@ -3979,6 +4490,7 @@
     </w:p>
     <w:p>
       <w:r>
+        <w:lastRenderedPageBreak/>
         <w:t xml:space="preserve">It’s also possible to copy and paste several sequences in a row. Hold down </w:t>
       </w:r>
       <w:r>
@@ -4009,7 +4521,15 @@
         <w:t>Ctrl+V</w:t>
       </w:r>
       <w:r>
-        <w:t>. This will always insert the range thereby making the order list longer.</w:t>
+        <w:t xml:space="preserve">. This will always </w:t>
+      </w:r>
+      <w:proofErr w:type="gramStart"/>
+      <w:r>
+        <w:t>insert</w:t>
+      </w:r>
+      <w:proofErr w:type="gramEnd"/>
+      <w:r>
+        <w:t xml:space="preserve"> the range thereby making the order list longer.</w:t>
       </w:r>
     </w:p>
     <w:p>
@@ -4026,18 +4546,21 @@
         <w:t xml:space="preserve"> </w:t>
       </w:r>
       <w:r>
-        <w:t>Left-click an empty spot next to sequence numbers to edit a description.</w:t>
+        <w:t>Left click</w:t>
+      </w:r>
+      <w:r>
+        <w:t xml:space="preserve"> an empty spot next to sequence numbers to edit a description.</w:t>
       </w:r>
     </w:p>
     <w:p>
       <w:pPr>
         <w:pStyle w:val="Heading2"/>
       </w:pPr>
-      <w:bookmarkStart w:id="9" w:name="_Toc146975043"/>
+      <w:bookmarkStart w:id="8" w:name="_Toc224371833"/>
       <w:r>
         <w:t>Bookmarks</w:t>
       </w:r>
-      <w:bookmarkEnd w:id="9"/>
+      <w:bookmarkEnd w:id="8"/>
     </w:p>
     <w:p>
       <w:r>
@@ -4059,7 +4582,7 @@
           <w:noProof/>
         </w:rPr>
         <w:drawing>
-          <wp:inline distT="0" distB="0" distL="0" distR="0">
+          <wp:inline distT="0" distB="0" distL="0" distR="0" wp14:anchorId="198893C3" wp14:editId="27996F0A">
             <wp:extent cx="2787793" cy="781090"/>
             <wp:effectExtent l="0" t="0" r="0" b="0"/>
             <wp:docPr id="16" name="Picture 16"/>
@@ -4103,7 +4626,13 @@
     </w:p>
     <w:p>
       <w:r>
-        <w:t xml:space="preserve">You can define up to eight different bookmarks in a song. Each bookmark is selected with </w:t>
+        <w:t xml:space="preserve">You can define up to eight different bookmarks in a song. Each bookmark is selected </w:t>
+      </w:r>
+      <w:r>
+        <w:t>from</w:t>
+      </w:r>
+      <w:r>
+        <w:t xml:space="preserve"> </w:t>
       </w:r>
       <w:r>
         <w:rPr>
@@ -4174,11 +4703,11 @@
       <w:pPr>
         <w:pStyle w:val="Heading2"/>
       </w:pPr>
-      <w:bookmarkStart w:id="10" w:name="_Toc146975044"/>
+      <w:bookmarkStart w:id="9" w:name="_Toc224371834"/>
       <w:r>
         <w:t>Visualizers</w:t>
       </w:r>
-      <w:bookmarkEnd w:id="10"/>
+      <w:bookmarkEnd w:id="9"/>
     </w:p>
     <w:p>
       <w:r>
@@ -4194,7 +4723,7 @@
           <w:noProof/>
         </w:rPr>
         <w:drawing>
-          <wp:inline distT="0" distB="0" distL="0" distR="0">
+          <wp:inline distT="0" distB="0" distL="0" distR="0" wp14:anchorId="4445AC3F" wp14:editId="3FEDD004">
             <wp:extent cx="2844000" cy="824400"/>
             <wp:effectExtent l="0" t="0" r="0" b="0"/>
             <wp:docPr id="14" name="Picture 14"/>
@@ -4238,96 +4767,115 @@
     </w:p>
     <w:p>
       <w:r>
-        <w:t xml:space="preserve">The top three bars with the same colors represent the pulse values. When the pulse registers of the SID chip are changed each frame, it produces pulsating and this is represented by these bars shrinking or </w:t>
-      </w:r>
+        <w:t xml:space="preserve">The top three bars with the same colors represent the pulse values. When the pulse registers of the SID chip are </w:t>
+      </w:r>
+      <w:proofErr w:type="gramStart"/>
+      <w:r>
+        <w:t>changed</w:t>
+      </w:r>
+      <w:proofErr w:type="gramEnd"/>
+      <w:r>
+        <w:t xml:space="preserve"> each frame, it produces pulsating and this is represented by these bars shrinking or growing</w:t>
+      </w:r>
+      <w:r>
+        <w:t xml:space="preserve"> as the music plays</w:t>
+      </w:r>
+      <w:r>
+        <w:t xml:space="preserve">. Each of the three voices have their own individual pulse registers, and the width of </w:t>
+      </w:r>
+      <w:r>
+        <w:t xml:space="preserve">each register </w:t>
+      </w:r>
+      <w:r>
+        <w:t xml:space="preserve">is 12 bits, </w:t>
+      </w:r>
+      <w:r>
+        <w:t>which is a range</w:t>
+      </w:r>
+      <w:r>
+        <w:t xml:space="preserve"> from 0 to 4095.</w:t>
+      </w:r>
+    </w:p>
+    <w:p>
+      <w:r>
+        <w:t>However, the pulsating is not unique all the way.</w:t>
+      </w:r>
+    </w:p>
+    <w:p>
+      <w:r>
+        <w:t xml:space="preserve">It sounds thinnest at 0 and becomes more pronounced as you </w:t>
+      </w:r>
+      <w:r>
+        <w:t xml:space="preserve">approach </w:t>
+      </w:r>
+      <w:r>
+        <w:t xml:space="preserve">halfway, i.e. </w:t>
+      </w:r>
+      <w:r>
+        <w:t>2048</w:t>
+      </w:r>
+      <w:r>
+        <w:t>. Then, as the pulsating grows from 2049 to 4095, it diminishes again</w:t>
+      </w:r>
+      <w:r>
+        <w:t xml:space="preserve">. It’s </w:t>
+      </w:r>
+      <w:r>
+        <w:t xml:space="preserve">exactly as if you were going backwards from 2048 to 0. In other words, 0 and 4095, 10 and 4085, 1000 and 3095 all sound </w:t>
+      </w:r>
+      <w:r>
+        <w:t>the same</w:t>
+      </w:r>
+      <w:r>
+        <w:t xml:space="preserve">. This is the reason the bars have a center line. It indicates </w:t>
+      </w:r>
+      <w:r>
+        <w:t>t</w:t>
+      </w:r>
+      <w:r>
+        <w:t>his is where the pulse is most pronounced.</w:t>
+      </w:r>
+    </w:p>
+    <w:p>
+      <w:r>
+        <w:t xml:space="preserve">The bottom </w:t>
+      </w:r>
+      <w:r>
+        <w:t xml:space="preserve">(darker gray) </w:t>
+      </w:r>
+      <w:r>
+        <w:t>bar</w:t>
+      </w:r>
+      <w:r>
+        <w:t xml:space="preserve"> shows the filtering of the SID chip. Its single register is 11 bits and goes from 0 to 2047. Unlike the pulse regis</w:t>
+      </w:r>
+      <w:r>
+        <w:t xml:space="preserve">ters, it doesn’t repeat itself – </w:t>
+      </w:r>
+      <w:proofErr w:type="gramStart"/>
+      <w:r>
+        <w:t>a</w:t>
+      </w:r>
+      <w:r>
+        <w:t>ll of</w:t>
+      </w:r>
+      <w:proofErr w:type="gramEnd"/>
+      <w:r>
+        <w:t xml:space="preserve"> the 2048 bits </w:t>
+      </w:r>
+      <w:r>
+        <w:t xml:space="preserve">there </w:t>
+      </w:r>
+      <w:r>
+        <w:t>are unique. Unfortunately, there is only one filter</w:t>
+      </w:r>
+      <w:r>
+        <w:t xml:space="preserve"> register for the entire SID chip, although you can at least control which voices you want to be affected by the filtering. In fact, this can be seen in the pulse bars.</w:t>
+      </w:r>
+    </w:p>
+    <w:p>
       <w:r>
         <w:lastRenderedPageBreak/>
-        <w:t>growing</w:t>
-      </w:r>
-      <w:r>
-        <w:t xml:space="preserve"> as the music plays</w:t>
-      </w:r>
-      <w:r>
-        <w:t xml:space="preserve">. Each of the three voices have their own individual pulse registers, and the width of </w:t>
-      </w:r>
-      <w:r>
-        <w:t xml:space="preserve">each register </w:t>
-      </w:r>
-      <w:r>
-        <w:t xml:space="preserve">is 12 bits, </w:t>
-      </w:r>
-      <w:r>
-        <w:t>which is a range</w:t>
-      </w:r>
-      <w:r>
-        <w:t xml:space="preserve"> from 0 to 4095.</w:t>
-      </w:r>
-    </w:p>
-    <w:p>
-      <w:r>
-        <w:t>However, the pulsating is not unique all the way.</w:t>
-      </w:r>
-    </w:p>
-    <w:p>
-      <w:r>
-        <w:t xml:space="preserve">It sounds thinnest at 0 and becomes more pronounced as you </w:t>
-      </w:r>
-      <w:r>
-        <w:t xml:space="preserve">approach </w:t>
-      </w:r>
-      <w:r>
-        <w:t xml:space="preserve">halfway, i.e. </w:t>
-      </w:r>
-      <w:r>
-        <w:t>2048</w:t>
-      </w:r>
-      <w:r>
-        <w:t>. Then, as the pulsating grows from 2049 to 4095, it diminishes again</w:t>
-      </w:r>
-      <w:r>
-        <w:t xml:space="preserve">. It’s </w:t>
-      </w:r>
-      <w:r>
-        <w:t xml:space="preserve">exactly as if you were going backwards from 2048 to 0. In other words, 0 and 4095, 10 and 4085, 1000 and 3095 all sound exactly the same. This is the reason the bars have a center line. It indicates </w:t>
-      </w:r>
-      <w:r>
-        <w:t>t</w:t>
-      </w:r>
-      <w:r>
-        <w:t>his is where the pulse is most pronounced.</w:t>
-      </w:r>
-    </w:p>
-    <w:p>
-      <w:r>
-        <w:t xml:space="preserve">The bottom </w:t>
-      </w:r>
-      <w:r>
-        <w:t xml:space="preserve">(darker gray) </w:t>
-      </w:r>
-      <w:r>
-        <w:t>bar</w:t>
-      </w:r>
-      <w:r>
-        <w:t xml:space="preserve"> shows the filtering of the SID chip. Its single register is 11 bits and goes from 0 to 2047. Unlike the pulse regis</w:t>
-      </w:r>
-      <w:r>
-        <w:t>ters, it doesn’t repeat itself – a</w:t>
-      </w:r>
-      <w:r>
-        <w:t xml:space="preserve">ll of the 2048 bits </w:t>
-      </w:r>
-      <w:r>
-        <w:t xml:space="preserve">there </w:t>
-      </w:r>
-      <w:r>
-        <w:t>are unique. Unfortunately, there is only one filter</w:t>
-      </w:r>
-      <w:r>
-        <w:t xml:space="preserve"> register for the entire SID chip, although you can at least control which voices you want to be affected by the filtering. In fact, this can be seen in the pulse bars.</w:t>
-      </w:r>
-    </w:p>
-    <w:p>
-      <w:r>
         <w:t xml:space="preserve">The pulse bars represent voice one to three from top to bottom, and the background color of these bars change whenever filtering is turned on for that voice. Note that the filtering is not directly </w:t>
       </w:r>
       <w:r>
@@ -4362,7 +4910,13 @@
     </w:p>
     <w:p>
       <w:r>
-        <w:t xml:space="preserve">You can see where when you press </w:t>
+        <w:t>You can see where</w:t>
+      </w:r>
+      <w:r>
+        <w:t>,</w:t>
+      </w:r>
+      <w:r>
+        <w:t xml:space="preserve"> when you press </w:t>
       </w:r>
       <w:r>
         <w:rPr>
@@ -4380,369 +4934,427 @@
         <w:t>Observing the bars is not only useful when adjusting the pulse and filter programming of the player, it also makes it clear when the left or right boundary is crossed. If you’re composing for the older 6581 SID chip, cr</w:t>
       </w:r>
       <w:r>
-        <w:t xml:space="preserve">ossing a boundary may produce an audible </w:t>
-      </w:r>
-      <w:r>
-        <w:t xml:space="preserve"> click. This is something you would want to avoid.</w:t>
+        <w:t xml:space="preserve">ossing a boundary may produce an </w:t>
+      </w:r>
+      <w:r>
+        <w:t>audible click</w:t>
+      </w:r>
+      <w:r>
+        <w:t>. This is something you would want to avoid.</w:t>
       </w:r>
     </w:p>
     <w:p>
       <w:pPr>
         <w:pStyle w:val="Heading2"/>
       </w:pPr>
-      <w:bookmarkStart w:id="11" w:name="_Toc146975045"/>
+      <w:bookmarkStart w:id="10" w:name="_Toc224371835"/>
       <w:r>
         <w:t>Tables</w:t>
       </w:r>
+      <w:bookmarkEnd w:id="10"/>
+    </w:p>
+    <w:p>
+      <w:r>
+        <w:t xml:space="preserve">Each driver available to SID Factory II has a text file in a sub folder called </w:t>
+      </w:r>
+      <w:r>
+        <w:rPr>
+          <w:i/>
+        </w:rPr>
+        <w:t>documentation</w:t>
+      </w:r>
+      <w:r>
+        <w:t xml:space="preserve">, explaining all the tables. You can also just hit </w:t>
+      </w:r>
+      <w:r>
+        <w:rPr>
+          <w:b/>
+          <w:color w:val="003399"/>
+        </w:rPr>
+        <w:t>F12</w:t>
+      </w:r>
+      <w:r>
+        <w:t xml:space="preserve"> to open an overlay with this information.</w:t>
+      </w:r>
+    </w:p>
+    <w:p>
+      <w:proofErr w:type="gramStart"/>
+      <w:r>
+        <w:t>Actually</w:t>
+      </w:r>
+      <w:proofErr w:type="gramEnd"/>
+      <w:r>
+        <w:t xml:space="preserve"> navigating the tables is as simple as using the cursor keys, tab across the tracks and tables, or clicking a table to enter that position in it. You can also page up/down or use the mouse wheel to scroll it. </w:t>
+      </w:r>
+      <w:r>
+        <w:rPr>
+          <w:b/>
+          <w:color w:val="003399"/>
+        </w:rPr>
+        <w:t>Numpad +</w:t>
+      </w:r>
+      <w:r>
+        <w:t xml:space="preserve"> and </w:t>
+      </w:r>
+      <w:r>
+        <w:rPr>
+          <w:rFonts w:eastAsia="Calibri"/>
+          <w:b/>
+          <w:color w:val="003399"/>
+        </w:rPr>
+        <w:t>Numpad -</w:t>
+      </w:r>
+      <w:r>
+        <w:rPr>
+          <w:b/>
+          <w:color w:val="003399"/>
+        </w:rPr>
+        <w:t xml:space="preserve"> </w:t>
+      </w:r>
+      <w:r>
+        <w:t>changes the current instrument (</w:t>
+      </w:r>
+      <w:r>
+        <w:rPr>
+          <w:rFonts w:eastAsia="Calibri"/>
+          <w:b/>
+          <w:color w:val="003399"/>
+        </w:rPr>
+        <w:t>Cmd+Up</w:t>
+      </w:r>
+      <w:r>
+        <w:t xml:space="preserve"> and </w:t>
+      </w:r>
+      <w:r>
+        <w:rPr>
+          <w:rFonts w:eastAsia="Calibri"/>
+          <w:b/>
+          <w:color w:val="003399"/>
+        </w:rPr>
+        <w:t>Cmd+Down</w:t>
+      </w:r>
+      <w:r>
+        <w:t xml:space="preserve"> in macOS), and </w:t>
+      </w:r>
+      <w:r>
+        <w:rPr>
+          <w:b/>
+          <w:color w:val="003399"/>
+        </w:rPr>
+        <w:t>Ctrl+Numpad +</w:t>
+      </w:r>
+      <w:r>
+        <w:t xml:space="preserve"> and </w:t>
+      </w:r>
+      <w:r>
+        <w:rPr>
+          <w:b/>
+          <w:color w:val="003399"/>
+        </w:rPr>
+        <w:t xml:space="preserve">Ctrl+Numpad - </w:t>
+      </w:r>
+      <w:r>
+        <w:t>the command (</w:t>
+      </w:r>
+      <w:r>
+        <w:rPr>
+          <w:rFonts w:eastAsia="Calibri"/>
+          <w:b/>
+          <w:color w:val="003399"/>
+        </w:rPr>
+        <w:t xml:space="preserve">Shift+Cmd+Up </w:t>
+      </w:r>
+      <w:r>
+        <w:t xml:space="preserve">and </w:t>
+      </w:r>
+      <w:r>
+        <w:rPr>
+          <w:rFonts w:eastAsia="Calibri"/>
+          <w:b/>
+          <w:color w:val="003399"/>
+        </w:rPr>
+        <w:t>Shift+Cmd+Down</w:t>
+      </w:r>
+      <w:r>
+        <w:t xml:space="preserve"> in macOS).</w:t>
+      </w:r>
+    </w:p>
+    <w:p>
+      <w:pPr>
+        <w:pStyle w:val="IntenseQuote"/>
+      </w:pPr>
+      <w:r>
+        <w:rPr>
+          <w:b/>
+        </w:rPr>
+        <w:t>TIP:</w:t>
+      </w:r>
+      <w:r>
+        <w:t xml:space="preserve"> First time you hit </w:t>
+      </w:r>
+      <w:r>
+        <w:rPr>
+          <w:b/>
+        </w:rPr>
+        <w:t>End</w:t>
+      </w:r>
+      <w:r>
+        <w:t xml:space="preserve"> (</w:t>
+      </w:r>
+      <w:r>
+        <w:rPr>
+          <w:b/>
+        </w:rPr>
+        <w:t>Fn+Right</w:t>
+      </w:r>
+      <w:r>
+        <w:t xml:space="preserve"> in macOS) it goes to the end of the used data.</w:t>
+      </w:r>
+    </w:p>
+    <w:p>
+      <w:r>
+        <w:t xml:space="preserve">You can edit the descriptions for individual commands and instruments. Simple hit </w:t>
+      </w:r>
+      <w:r>
+        <w:rPr>
+          <w:b/>
+          <w:color w:val="003399"/>
+        </w:rPr>
+        <w:t>Enter</w:t>
+      </w:r>
+      <w:r>
+        <w:t xml:space="preserve"> and edit it, then hit </w:t>
+      </w:r>
+      <w:r>
+        <w:rPr>
+          <w:b/>
+          <w:color w:val="003399"/>
+        </w:rPr>
+        <w:t>Enter</w:t>
+      </w:r>
+      <w:r>
+        <w:t xml:space="preserve"> again to accept, or </w:t>
+      </w:r>
+      <w:r>
+        <w:rPr>
+          <w:b/>
+          <w:color w:val="003399"/>
+        </w:rPr>
+        <w:t>Esc</w:t>
+      </w:r>
+      <w:r>
+        <w:t xml:space="preserve"> to undo your typing.</w:t>
+      </w:r>
+    </w:p>
+    <w:p>
+      <w:r>
+        <w:t xml:space="preserve">Some table bytes may have one or more bits for controlling minor details. For example, the standard driver 11 has a byte with flags in an instrument row. Normally you would have to add the bit values together in your head, like e.g. </w:t>
+      </w:r>
+      <w:r>
+        <w:rPr>
+          <w:rFonts w:ascii="Courier New" w:hAnsi="Courier New" w:cs="Courier New"/>
+        </w:rPr>
+        <w:t>80</w:t>
+      </w:r>
+      <w:r>
+        <w:t xml:space="preserve"> and </w:t>
+      </w:r>
+      <w:r>
+        <w:rPr>
+          <w:rFonts w:ascii="Courier New" w:hAnsi="Courier New" w:cs="Courier New"/>
+        </w:rPr>
+        <w:t>40</w:t>
+      </w:r>
+      <w:r>
+        <w:t xml:space="preserve"> is </w:t>
+      </w:r>
+      <w:r>
+        <w:rPr>
+          <w:rFonts w:ascii="Courier New" w:hAnsi="Courier New" w:cs="Courier New"/>
+        </w:rPr>
+        <w:t>C0</w:t>
+      </w:r>
+      <w:r>
+        <w:t xml:space="preserve">, but you don’t have to do that in SID Factory II. It has a </w:t>
+      </w:r>
+      <w:proofErr w:type="gramStart"/>
+      <w:r>
+        <w:t>bit</w:t>
+      </w:r>
+      <w:proofErr w:type="gramEnd"/>
+      <w:r>
+        <w:t xml:space="preserve"> selector built in. Just hit </w:t>
+      </w:r>
+      <w:r>
+        <w:rPr>
+          <w:b/>
+          <w:color w:val="003399"/>
+        </w:rPr>
+        <w:t>Shift+Enter</w:t>
+      </w:r>
+      <w:r>
+        <w:t xml:space="preserve"> on that </w:t>
+      </w:r>
+      <w:r>
+        <w:t>value,</w:t>
+      </w:r>
+      <w:r>
+        <w:t xml:space="preserve"> and you can set the bits with the </w:t>
+      </w:r>
+      <w:r>
+        <w:rPr>
+          <w:b/>
+          <w:color w:val="003399"/>
+        </w:rPr>
+        <w:t>Space</w:t>
+      </w:r>
+      <w:r>
+        <w:t xml:space="preserve"> key as </w:t>
+      </w:r>
+      <w:proofErr w:type="gramStart"/>
+      <w:r>
+        <w:t>you</w:t>
+      </w:r>
+      <w:proofErr w:type="gramEnd"/>
+      <w:r>
+        <w:t xml:space="preserve"> cursor up and down. Then hit </w:t>
+      </w:r>
+      <w:r>
+        <w:rPr>
+          <w:b/>
+          <w:color w:val="003399"/>
+        </w:rPr>
+        <w:t>Enter</w:t>
+      </w:r>
+      <w:r>
+        <w:t xml:space="preserve"> to accept, or </w:t>
+      </w:r>
+      <w:r>
+        <w:rPr>
+          <w:b/>
+          <w:color w:val="003399"/>
+        </w:rPr>
+        <w:t>Esc</w:t>
+      </w:r>
+      <w:r>
+        <w:t xml:space="preserve"> to cancel.</w:t>
+      </w:r>
+    </w:p>
+    <w:p>
+      <w:r>
+        <w:t xml:space="preserve">You can use </w:t>
+      </w:r>
+      <w:r>
+        <w:rPr>
+          <w:b/>
+          <w:color w:val="003399"/>
+        </w:rPr>
+        <w:t>Ctrl+Enter</w:t>
+      </w:r>
+      <w:r>
+        <w:t xml:space="preserve"> to go to a table index pointer. This is used not only in instruments but also in commands. For example, the standard driver 11 has index pointers for pulse, filter and wave tables. Hit </w:t>
+      </w:r>
+      <w:r>
+        <w:rPr>
+          <w:b/>
+          <w:color w:val="003399"/>
+        </w:rPr>
+        <w:t>Ctrl+Enter</w:t>
+      </w:r>
+      <w:r>
+        <w:t xml:space="preserve"> on any of these to enter that spot in one of those tables. If a command also uses an index pointer to a table, </w:t>
+      </w:r>
+      <w:r>
+        <w:rPr>
+          <w:b/>
+          <w:color w:val="003399"/>
+        </w:rPr>
+        <w:t>Ctrl+Enter</w:t>
+      </w:r>
+      <w:r>
+        <w:t xml:space="preserve"> works there too.</w:t>
+      </w:r>
+    </w:p>
+    <w:p>
+      <w:r>
+        <w:t xml:space="preserve">SID Factory II is normally silent </w:t>
+      </w:r>
+      <w:proofErr w:type="gramStart"/>
+      <w:r>
+        <w:t>in</w:t>
+      </w:r>
+      <w:proofErr w:type="gramEnd"/>
+      <w:r>
+        <w:t xml:space="preserve"> the tables. However, if you hold down </w:t>
+      </w:r>
+      <w:r>
+        <w:rPr>
+          <w:b/>
+          <w:color w:val="003399"/>
+        </w:rPr>
+        <w:t>Shift</w:t>
+      </w:r>
+      <w:r>
+        <w:t xml:space="preserve"> while typing notes, you can hear the currently chosen instrument playing. This also temporarily stops all table input, making it suitable for quickly testing a melody or an instrument. You can repeatedly play the latest shifted note in the tables by pressing </w:t>
+      </w:r>
+      <w:r>
+        <w:rPr>
+          <w:b/>
+          <w:color w:val="003399"/>
+        </w:rPr>
+        <w:t>Space</w:t>
+      </w:r>
+      <w:r>
+        <w:t xml:space="preserve">. If you use </w:t>
+      </w:r>
+      <w:r>
+        <w:rPr>
+          <w:b/>
+          <w:color w:val="003399"/>
+        </w:rPr>
+        <w:t>Ctrl+</w:t>
+      </w:r>
+      <w:proofErr w:type="gramStart"/>
+      <w:r>
+        <w:rPr>
+          <w:b/>
+          <w:color w:val="003399"/>
+        </w:rPr>
+        <w:t>Space</w:t>
+      </w:r>
+      <w:proofErr w:type="gramEnd"/>
+      <w:r>
+        <w:t xml:space="preserve"> you will also apply the current command effect.</w:t>
+      </w:r>
+    </w:p>
+    <w:p>
+      <w:pPr>
+        <w:pStyle w:val="Heading3"/>
+      </w:pPr>
+      <w:bookmarkStart w:id="11" w:name="_Toc224371836"/>
+      <w:r>
+        <w:lastRenderedPageBreak/>
+        <w:t>Commands</w:t>
+      </w:r>
       <w:bookmarkEnd w:id="11"/>
     </w:p>
     <w:p>
       <w:r>
-        <w:t xml:space="preserve">Each driver available to SID Factory II has a text file in a sub folder called </w:t>
-      </w:r>
-      <w:r>
-        <w:rPr>
-          <w:i/>
-        </w:rPr>
-        <w:t>documentation</w:t>
-      </w:r>
-      <w:r>
-        <w:t xml:space="preserve">, explaining all the tables. You can also just hit </w:t>
-      </w:r>
-      <w:r>
-        <w:rPr>
-          <w:b/>
-          <w:color w:val="003399"/>
-        </w:rPr>
-        <w:t>F12</w:t>
-      </w:r>
-      <w:r>
-        <w:t xml:space="preserve"> to open an overlay with this information.</w:t>
-      </w:r>
-    </w:p>
-    <w:p>
-      <w:r>
-        <w:t xml:space="preserve">Actually navigating the tables is as simple as using the cursor keys, tab across the tracks and tables, or clicking a table to enter that position in it. You can also page up/down or use the mouse wheel to scroll it. </w:t>
-      </w:r>
-      <w:r>
-        <w:rPr>
-          <w:b/>
-          <w:color w:val="003399"/>
-        </w:rPr>
-        <w:t>Numpad +</w:t>
-      </w:r>
-      <w:r>
-        <w:t xml:space="preserve"> and </w:t>
-      </w:r>
-      <w:r>
-        <w:rPr>
-          <w:rFonts w:eastAsia="Calibri"/>
-          <w:b/>
-          <w:color w:val="003399"/>
-        </w:rPr>
-        <w:t>Numpad -</w:t>
-      </w:r>
-      <w:r>
-        <w:rPr>
-          <w:b/>
-          <w:color w:val="003399"/>
-        </w:rPr>
-        <w:t xml:space="preserve"> </w:t>
-      </w:r>
-      <w:r>
-        <w:t>changes the current instrument (</w:t>
-      </w:r>
-      <w:r>
-        <w:rPr>
-          <w:rFonts w:eastAsia="Calibri"/>
-          <w:b/>
-          <w:color w:val="003399"/>
-        </w:rPr>
-        <w:t>Cmd+Up</w:t>
-      </w:r>
-      <w:r>
-        <w:t xml:space="preserve"> and </w:t>
-      </w:r>
-      <w:r>
-        <w:rPr>
-          <w:rFonts w:eastAsia="Calibri"/>
-          <w:b/>
-          <w:color w:val="003399"/>
-        </w:rPr>
-        <w:t>Cmd+Down</w:t>
-      </w:r>
-      <w:r>
-        <w:t xml:space="preserve"> in macOS), and </w:t>
-      </w:r>
-      <w:r>
-        <w:rPr>
-          <w:b/>
-          <w:color w:val="003399"/>
-        </w:rPr>
-        <w:t>Ctrl+Numpad +</w:t>
-      </w:r>
-      <w:r>
-        <w:t xml:space="preserve"> and </w:t>
-      </w:r>
-      <w:r>
-        <w:rPr>
-          <w:b/>
-          <w:color w:val="003399"/>
-        </w:rPr>
-        <w:t xml:space="preserve">Ctrl+Numpad - </w:t>
-      </w:r>
-      <w:r>
-        <w:t>the command (</w:t>
-      </w:r>
-      <w:r>
-        <w:rPr>
-          <w:rFonts w:eastAsia="Calibri"/>
-          <w:b/>
-          <w:color w:val="003399"/>
-        </w:rPr>
-        <w:t xml:space="preserve">Shift+Cmd+Up </w:t>
-      </w:r>
-      <w:r>
-        <w:t xml:space="preserve">and </w:t>
-      </w:r>
-      <w:r>
-        <w:rPr>
-          <w:rFonts w:eastAsia="Calibri"/>
-          <w:b/>
-          <w:color w:val="003399"/>
-        </w:rPr>
-        <w:t>Shift+Cmd+Down</w:t>
-      </w:r>
-      <w:r>
-        <w:t xml:space="preserve"> in macOS).</w:t>
-      </w:r>
-    </w:p>
-    <w:p>
-      <w:pPr>
-        <w:pStyle w:val="IntenseQuote"/>
-      </w:pPr>
-      <w:r>
-        <w:rPr>
-          <w:b/>
-        </w:rPr>
-        <w:t>TIP:</w:t>
-      </w:r>
-      <w:r>
-        <w:t xml:space="preserve"> First time you hit </w:t>
-      </w:r>
-      <w:r>
-        <w:rPr>
-          <w:b/>
-        </w:rPr>
-        <w:t>End</w:t>
-      </w:r>
-      <w:r>
-        <w:t xml:space="preserve"> (</w:t>
-      </w:r>
-      <w:r>
-        <w:rPr>
-          <w:b/>
-        </w:rPr>
-        <w:t>Fn+Right</w:t>
-      </w:r>
-      <w:r>
-        <w:t xml:space="preserve"> in macOS) it goes to the end of the used data.</w:t>
-      </w:r>
-    </w:p>
-    <w:p>
-      <w:r>
-        <w:t xml:space="preserve">You can edit the descriptions for individual commands and instruments. Simple hit </w:t>
-      </w:r>
-      <w:r>
-        <w:rPr>
-          <w:b/>
-          <w:color w:val="003399"/>
-        </w:rPr>
-        <w:t>Enter</w:t>
-      </w:r>
-      <w:r>
-        <w:t xml:space="preserve"> and edit it, then hit </w:t>
-      </w:r>
-      <w:r>
-        <w:rPr>
-          <w:b/>
-          <w:color w:val="003399"/>
-        </w:rPr>
-        <w:t>Enter</w:t>
-      </w:r>
-      <w:r>
-        <w:t xml:space="preserve"> again to accept, or </w:t>
-      </w:r>
-      <w:r>
-        <w:rPr>
-          <w:b/>
-          <w:color w:val="003399"/>
-        </w:rPr>
-        <w:t>Esc</w:t>
-      </w:r>
-      <w:r>
-        <w:t xml:space="preserve"> to undo your typing.</w:t>
-      </w:r>
-    </w:p>
-    <w:p>
-      <w:r>
-        <w:t xml:space="preserve">Some table bytes may have one or more bits for controlling minor details. For example, the standard driver 11 has a byte with flags in an instrument row. Normally you would have to add the bit values </w:t>
-      </w:r>
-      <w:r>
-        <w:lastRenderedPageBreak/>
-        <w:t xml:space="preserve">together in your head, like e.g. </w:t>
-      </w:r>
-      <w:r>
-        <w:rPr>
-          <w:rFonts w:ascii="Courier New" w:hAnsi="Courier New" w:cs="Courier New"/>
-        </w:rPr>
-        <w:t>80</w:t>
-      </w:r>
-      <w:r>
-        <w:t xml:space="preserve"> and </w:t>
-      </w:r>
-      <w:r>
-        <w:rPr>
-          <w:rFonts w:ascii="Courier New" w:hAnsi="Courier New" w:cs="Courier New"/>
-        </w:rPr>
-        <w:t>40</w:t>
-      </w:r>
-      <w:r>
-        <w:t xml:space="preserve"> is </w:t>
-      </w:r>
-      <w:r>
-        <w:rPr>
-          <w:rFonts w:ascii="Courier New" w:hAnsi="Courier New" w:cs="Courier New"/>
-        </w:rPr>
-        <w:t>C0</w:t>
-      </w:r>
-      <w:r>
-        <w:t xml:space="preserve">, but you don’t have to do that in SID Factory II. It has a bit selector built in. Just hit </w:t>
-      </w:r>
-      <w:r>
-        <w:rPr>
-          <w:b/>
-          <w:color w:val="003399"/>
-        </w:rPr>
-        <w:t>Shift+Enter</w:t>
-      </w:r>
-      <w:r>
-        <w:t xml:space="preserve"> on that value and you can set the bits with the </w:t>
-      </w:r>
-      <w:r>
-        <w:rPr>
-          <w:b/>
-          <w:color w:val="003399"/>
-        </w:rPr>
-        <w:t>Space</w:t>
-      </w:r>
-      <w:r>
-        <w:t xml:space="preserve"> key as you cursor up and down. Then hit </w:t>
-      </w:r>
-      <w:r>
-        <w:rPr>
-          <w:b/>
-          <w:color w:val="003399"/>
-        </w:rPr>
-        <w:t>Enter</w:t>
-      </w:r>
-      <w:r>
-        <w:t xml:space="preserve"> to accept, or </w:t>
-      </w:r>
-      <w:r>
-        <w:rPr>
-          <w:b/>
-          <w:color w:val="003399"/>
-        </w:rPr>
-        <w:t>Esc</w:t>
-      </w:r>
-      <w:r>
-        <w:t xml:space="preserve"> to cancel.</w:t>
-      </w:r>
-    </w:p>
-    <w:p>
-      <w:r>
-        <w:t xml:space="preserve">You can use </w:t>
-      </w:r>
-      <w:r>
-        <w:rPr>
-          <w:b/>
-          <w:color w:val="003399"/>
-        </w:rPr>
-        <w:t>Ctrl+Enter</w:t>
-      </w:r>
-      <w:r>
-        <w:t xml:space="preserve"> to go to a table index pointer. This is used not only in instruments but also in commands. For example, the standard driver 11 has index pointers for pulse, filter and wave tables. Hit </w:t>
-      </w:r>
-      <w:r>
-        <w:rPr>
-          <w:b/>
-          <w:color w:val="003399"/>
-        </w:rPr>
-        <w:t>Ctrl+Enter</w:t>
-      </w:r>
-      <w:r>
-        <w:t xml:space="preserve"> on any of these to enter that spot in one of those tables. If a command also uses an index pointer to a table, </w:t>
-      </w:r>
-      <w:r>
-        <w:rPr>
-          <w:b/>
-          <w:color w:val="003399"/>
-        </w:rPr>
-        <w:t>Ctrl+Enter</w:t>
-      </w:r>
-      <w:r>
-        <w:t xml:space="preserve"> works there too.</w:t>
-      </w:r>
-    </w:p>
-    <w:p>
-      <w:r>
-        <w:t xml:space="preserve">SID Factory II is normally silent in the tables. However, if you hold down </w:t>
-      </w:r>
-      <w:r>
-        <w:rPr>
-          <w:b/>
-          <w:color w:val="003399"/>
-        </w:rPr>
-        <w:t>Shift</w:t>
-      </w:r>
-      <w:r>
-        <w:t xml:space="preserve"> while typing notes, you can hear the currently chosen instrument playing. This also temporarily stops all table input, making it suitable for quickly testing a melody or an instrument. You can repeatedly play the latest shifted note in the tables by pressing </w:t>
-      </w:r>
-      <w:r>
-        <w:rPr>
-          <w:b/>
-          <w:color w:val="003399"/>
-        </w:rPr>
-        <w:t>Space</w:t>
-      </w:r>
-      <w:r>
-        <w:t xml:space="preserve">. If you use </w:t>
-      </w:r>
-      <w:r>
-        <w:rPr>
-          <w:b/>
-          <w:color w:val="003399"/>
-        </w:rPr>
-        <w:t>Ctrl+Space</w:t>
-      </w:r>
-      <w:r>
-        <w:t xml:space="preserve"> you will also apply the current command effect.</w:t>
-      </w:r>
-    </w:p>
-    <w:p>
-      <w:pPr>
-        <w:pStyle w:val="Heading3"/>
-      </w:pPr>
-      <w:bookmarkStart w:id="12" w:name="_Toc146975046"/>
-      <w:r>
-        <w:t>Commands</w:t>
-      </w:r>
-      <w:bookmarkEnd w:id="12"/>
-    </w:p>
-    <w:p>
-      <w:r>
-        <w:t>This the table that is referred to from the middle numeric column in the sequences. Because of this it is not possible to insert and delete in it.</w:t>
+        <w:t xml:space="preserve">This </w:t>
+      </w:r>
+      <w:r>
+        <w:t>is the</w:t>
+      </w:r>
+      <w:r>
+        <w:t xml:space="preserve"> table that is referred to from the middle numeric column in the sequences. Because of this it is not possible to insert and delete </w:t>
+      </w:r>
+      <w:proofErr w:type="gramStart"/>
+      <w:r>
+        <w:t>in it</w:t>
+      </w:r>
+      <w:proofErr w:type="gramEnd"/>
+      <w:r>
+        <w:t>.</w:t>
       </w:r>
     </w:p>
     <w:p>
@@ -4751,7 +5363,7 @@
           <w:noProof/>
         </w:rPr>
         <w:drawing>
-          <wp:inline distT="0" distB="0" distL="0" distR="0">
+          <wp:inline distT="0" distB="0" distL="0" distR="0" wp14:anchorId="21520F35" wp14:editId="641E315A">
             <wp:extent cx="5943600" cy="2448560"/>
             <wp:effectExtent l="0" t="0" r="0" b="0"/>
             <wp:docPr id="8" name="Picture 21"/>
@@ -4808,11 +5420,11 @@
       <w:pPr>
         <w:pStyle w:val="Heading3"/>
       </w:pPr>
-      <w:bookmarkStart w:id="13" w:name="_Toc146975047"/>
+      <w:bookmarkStart w:id="12" w:name="_Toc224371837"/>
       <w:r>
         <w:t>Instruments</w:t>
       </w:r>
-      <w:bookmarkEnd w:id="13"/>
+      <w:bookmarkEnd w:id="12"/>
     </w:p>
     <w:p>
       <w:r>
@@ -4824,9 +5436,8 @@
         <w:rPr>
           <w:noProof/>
         </w:rPr>
-        <w:lastRenderedPageBreak/>
         <w:drawing>
-          <wp:inline distT="0" distB="0" distL="0" distR="0">
+          <wp:inline distT="0" distB="0" distL="0" distR="0" wp14:anchorId="75584660" wp14:editId="5690B44E">
             <wp:extent cx="5943600" cy="2472690"/>
             <wp:effectExtent l="0" t="0" r="0" b="0"/>
             <wp:docPr id="9" name="Picture 20"/>
@@ -4866,7 +5477,21 @@
     </w:p>
     <w:p>
       <w:r>
-        <w:t xml:space="preserve">The amount of bytes and their purpose depends on the currently loaded driver, but typically at least the ADSR can be edited here. If there are support tables for e.g. waveforms, pulse or filter, there may also be index pointer bytes to rows in them. As mentioned before, you can jump to a row in one of these tables by placing the cursor on the index pointer value and then hit </w:t>
+        <w:t xml:space="preserve">The </w:t>
+      </w:r>
+      <w:r>
+        <w:t>number</w:t>
+      </w:r>
+      <w:r>
+        <w:t xml:space="preserve"> of bytes and their purpose </w:t>
+      </w:r>
+      <w:proofErr w:type="gramStart"/>
+      <w:r>
+        <w:t>depends</w:t>
+      </w:r>
+      <w:proofErr w:type="gramEnd"/>
+      <w:r>
+        <w:t xml:space="preserve"> on the currently loaded driver, but typically at least the ADSR can be edited here. If there are support tables for e.g. waveforms, pulse or filter, there may also be index pointer bytes to rows in them. As mentioned before, you can jump to a row in one of these tables by placing the cursor on the index pointer value and then hit </w:t>
       </w:r>
       <w:r>
         <w:rPr>
@@ -4883,414 +5508,517 @@
       <w:pPr>
         <w:pStyle w:val="Heading3"/>
       </w:pPr>
-      <w:bookmarkStart w:id="14" w:name="_Toc146975048"/>
-      <w:r>
+      <w:bookmarkStart w:id="13" w:name="_Toc224371838"/>
+      <w:r>
+        <w:lastRenderedPageBreak/>
         <w:t>Wave</w:t>
       </w:r>
+      <w:bookmarkEnd w:id="13"/>
+    </w:p>
+    <w:p>
+      <w:r>
+        <w:t xml:space="preserve">If the driver offers a wave table, it usually sets the waveform in the left </w:t>
+      </w:r>
+      <w:r>
+        <w:t>column,</w:t>
+      </w:r>
+      <w:r>
+        <w:t xml:space="preserve"> and the semitones add value in the right. For example, </w:t>
+      </w:r>
+      <w:r>
+        <w:rPr>
+          <w:rFonts w:ascii="Courier New" w:hAnsi="Courier New" w:cs="Courier New"/>
+        </w:rPr>
+        <w:t>11 0c</w:t>
+      </w:r>
+      <w:r>
+        <w:t xml:space="preserve"> means use the triangle waveform and play it one octave higher than what the note in the sequence states. However, if you add </w:t>
+      </w:r>
+      <w:r>
+        <w:rPr>
+          <w:rFonts w:ascii="Courier New" w:hAnsi="Courier New" w:cs="Courier New"/>
+        </w:rPr>
+        <w:t>80</w:t>
+      </w:r>
+      <w:r>
+        <w:t xml:space="preserve"> to the right value, it will be a static note chosen directly from the table of frequency values. This is great for e.g. drums.</w:t>
+      </w:r>
+    </w:p>
+    <w:p>
+      <w:r>
+        <w:t xml:space="preserve">A left value of </w:t>
+      </w:r>
+      <w:r>
+        <w:rPr>
+          <w:rFonts w:ascii="Courier New" w:hAnsi="Courier New" w:cs="Courier New"/>
+        </w:rPr>
+        <w:t>7f</w:t>
+      </w:r>
+      <w:r>
+        <w:t xml:space="preserve"> expects the right value to be an absolute pointer to a different row. For example, </w:t>
+      </w:r>
+      <w:r>
+        <w:rPr>
+          <w:rFonts w:ascii="Courier New" w:hAnsi="Courier New" w:cs="Courier New"/>
+        </w:rPr>
+        <w:t>7f 02</w:t>
+      </w:r>
+      <w:r>
+        <w:t xml:space="preserve"> means that it should wrap back to the third row in the table.</w:t>
+      </w:r>
+    </w:p>
+    <w:p>
+      <w:r>
+        <w:t>The above rules are common but might change when a different driver is loaded.</w:t>
+      </w:r>
+    </w:p>
+    <w:p>
+      <w:pPr>
+        <w:pStyle w:val="Heading3"/>
+      </w:pPr>
+      <w:bookmarkStart w:id="14" w:name="_Toc224371839"/>
+      <w:r>
+        <w:t>Pulse</w:t>
+      </w:r>
       <w:bookmarkEnd w:id="14"/>
     </w:p>
     <w:p>
       <w:r>
-        <w:t xml:space="preserve">If the driver offers a wave table, it usually sets the waveform in the left column and the semitones add value in the right. For example, </w:t>
+        <w:t xml:space="preserve">If the driver offers a pulse table, it is used to define the range and speeds of which the pulse travels to produce the swooping effects of waveform </w:t>
       </w:r>
       <w:r>
         <w:rPr>
           <w:rFonts w:ascii="Courier New" w:hAnsi="Courier New" w:cs="Courier New"/>
         </w:rPr>
-        <w:t>11 0c</w:t>
-      </w:r>
-      <w:r>
-        <w:t xml:space="preserve"> means use the triangle waveform and play it one octave higher than what the note in the sequence states. However, if you add </w:t>
+        <w:t>41</w:t>
+      </w:r>
+      <w:r>
+        <w:t xml:space="preserve"> as well as a few combined waveforms. Hit </w:t>
+      </w:r>
+      <w:r>
+        <w:rPr>
+          <w:b/>
+          <w:color w:val="003399"/>
+        </w:rPr>
+        <w:t>F12</w:t>
+      </w:r>
+      <w:r>
+        <w:t xml:space="preserve"> to open an expanded overlay that explains the commands in this table. Look for the pink color.</w:t>
+      </w:r>
+    </w:p>
+    <w:p>
+      <w:r>
+        <w:t xml:space="preserve">In some drivers, a </w:t>
+      </w:r>
+      <w:r>
+        <w:t>simpler</w:t>
+      </w:r>
+      <w:r>
+        <w:t xml:space="preserve"> pulsating effect is defined in one or two bytes in the instrument.</w:t>
+      </w:r>
+    </w:p>
+    <w:p>
+      <w:pPr>
+        <w:pStyle w:val="Heading3"/>
+      </w:pPr>
+      <w:bookmarkStart w:id="15" w:name="_Toc224371840"/>
+      <w:r>
+        <w:t>Filter</w:t>
+      </w:r>
+      <w:bookmarkEnd w:id="15"/>
+    </w:p>
+    <w:p>
+      <w:r>
+        <w:t>If the driver offers a filter table, it is also used to define the range and speeds. Unlike pulse, the filter in the SID chip is a global effect that can then be applied to one or more channels using a bit mask. This bit mask consists of three bits, for values 1, 2 and 4.</w:t>
+      </w:r>
+    </w:p>
+    <w:p>
+      <w:r>
+        <w:t>By combining these you can choose any combination of channels.</w:t>
+      </w:r>
+    </w:p>
+    <w:p>
+      <w:r>
+        <w:t xml:space="preserve">For </w:t>
+      </w:r>
+      <w:r>
+        <w:t>example,</w:t>
+      </w:r>
+      <w:r>
+        <w:t xml:space="preserve"> 1+2 = 3 adds the filter effect to the first two channels, 4 only to the third channel, while 1+2+4 = 7 to all three channels. </w:t>
+      </w:r>
+      <w:r>
+        <w:t>Typically,</w:t>
+      </w:r>
+      <w:r>
+        <w:t xml:space="preserve"> this bitmask is one of several settings in this table along with the filter cutoff start value and the resonance, but it depends on how the driver is written. Hit </w:t>
+      </w:r>
+      <w:r>
+        <w:rPr>
+          <w:b/>
+          <w:color w:val="003399"/>
+        </w:rPr>
+        <w:t>F12</w:t>
+      </w:r>
+      <w:r>
+        <w:t xml:space="preserve"> to open an expanded overlay that explains the commands in the table. Look for the orange color.</w:t>
+      </w:r>
+    </w:p>
+    <w:p>
+      <w:r>
+        <w:t xml:space="preserve">Note that some of the drivers available </w:t>
+      </w:r>
+      <w:r>
+        <w:t>don’t</w:t>
+      </w:r>
+      <w:r>
+        <w:t xml:space="preserve"> even have any filter capabilities at all.</w:t>
+      </w:r>
+    </w:p>
+    <w:p>
+      <w:pPr>
+        <w:pStyle w:val="Heading3"/>
+      </w:pPr>
+      <w:bookmarkStart w:id="16" w:name="_Toc224371841"/>
+      <w:r>
+        <w:t>Arp</w:t>
+      </w:r>
+      <w:bookmarkEnd w:id="16"/>
+    </w:p>
+    <w:p>
+      <w:r>
+        <w:t>Some drivers have an arpeggio table that is separate from the wave table. This is primarily used to make arpeggio chords, typically referred to from the command table. The values are added as semitones to the note in the sequence. A value in the command may even set the speed of the arpeggio. Hit</w:t>
+      </w:r>
+      <w:r>
+        <w:rPr>
+          <w:b/>
+          <w:color w:val="003399"/>
+        </w:rPr>
+        <w:t xml:space="preserve"> F12</w:t>
+      </w:r>
+      <w:r>
+        <w:t xml:space="preserve"> to open an expanded overlay that explains the table. Look for the green color. </w:t>
+      </w:r>
+    </w:p>
+    <w:p>
+      <w:r>
+        <w:t xml:space="preserve">In the default driver that loads when SID Factory II starts (driver 11) the arpeggio only </w:t>
+      </w:r>
+      <w:r>
+        <w:t>affects</w:t>
+      </w:r>
+      <w:r>
+        <w:t xml:space="preserve"> the values in the </w:t>
+      </w:r>
+      <w:r>
+        <w:rPr>
+          <w:i/>
+        </w:rPr>
+        <w:t>wave table</w:t>
+      </w:r>
+      <w:r>
+        <w:t xml:space="preserve"> where semitone add values are set to </w:t>
       </w:r>
       <w:r>
         <w:rPr>
           <w:rFonts w:ascii="Courier New" w:hAnsi="Courier New" w:cs="Courier New"/>
         </w:rPr>
-        <w:t>80</w:t>
-      </w:r>
-      <w:r>
-        <w:t xml:space="preserve"> to the right value, it will be a static note chosen directly from the table of frequency values. This is great for e.g. drums.</w:t>
-      </w:r>
-    </w:p>
-    <w:p>
-      <w:r>
-        <w:t xml:space="preserve">A left value of </w:t>
+        <w:t>00</w:t>
+      </w:r>
+      <w:r>
+        <w:t>. Other add values ignore the arpeggio.</w:t>
+      </w:r>
+    </w:p>
+    <w:p>
+      <w:pPr>
+        <w:pStyle w:val="Heading3"/>
+      </w:pPr>
+      <w:bookmarkStart w:id="17" w:name="_Toc224371842"/>
+      <w:r>
+        <w:t>Init</w:t>
+      </w:r>
+      <w:bookmarkEnd w:id="17"/>
+    </w:p>
+    <w:p>
+      <w:r>
+        <w:t xml:space="preserve">If the init table is present in the current driver, it points to a tempo table row and sets the main volume with </w:t>
       </w:r>
       <w:r>
         <w:rPr>
           <w:rFonts w:ascii="Courier New" w:hAnsi="Courier New" w:cs="Courier New"/>
         </w:rPr>
+        <w:t>00 0f</w:t>
+      </w:r>
+      <w:r>
+        <w:t xml:space="preserve"> (the latter is the loudest volume possible in the SID chip). </w:t>
+      </w:r>
+      <w:r>
+        <w:t xml:space="preserve">Multiple entries here are used for multi-songs. </w:t>
+      </w:r>
+      <w:r>
+        <w:t xml:space="preserve">If you hit </w:t>
+      </w:r>
+      <w:r>
+        <w:rPr>
+          <w:b/>
+          <w:color w:val="003399"/>
+        </w:rPr>
+        <w:t>F12</w:t>
+      </w:r>
+      <w:r>
+        <w:t xml:space="preserve"> to open the </w:t>
+      </w:r>
+      <w:r>
+        <w:t>overlay,</w:t>
+      </w:r>
+      <w:r>
+        <w:t xml:space="preserve"> you can find its details in the box outlined in white.</w:t>
+      </w:r>
+    </w:p>
+    <w:p>
+      <w:pPr>
+        <w:pStyle w:val="Heading3"/>
+      </w:pPr>
+      <w:bookmarkStart w:id="18" w:name="_Toc224371843"/>
+      <w:r>
+        <w:lastRenderedPageBreak/>
+        <w:t>HR</w:t>
+      </w:r>
+      <w:bookmarkEnd w:id="18"/>
+    </w:p>
+    <w:p>
+      <w:r>
+        <w:t xml:space="preserve">Most drivers utilize something called </w:t>
+      </w:r>
+      <w:r>
+        <w:rPr>
+          <w:i/>
+        </w:rPr>
+        <w:t>hard restart</w:t>
+      </w:r>
+      <w:r>
+        <w:t xml:space="preserve">. In fact, most modern players on the C64 have some version of this technique. </w:t>
+      </w:r>
+      <w:r>
+        <w:t>So,</w:t>
+      </w:r>
+      <w:r>
+        <w:t xml:space="preserve"> what is this?</w:t>
+      </w:r>
+    </w:p>
+    <w:p>
+      <w:r>
+        <w:t xml:space="preserve">The ADSR for each channel defines </w:t>
+      </w:r>
+      <w:proofErr w:type="gramStart"/>
+      <w:r>
+        <w:t xml:space="preserve">the </w:t>
+      </w:r>
+      <w:r>
+        <w:rPr>
+          <w:i/>
+        </w:rPr>
+        <w:t>Attack</w:t>
+      </w:r>
+      <w:proofErr w:type="gramEnd"/>
+      <w:r>
+        <w:t xml:space="preserve">, </w:t>
+      </w:r>
+      <w:r>
+        <w:rPr>
+          <w:i/>
+        </w:rPr>
+        <w:t>Decay</w:t>
+      </w:r>
+      <w:r>
+        <w:t xml:space="preserve">, </w:t>
+      </w:r>
+      <w:r>
+        <w:rPr>
+          <w:i/>
+        </w:rPr>
+        <w:t>Sustain</w:t>
+      </w:r>
+      <w:r>
+        <w:t xml:space="preserve"> and </w:t>
+      </w:r>
+      <w:r>
+        <w:rPr>
+          <w:i/>
+        </w:rPr>
+        <w:t>Release</w:t>
+      </w:r>
+      <w:r>
+        <w:t xml:space="preserve"> of a note. How it increases in volume and then decays to a steady level </w:t>
+      </w:r>
+      <w:proofErr w:type="gramStart"/>
+      <w:r>
+        <w:t>as long as</w:t>
+      </w:r>
+      <w:proofErr w:type="gramEnd"/>
+      <w:r>
+        <w:t xml:space="preserve"> the note is gated on, which corresponds to holding down a piano key. As soon as you gate off – release the piano key – the release fades out the note. The ASDR is typically defined in the instrument table and can also be changed with commands.</w:t>
+      </w:r>
+    </w:p>
+    <w:p>
+      <w:r>
+        <w:t xml:space="preserve">While ADSR is </w:t>
+      </w:r>
+      <w:r>
+        <w:t>one</w:t>
+      </w:r>
+      <w:r>
+        <w:t xml:space="preserve"> of the best features of the SID chip, it is not perfect. If you were to, say, play a sequence full of smaller note durations, each kept gated on until the next note, then played it </w:t>
+      </w:r>
+      <w:r>
+        <w:t>repeatedly</w:t>
+      </w:r>
+      <w:r>
+        <w:t xml:space="preserve"> without enabling hard restart in the instrument, you would probably hear the ADSR kind of stumble here and there. </w:t>
+      </w:r>
+      <w:r>
+        <w:t>Of course,</w:t>
+      </w:r>
+      <w:r>
+        <w:t xml:space="preserve"> this depends on what values you put into the ADSR </w:t>
+      </w:r>
+      <w:r>
+        <w:t>registers,</w:t>
+      </w:r>
+      <w:r>
+        <w:t xml:space="preserve"> and some values may also alleviate it, but it’s easy to keep running into this problem. The renowned C64 composer Martin Galway called this “the school band effect” which is as apt a description as any.</w:t>
+      </w:r>
+    </w:p>
+    <w:p>
+      <w:r>
+        <w:t>Hard restart was invented to defeat this ADSR bug.</w:t>
+      </w:r>
+    </w:p>
+    <w:p>
+      <w:r>
+        <w:t xml:space="preserve">The hard restart prevention works by gating off and resetting the ADSR values a few frames before the next note triggers. How to design hard restart in a player varies a lot depending on the creator, but in SID Factory II, most drivers that use it triggers the effect exactly two frames before. Say you trigger a note and keep it gated on with </w:t>
+      </w:r>
+      <w:r>
+        <w:rPr>
+          <w:rFonts w:ascii="Courier New" w:hAnsi="Courier New" w:cs="Courier New"/>
+        </w:rPr>
+        <w:t>+++</w:t>
+      </w:r>
+      <w:r>
+        <w:t xml:space="preserve"> rows for a few rows, adding up to a total of 15 frames. The note is first triggered with the ADSR defined in the instrument. After 13 of its 15 frames have passed, the hard restart takes over. It gates off and applies a different set of ADSR. Depending on this new set of ADSR, it may cut off the remainder of the note, making it sound a tiny bit staccato. However, this also stabilizes the ADSR and makes sure the next note always triggers perfectly. No more stumbling.</w:t>
+      </w:r>
+    </w:p>
+    <w:p>
+      <w:r>
+        <w:t xml:space="preserve">Defining this new ADSR is where the HR table comes in. In the default driver that loads when SID Factory II starts (driver 11) you can enable hard restart with a flag in the instrument </w:t>
+      </w:r>
+      <w:r>
+        <w:t>and</w:t>
+      </w:r>
+      <w:r>
+        <w:t xml:space="preserve"> point to an ADSR value in the HR table. This is typically </w:t>
+      </w:r>
+      <w:r>
+        <w:rPr>
+          <w:rFonts w:ascii="Courier New" w:hAnsi="Courier New" w:cs="Courier New"/>
+        </w:rPr>
+        <w:t>0F 00</w:t>
+      </w:r>
+      <w:r>
+        <w:t xml:space="preserve"> which brings the note down fast. There is usually no reason to change this, but as you become more proficient with composing, you may want to experiment. You can also leave it as is for most instruments and create a second ADSR set that you point to from another instrument. If you hit </w:t>
+      </w:r>
+      <w:r>
+        <w:rPr>
+          <w:b/>
+          <w:color w:val="003399"/>
+        </w:rPr>
+        <w:t>F12</w:t>
+      </w:r>
+      <w:r>
+        <w:t xml:space="preserve"> to open the overlay, you can find the details in the cyan box with flags.</w:t>
+      </w:r>
+    </w:p>
+    <w:p>
+      <w:pPr>
+        <w:pStyle w:val="Heading3"/>
+      </w:pPr>
+      <w:bookmarkStart w:id="19" w:name="_Toc224371844"/>
+      <w:r>
+        <w:t>Tempo</w:t>
+      </w:r>
+      <w:bookmarkEnd w:id="19"/>
+    </w:p>
+    <w:p>
+      <w:r>
+        <w:t>If the current driver supports a tempo table, this is where the pace of the song is defined. In the default driver that loads when SID Factory II starts (driver 11) the accompanying init table points to it.</w:t>
+      </w:r>
+    </w:p>
+    <w:p>
+      <w:r>
+        <w:t xml:space="preserve">A value in the tempo table defines the number of frames one row (or the smallest possible note) in a </w:t>
+      </w:r>
+      <w:proofErr w:type="gramStart"/>
+      <w:r>
+        <w:t>sequence</w:t>
+      </w:r>
+      <w:proofErr w:type="gramEnd"/>
+      <w:r>
+        <w:t xml:space="preserve"> lasts. Frames is the fastest possible update of the driver and is typically 50 times a second on PAL and 60 times a second on NTSC.</w:t>
+      </w:r>
+    </w:p>
+    <w:p>
+      <w:r>
+        <w:t xml:space="preserve">Smaller values </w:t>
+      </w:r>
+      <w:r>
+        <w:t>mean</w:t>
+      </w:r>
+      <w:r>
+        <w:t xml:space="preserve"> a faster tune. Depending on whether the driver uses hard restart and how this is set up, there may be a minimum value that works well with the driver. Usually this is </w:t>
+      </w:r>
+      <w:r>
+        <w:rPr>
+          <w:rFonts w:ascii="Courier New" w:hAnsi="Courier New" w:cs="Courier New"/>
+        </w:rPr>
+        <w:t>02</w:t>
+      </w:r>
+      <w:r>
+        <w:t xml:space="preserve">, but if you are using a driver that doesn’t have hard restart (or uses a tight model of it) it may be smaller. The table won’t prevent you from trying small values, however, and sometimes they </w:t>
+      </w:r>
+      <w:r>
+        <w:rPr>
+          <w:i/>
+        </w:rPr>
+        <w:t>may</w:t>
+      </w:r>
+      <w:r>
+        <w:t xml:space="preserve"> work in a chain.</w:t>
+      </w:r>
+    </w:p>
+    <w:p>
+      <w:r>
+        <w:lastRenderedPageBreak/>
+        <w:t xml:space="preserve">You may have a chain of tempo values until the wrap byte </w:t>
+      </w:r>
+      <w:r>
+        <w:rPr>
+          <w:rFonts w:ascii="Courier New" w:hAnsi="Courier New" w:cs="Courier New"/>
+        </w:rPr>
         <w:t>7f</w:t>
       </w:r>
       <w:r>
-        <w:t xml:space="preserve"> expects the right value to be an absolute pointer to a different row. For example, </w:t>
-      </w:r>
-      <w:r>
-        <w:rPr>
-          <w:rFonts w:ascii="Courier New" w:hAnsi="Courier New" w:cs="Courier New"/>
-        </w:rPr>
-        <w:t>7f 02</w:t>
-      </w:r>
-      <w:r>
-        <w:t xml:space="preserve"> means that it should wrap back to the third row in the table.</w:t>
-      </w:r>
-    </w:p>
-    <w:p>
-      <w:r>
-        <w:t>The above rules are common but might change when a different driver is loaded.</w:t>
-      </w:r>
-    </w:p>
-    <w:p>
-      <w:pPr>
-        <w:pStyle w:val="Heading3"/>
-      </w:pPr>
-      <w:bookmarkStart w:id="15" w:name="_Toc146975049"/>
-      <w:r>
-        <w:t>Pulse</w:t>
-      </w:r>
-      <w:bookmarkEnd w:id="15"/>
-    </w:p>
-    <w:p>
-      <w:r>
-        <w:t xml:space="preserve">If the driver offers a pulse table, it is used to define the range and speeds of which the pulse travels to produce the swooping effects of waveform </w:t>
-      </w:r>
-      <w:r>
-        <w:rPr>
-          <w:rFonts w:ascii="Courier New" w:hAnsi="Courier New" w:cs="Courier New"/>
-        </w:rPr>
-        <w:t>41</w:t>
-      </w:r>
-      <w:r>
-        <w:t xml:space="preserve"> as well as a few combined waveforms. Hit </w:t>
-      </w:r>
-      <w:r>
-        <w:rPr>
-          <w:b/>
-          <w:color w:val="003399"/>
-        </w:rPr>
-        <w:t>F12</w:t>
-      </w:r>
-      <w:r>
-        <w:t xml:space="preserve"> to open an expanded overlay that explains the commands in this table. Look for the pink color.</w:t>
-      </w:r>
-    </w:p>
-    <w:p>
-      <w:r>
-        <w:t>In some drivers, a more simple pulsating effect is defined in one or two bytes in the instrument.</w:t>
-      </w:r>
-    </w:p>
-    <w:p>
-      <w:pPr>
-        <w:pStyle w:val="Heading3"/>
-      </w:pPr>
-      <w:bookmarkStart w:id="16" w:name="_Toc146975050"/>
-      <w:r>
-        <w:t>Filter</w:t>
-      </w:r>
-      <w:bookmarkEnd w:id="16"/>
-    </w:p>
-    <w:p>
-      <w:r>
-        <w:t>If the driver offers a filter table, it is also used to define the range and speeds. Unlike pulse, the filter in the SID chip is a global effect that can then be applied to one or more channels using a bit mask. This bit mask consists of three bits, for values 1, 2 and 4.</w:t>
-      </w:r>
-    </w:p>
-    <w:p>
-      <w:r>
-        <w:t>By combining these you can choose any combination of channels.</w:t>
-      </w:r>
-    </w:p>
-    <w:p>
-      <w:r>
-        <w:t xml:space="preserve">For example 1+2 = 3 adds the filter effect to the first two channels, 4 only to the third channel, while 1+2+4 = 7 to all three channels. Typically this bitmask is one of several settings in this table along with </w:t>
-      </w:r>
-      <w:r>
-        <w:lastRenderedPageBreak/>
-        <w:t xml:space="preserve">the filter cutoff start value and the resonance, but it depends on how the driver is written. Hit </w:t>
-      </w:r>
-      <w:r>
-        <w:rPr>
-          <w:b/>
-          <w:color w:val="003399"/>
-        </w:rPr>
-        <w:t>F12</w:t>
-      </w:r>
-      <w:r>
-        <w:t xml:space="preserve"> to open an expanded overlay that explains the commands in the table. Look for the orange color.</w:t>
-      </w:r>
-    </w:p>
-    <w:p>
-      <w:r>
-        <w:t>Note that some of the drivers available doesn’t even have any filter capabilities at all.</w:t>
-      </w:r>
-    </w:p>
-    <w:p>
-      <w:pPr>
-        <w:pStyle w:val="Heading3"/>
-      </w:pPr>
-      <w:bookmarkStart w:id="17" w:name="_Toc146975051"/>
-      <w:r>
-        <w:t>Arp</w:t>
-      </w:r>
-      <w:bookmarkEnd w:id="17"/>
-    </w:p>
-    <w:p>
-      <w:r>
-        <w:t>Some drivers have an arpeggio table that is separate from the wave table. This is primarily used to make arpeggio chords, typically referred to from the command table. The values are added as semitones to the note in the sequence. A value in the command may even set the speed of the arpeggio. Hit</w:t>
-      </w:r>
-      <w:r>
-        <w:rPr>
-          <w:b/>
-          <w:color w:val="003399"/>
-        </w:rPr>
-        <w:t xml:space="preserve"> F12</w:t>
-      </w:r>
-      <w:r>
-        <w:t xml:space="preserve"> to open an expanded overlay that explains the table. Look for the green color. </w:t>
-      </w:r>
-    </w:p>
-    <w:p>
-      <w:r>
-        <w:t xml:space="preserve">In the default driver that loads when SID Factory II starts (driver 11) the arpeggio only affect the values in the </w:t>
-      </w:r>
-      <w:r>
-        <w:rPr>
-          <w:i/>
-        </w:rPr>
-        <w:t>wave table</w:t>
-      </w:r>
-      <w:r>
-        <w:t xml:space="preserve"> where semitone add values are set to </w:t>
-      </w:r>
-      <w:r>
-        <w:rPr>
-          <w:rFonts w:ascii="Courier New" w:hAnsi="Courier New" w:cs="Courier New"/>
-        </w:rPr>
-        <w:t>00</w:t>
-      </w:r>
-      <w:r>
-        <w:t>. Other add values ignore the arpeggio.</w:t>
-      </w:r>
-    </w:p>
-    <w:p>
-      <w:pPr>
-        <w:pStyle w:val="Heading3"/>
-      </w:pPr>
-      <w:bookmarkStart w:id="18" w:name="_Toc146975052"/>
-      <w:r>
-        <w:t>Init</w:t>
-      </w:r>
-      <w:bookmarkEnd w:id="18"/>
-    </w:p>
-    <w:p>
-      <w:r>
-        <w:t xml:space="preserve">If the init table is present in the current driver, it points to a tempo table row and sets the main volume with </w:t>
-      </w:r>
-      <w:r>
-        <w:rPr>
-          <w:rFonts w:ascii="Courier New" w:hAnsi="Courier New" w:cs="Courier New"/>
-        </w:rPr>
-        <w:t>00 0f</w:t>
-      </w:r>
-      <w:r>
-        <w:t xml:space="preserve"> (the latter is the loudest volume possible in the SID chip). </w:t>
-      </w:r>
-      <w:r>
-        <w:t xml:space="preserve">Multiple entries here are used for multi-songs. </w:t>
-      </w:r>
-      <w:r>
-        <w:t xml:space="preserve">If you hit </w:t>
-      </w:r>
-      <w:r>
-        <w:rPr>
-          <w:b/>
-          <w:color w:val="003399"/>
-        </w:rPr>
-        <w:t>F12</w:t>
-      </w:r>
-      <w:r>
-        <w:t xml:space="preserve"> to open the overlay you can find its details in the box outlined in white.</w:t>
-      </w:r>
-    </w:p>
-    <w:p>
-      <w:pPr>
-        <w:pStyle w:val="Heading3"/>
-      </w:pPr>
-      <w:bookmarkStart w:id="19" w:name="_Toc146975053"/>
-      <w:r>
-        <w:t>HR</w:t>
-      </w:r>
-      <w:bookmarkEnd w:id="19"/>
-    </w:p>
-    <w:p>
-      <w:r>
-        <w:t xml:space="preserve">Most drivers utilize something called </w:t>
-      </w:r>
-      <w:r>
-        <w:rPr>
-          <w:i/>
-        </w:rPr>
-        <w:t>hard restart</w:t>
-      </w:r>
-      <w:r>
-        <w:t>. In fact, most modern players on the C64 have some version of this technique. So what is this?</w:t>
-      </w:r>
-    </w:p>
-    <w:p>
-      <w:r>
-        <w:t xml:space="preserve">The ADSR for each channel defines the </w:t>
-      </w:r>
-      <w:r>
-        <w:rPr>
-          <w:i/>
-        </w:rPr>
-        <w:t>Attack</w:t>
-      </w:r>
-      <w:r>
-        <w:t xml:space="preserve">, </w:t>
-      </w:r>
-      <w:r>
-        <w:rPr>
-          <w:i/>
-        </w:rPr>
-        <w:t>Decay</w:t>
-      </w:r>
-      <w:r>
-        <w:t xml:space="preserve">, </w:t>
-      </w:r>
-      <w:r>
-        <w:rPr>
-          <w:i/>
-        </w:rPr>
-        <w:t>Sustain</w:t>
-      </w:r>
-      <w:r>
-        <w:t xml:space="preserve"> and </w:t>
-      </w:r>
-      <w:r>
-        <w:rPr>
-          <w:i/>
-        </w:rPr>
-        <w:t>Release</w:t>
-      </w:r>
-      <w:r>
-        <w:t xml:space="preserve"> of a note. How it increases in volume and then decays to a steady level as long as the note is gated on, which corresponds to holding down a piano key. As soon as you gate off – release the piano key – the release fades out the note. The ASDR is typically defined in the instrument table and can also be changed with commands.</w:t>
-      </w:r>
-    </w:p>
-    <w:p>
-      <w:r>
-        <w:t>While ADSR is definitely one of the best features of the SID chip, it is not perfect. If you were to, say, play a sequence full of smaller note durations, each kept gated on until the next note, then played it over and over without enabling hard restart in the instrument, you would probably hear the ADSR kind of stumble here and there. Of course this depends on what values you put into the ADSR registers and some values may also alleviate it, but it’s easy to keep running into this problem. The renowned C64 composer Martin Galway called this “the school band effect” which is as apt a description as any.</w:t>
-      </w:r>
-    </w:p>
-    <w:p>
-      <w:r>
-        <w:t>Hard restart was invented to defeat this ADSR bug.</w:t>
-      </w:r>
-    </w:p>
-    <w:p>
-      <w:r>
-        <w:t xml:space="preserve">The hard restart prevention works by gating off and resetting the ADSR values a few frames before the next note triggers. How to design hard restart in a player varies a lot depending on the creator, but in SID Factory II, most drivers that use it triggers the effect exactly two frames before. Say you trigger a note and keep it gated on with </w:t>
-      </w:r>
-      <w:r>
-        <w:rPr>
-          <w:rFonts w:ascii="Courier New" w:hAnsi="Courier New" w:cs="Courier New"/>
-        </w:rPr>
-        <w:t>+++</w:t>
-      </w:r>
-      <w:r>
-        <w:t xml:space="preserve"> rows for a few rows, adding up to a total of 15 frames. The note is first triggered with the ADSR defined in the instrument. After 13 of its 15 frames have passed, the hard restart takes over. It gates off and applies a different set of ADSR. Depending on this new set of ADSR, it may cut off the remainder of the note, making it sound a tiny bit staccato. However, this also stabilizes the ADSR and makes sure the next note always triggers perfectly. No more stumbling.</w:t>
-      </w:r>
-    </w:p>
-    <w:p>
-      <w:r>
-        <w:lastRenderedPageBreak/>
-        <w:t xml:space="preserve">Defining this new ADSR is where the HR table comes in. In the default driver that loads when SID Factory II starts (driver 11) you can enable hard restart with a flag in the instrument and also point to an ADSR value in the HR table. This is typically </w:t>
-      </w:r>
-      <w:r>
-        <w:rPr>
-          <w:rFonts w:ascii="Courier New" w:hAnsi="Courier New" w:cs="Courier New"/>
-        </w:rPr>
-        <w:t>0F 00</w:t>
-      </w:r>
-      <w:r>
-        <w:t xml:space="preserve"> which brings the note down fast. There is usually no reason to change this, but as you become more proficient with composing, you may want to experiment. You can also leave it as is for most instruments and create a second ADSR set that you point to from another instrument. If you hit </w:t>
-      </w:r>
-      <w:r>
-        <w:rPr>
-          <w:b/>
-          <w:color w:val="003399"/>
-        </w:rPr>
-        <w:t>F12</w:t>
-      </w:r>
-      <w:r>
-        <w:t xml:space="preserve"> to open the overlay, you can find the details in the cyan box with flags.</w:t>
-      </w:r>
-    </w:p>
-    <w:p>
-      <w:pPr>
-        <w:pStyle w:val="Heading3"/>
-      </w:pPr>
-      <w:bookmarkStart w:id="20" w:name="_Toc146975054"/>
-      <w:r>
-        <w:t>Tempo</w:t>
+        <w:t xml:space="preserve"> restarts it. Every time the driver exhausts a tempo value, it will count down on the next one. This makes it possible to make funky shuffle rhythms or e.g. 2½ speeds. Sometimes it can also be handy to match the speed of a real song you’re covering.</w:t>
+      </w:r>
+    </w:p>
+    <w:p>
+      <w:pPr>
+        <w:pStyle w:val="Heading2"/>
+      </w:pPr>
+      <w:bookmarkStart w:id="20" w:name="_Toc224371845"/>
+      <w:r>
+        <w:t>Multiple songs</w:t>
       </w:r>
       <w:bookmarkEnd w:id="20"/>
-    </w:p>
-    <w:p>
-      <w:r>
-        <w:t>If the current driver supports a tempo table, this is where the pace of the song is defined. In the default driver that loads when SID Factory II starts (driver 11) the accompanying init table points to it.</w:t>
-      </w:r>
-    </w:p>
-    <w:p>
-      <w:r>
-        <w:t>A value in the tempo table defines the number of frames one row (or the smallest possible note) in a sequence lasts. Frames is the fastest possible update of the driver and is typically 50 times a second on PAL and 60 times a second on NTSC.</w:t>
-      </w:r>
-    </w:p>
-    <w:p>
-      <w:r>
-        <w:t xml:space="preserve">Smaller values means a faster tune. Depending on whether the driver uses hard restart and how this is set up, there may be a minimum value that works well with the driver. Usually this is </w:t>
-      </w:r>
-      <w:r>
-        <w:rPr>
-          <w:rFonts w:ascii="Courier New" w:hAnsi="Courier New" w:cs="Courier New"/>
-        </w:rPr>
-        <w:t>02</w:t>
-      </w:r>
-      <w:r>
-        <w:t xml:space="preserve">, but if you are using a driver that doesn’t have hard restart (or uses a tight model of it) it may be smaller. The table won’t prevent you from trying small values, however, and sometimes they </w:t>
-      </w:r>
-      <w:r>
-        <w:rPr>
-          <w:i/>
-        </w:rPr>
-        <w:t>may</w:t>
-      </w:r>
-      <w:r>
-        <w:t xml:space="preserve"> work in a chain.</w:t>
-      </w:r>
-    </w:p>
-    <w:p>
-      <w:r>
-        <w:t xml:space="preserve">You may have a chain of tempo values until the wrap byte </w:t>
-      </w:r>
-      <w:r>
-        <w:rPr>
-          <w:rFonts w:ascii="Courier New" w:hAnsi="Courier New" w:cs="Courier New"/>
-        </w:rPr>
-        <w:t>7f</w:t>
-      </w:r>
-      <w:r>
-        <w:t xml:space="preserve"> restarts it. Every time the driver exhausts a tempo value, it will count down on the next one. This makes it possible to make funky shuffle rhythms or e.g. 2½ speeds. Sometimes it can also be handy to match the speed of a real song you’re covering.</w:t>
-      </w:r>
-    </w:p>
-    <w:p>
-      <w:pPr>
-        <w:pStyle w:val="Heading2"/>
-      </w:pPr>
-      <w:bookmarkStart w:id="21" w:name="_Toc146975055"/>
-      <w:r>
-        <w:t>Multiple songs</w:t>
-      </w:r>
-      <w:bookmarkEnd w:id="21"/>
     </w:p>
     <w:p>
       <w:r>
@@ -5356,7 +6084,15 @@
     </w:p>
     <w:p>
       <w:r>
-        <w:t xml:space="preserve">Individual songs have their own bookmarks, and you can set a different speed and volume in the </w:t>
+        <w:t xml:space="preserve">Individual songs have their own bookmarks, and you can set a different speed and volume </w:t>
+      </w:r>
+      <w:proofErr w:type="gramStart"/>
+      <w:r>
+        <w:t>in</w:t>
+      </w:r>
+      <w:proofErr w:type="gramEnd"/>
+      <w:r>
+        <w:t xml:space="preserve"> the </w:t>
       </w:r>
       <w:r>
         <w:rPr>
@@ -5451,12 +6187,11 @@
       <w:pPr>
         <w:pStyle w:val="Heading2"/>
       </w:pPr>
-      <w:bookmarkStart w:id="22" w:name="_Toc146975056"/>
-      <w:r>
-        <w:lastRenderedPageBreak/>
+      <w:bookmarkStart w:id="21" w:name="_Toc224371846"/>
+      <w:r>
         <w:t>Changing drivers</w:t>
       </w:r>
-      <w:bookmarkEnd w:id="22"/>
+      <w:bookmarkEnd w:id="21"/>
     </w:p>
     <w:p>
       <w:r>
@@ -5485,7 +6220,13 @@
     </w:p>
     <w:p>
       <w:r>
-        <w:t>Loading a different driver will change the layout of tables in the right side of the window. Different drivers have different capabilities. Some have much fewer tables but make up for it by being tiny.</w:t>
+        <w:t xml:space="preserve">Loading a different driver will change the layout of tables </w:t>
+      </w:r>
+      <w:r>
+        <w:t>on</w:t>
+      </w:r>
+      <w:r>
+        <w:t xml:space="preserve"> the right side of the window. Different drivers have different capabilities. Some have much fewer tables but make up for it by being tiny.</w:t>
       </w:r>
     </w:p>
     <w:p>
@@ -5513,7 +6254,15 @@
     </w:p>
     <w:p>
       <w:r>
-        <w:t xml:space="preserve">In each build archive, there is a sub folder called </w:t>
+        <w:t xml:space="preserve">In each </w:t>
+      </w:r>
+      <w:proofErr w:type="gramStart"/>
+      <w:r>
+        <w:t>build</w:t>
+      </w:r>
+      <w:proofErr w:type="gramEnd"/>
+      <w:r>
+        <w:t xml:space="preserve"> archive, there is a sub folder called </w:t>
       </w:r>
       <w:r>
         <w:rPr>
@@ -5556,7 +6305,15 @@
         <w:t>Driver 11</w:t>
       </w:r>
       <w:r>
-        <w:t xml:space="preserve"> – this is the standard driver loaded as the default. It is the luxury driver with the most features and table data.</w:t>
+        <w:t xml:space="preserve"> – this is the standard driver loaded as the default. It is </w:t>
+      </w:r>
+      <w:proofErr w:type="gramStart"/>
+      <w:r>
+        <w:t>the</w:t>
+      </w:r>
+      <w:proofErr w:type="gramEnd"/>
+      <w:r>
+        <w:t xml:space="preserve"> luxury driver with the most features and table data.</w:t>
       </w:r>
     </w:p>
     <w:p>
@@ -5591,6 +6348,7 @@
           <w:b/>
           <w:color w:val="003399"/>
         </w:rPr>
+        <w:lastRenderedPageBreak/>
         <w:t>Driver 13</w:t>
       </w:r>
       <w:r>
@@ -5613,7 +6371,15 @@
         <w:t>Driver 14</w:t>
       </w:r>
       <w:r>
-        <w:t xml:space="preserve"> – this is an experimental version of the standard driver that allows for a short duration of gate off, but also has a greater chance of instability.</w:t>
+        <w:t xml:space="preserve"> – this is an experimental version of the standard driver that allows for a short duration of gate </w:t>
+      </w:r>
+      <w:proofErr w:type="gramStart"/>
+      <w:r>
+        <w:t>off, but</w:t>
+      </w:r>
+      <w:proofErr w:type="gramEnd"/>
+      <w:r>
+        <w:t xml:space="preserve"> also has a greater chance of instability.</w:t>
       </w:r>
     </w:p>
     <w:p>
@@ -5632,7 +6398,15 @@
         <w:t>Driver 15</w:t>
       </w:r>
       <w:r>
-        <w:t xml:space="preserve"> – this tiny driver (mark I) is a slightly expanded version of driver 12 with a few more effects, but it also uses more of the zero page area.</w:t>
+        <w:t xml:space="preserve"> – this tiny driver (mark I) is a slightly expanded version of driver 12 with a few more effects, but it also uses more of the </w:t>
+      </w:r>
+      <w:proofErr w:type="gramStart"/>
+      <w:r>
+        <w:t>zero page</w:t>
+      </w:r>
+      <w:proofErr w:type="gramEnd"/>
+      <w:r>
+        <w:t xml:space="preserve"> area.</w:t>
       </w:r>
     </w:p>
     <w:p>
@@ -5676,18 +6450,24 @@
         <w:t>Ctrl+F10</w:t>
       </w:r>
       <w:r>
-        <w:t xml:space="preserve"> to import your source tune on top of it. This will probably only be really useful for sub versions of the same major version driver. You could import a driver 11 tune into driver 12, but you would then have to overhaul the tables.</w:t>
+        <w:t xml:space="preserve"> to import your source tune on top of it. This will probably only be </w:t>
+      </w:r>
+      <w:r>
+        <w:t>useful</w:t>
+      </w:r>
+      <w:r>
+        <w:t xml:space="preserve"> for sub versions of the same major version driver. You could import a driver 11 tune into driver 12, but you would then have to overhaul the tables.</w:t>
       </w:r>
     </w:p>
     <w:p>
       <w:pPr>
         <w:pStyle w:val="Heading2"/>
       </w:pPr>
-      <w:bookmarkStart w:id="23" w:name="_Toc146975057"/>
+      <w:bookmarkStart w:id="22" w:name="_Toc224371847"/>
       <w:r>
         <w:t>Changing the settings</w:t>
       </w:r>
-      <w:bookmarkEnd w:id="23"/>
+      <w:bookmarkEnd w:id="22"/>
     </w:p>
     <w:p>
       <w:r>
@@ -5754,28 +6534,49 @@
           <w:i/>
           <w:iCs/>
         </w:rPr>
-        <w:t>~/.</w:t>
-      </w:r>
-      <w:proofErr w:type="spellStart"/>
+        <w:t>~/.config/sidfactory2/</w:t>
+      </w:r>
+    </w:p>
+    <w:p>
+      <w:r>
+        <w:t xml:space="preserve">INI files for the color schemes are location in the </w:t>
+      </w:r>
       <w:r>
         <w:rPr>
           <w:i/>
-          <w:iCs/>
-        </w:rPr>
-        <w:t>config</w:t>
-      </w:r>
-      <w:proofErr w:type="spellEnd"/>
+        </w:rPr>
+        <w:t>color_schemes</w:t>
+      </w:r>
+      <w:r>
+        <w:t xml:space="preserve"> sub directory and can be selected by specifying a numeric value for an entry in the </w:t>
+      </w:r>
       <w:r>
         <w:rPr>
           <w:i/>
-          <w:iCs/>
-        </w:rPr>
-        <w:t>/sidfactory2/</w:t>
-      </w:r>
-    </w:p>
-    <w:p>
-      <w:r>
-        <w:t xml:space="preserve">INI files for the color schemes are location in the </w:t>
+        </w:rPr>
+        <w:t>config.ini</w:t>
+      </w:r>
+      <w:r>
+        <w:t xml:space="preserve"> file. Again, refer to that file for more information about selecting a persistent color scheme.</w:t>
+      </w:r>
+    </w:p>
+    <w:p>
+      <w:pPr>
+        <w:pStyle w:val="IntenseQuote"/>
+      </w:pPr>
+      <w:r>
+        <w:rPr>
+          <w:b/>
+        </w:rPr>
+        <w:t>NOTE:</w:t>
+      </w:r>
+      <w:r>
+        <w:t xml:space="preserve"> A proper dialog box for the settings will be added in a future version of SF2.</w:t>
+      </w:r>
+    </w:p>
+    <w:p>
+      <w:r>
+        <w:t xml:space="preserve">You are welcome to try defining a new color scheme too. The rules are quite simple – copy and rename one of the INI files in the </w:t>
       </w:r>
       <w:r>
         <w:rPr>
@@ -5784,44 +6585,6 @@
         <w:t>color_schemes</w:t>
       </w:r>
       <w:r>
-        <w:t xml:space="preserve"> sub directory and can be selected by specifying a numeric value for an entry in the </w:t>
-      </w:r>
-      <w:r>
-        <w:rPr>
-          <w:i/>
-        </w:rPr>
-        <w:t>config.ini</w:t>
-      </w:r>
-      <w:r>
-        <w:t xml:space="preserve"> file. Again, refer to that file for more information about selecting a persistent color scheme.</w:t>
-      </w:r>
-    </w:p>
-    <w:p>
-      <w:pPr>
-        <w:pStyle w:val="IntenseQuote"/>
-      </w:pPr>
-      <w:r>
-        <w:rPr>
-          <w:b/>
-        </w:rPr>
-        <w:lastRenderedPageBreak/>
-        <w:t>NOTE:</w:t>
-      </w:r>
-      <w:r>
-        <w:t xml:space="preserve"> A proper dialog box for the settings will be added in a future version of SF2.</w:t>
-      </w:r>
-    </w:p>
-    <w:p>
-      <w:r>
-        <w:t xml:space="preserve">You are welcome to try defining a new color scheme too. The rules are quite simple – copy and rename one of the INI files in the </w:t>
-      </w:r>
-      <w:r>
-        <w:rPr>
-          <w:i/>
-        </w:rPr>
-        <w:t>color_schemes</w:t>
-      </w:r>
-      <w:r>
         <w:t xml:space="preserve"> sub directory, edit it, and change the hexadecimal RGB values there. You can create all new variable names and use them instead of values by prefixing them with a colon. Remember to also add new </w:t>
       </w:r>
       <w:r>
@@ -5831,7 +6594,11 @@
         <w:t>ColorScheme.Name</w:t>
       </w:r>
       <w:r>
-        <w:t xml:space="preserve"> and </w:t>
+        <w:t xml:space="preserve"> </w:t>
+      </w:r>
+      <w:proofErr w:type="gramStart"/>
+      <w:r>
+        <w:t xml:space="preserve">and </w:t>
       </w:r>
       <w:r>
         <w:rPr>
@@ -5839,6 +6606,7 @@
         </w:rPr>
         <w:t>.Filename</w:t>
       </w:r>
+      <w:proofErr w:type="gramEnd"/>
       <w:r>
         <w:t xml:space="preserve"> lines in </w:t>
       </w:r>
@@ -5910,70 +6678,93 @@
         <w:rPr>
           <w:i/>
         </w:rPr>
-        <w:t>ted on macOS yet!</w:t>
+        <w:t>ted on macOS yet</w:t>
+      </w:r>
+      <w:r>
+        <w:rPr>
+          <w:i/>
+        </w:rPr>
+        <w:t>.</w:t>
       </w:r>
     </w:p>
     <w:p>
       <w:pPr>
         <w:pStyle w:val="Heading2"/>
       </w:pPr>
-      <w:bookmarkStart w:id="24" w:name="_Toc146975058"/>
+      <w:bookmarkStart w:id="23" w:name="_Toc224371848"/>
       <w:r>
         <w:t>Converting</w:t>
       </w:r>
+      <w:bookmarkEnd w:id="23"/>
+    </w:p>
+    <w:p>
+      <w:r>
+        <w:t xml:space="preserve">SID Factory II also </w:t>
+      </w:r>
+      <w:proofErr w:type="gramStart"/>
+      <w:r>
+        <w:t>have the ability to</w:t>
+      </w:r>
+      <w:proofErr w:type="gramEnd"/>
+      <w:r>
+        <w:t xml:space="preserve"> convert from song formats made </w:t>
+      </w:r>
+      <w:proofErr w:type="gramStart"/>
+      <w:r>
+        <w:t>in</w:t>
+      </w:r>
+      <w:proofErr w:type="gramEnd"/>
+      <w:r>
+        <w:t xml:space="preserve"> other popular editors. Just hit </w:t>
+      </w:r>
+      <w:r>
+        <w:rPr>
+          <w:b/>
+          <w:color w:val="003399"/>
+        </w:rPr>
+        <w:t>F10</w:t>
+      </w:r>
+      <w:r>
+        <w:t xml:space="preserve"> as usual and load MOD (4-voice music from Amiga), SNG (GoatTracker 2) or CT (CheeseCutter) to convert it to the latest sub version of driver 11.</w:t>
+      </w:r>
+    </w:p>
+    <w:p>
+      <w:r>
+        <w:t>Since the cat is out of the bag, we might as well also tell you that you can load source tunes from JCH’s old NewPlayer 20.G4. It will be converted into a special driver that works almost exactly like it.</w:t>
+      </w:r>
+    </w:p>
+    <w:p>
+      <w:pPr>
+        <w:pStyle w:val="IntenseQuote"/>
+      </w:pPr>
+      <w:r>
+        <w:rPr>
+          <w:b/>
+        </w:rPr>
+        <w:lastRenderedPageBreak/>
+        <w:t>TIP:</w:t>
+      </w:r>
+      <w:r>
+        <w:t xml:space="preserve"> You can download a ZIP file with a ton of NP20 source tunes at our web site.</w:t>
+      </w:r>
+    </w:p>
+    <w:p>
+      <w:r>
+        <w:t>A console will tell you about the conversion process. It’s not guaranteed that the conversion process will succeed. Some of the editors mentioned above have room for more instruments than SID Factory II does, and it’s also possible that the conversion into additional commands might overflow. If this happens you will have to simplify the tune in the original editor.</w:t>
+      </w:r>
+    </w:p>
+    <w:p>
+      <w:pPr>
+        <w:pStyle w:val="Heading2"/>
+      </w:pPr>
+      <w:bookmarkStart w:id="24" w:name="_Toc224371849"/>
+      <w:r>
+        <w:t>Packing</w:t>
+      </w:r>
       <w:bookmarkEnd w:id="24"/>
     </w:p>
     <w:p>
       <w:r>
-        <w:t xml:space="preserve">SID Factory II also have the ability to convert from song formats made in other popular editors. Just hit </w:t>
-      </w:r>
-      <w:r>
-        <w:rPr>
-          <w:b/>
-          <w:color w:val="003399"/>
-        </w:rPr>
-        <w:t>F10</w:t>
-      </w:r>
-      <w:r>
-        <w:t xml:space="preserve"> as usual and load MOD (4-voice music from Amiga), SNG (GoatTracker 2) or CT (CheeseCutter) to convert it to the latest sub version of driver 11.</w:t>
-      </w:r>
-    </w:p>
-    <w:p>
-      <w:r>
-        <w:t>Since the cat is out of the bag, we might as well also tell you that you can load source tunes from JCH’s old NewPlayer 20.G4. It will be converted into a special driver that works almost exactly like it.</w:t>
-      </w:r>
-    </w:p>
-    <w:p>
-      <w:pPr>
-        <w:pStyle w:val="IntenseQuote"/>
-      </w:pPr>
-      <w:r>
-        <w:rPr>
-          <w:b/>
-        </w:rPr>
-        <w:t>TIP:</w:t>
-      </w:r>
-      <w:r>
-        <w:t xml:space="preserve"> You can download a ZIP file with a ton of NP20 source tunes at our web site.</w:t>
-      </w:r>
-    </w:p>
-    <w:p>
-      <w:r>
-        <w:t>A console will tell you about the conversion process. It’s not guaranteed that the conversion process will succeed. Some of the editors mentioned above have room for more instruments than SID Factory II does, and it’s also possible that the conversion into additional commands might overflow. If this happens you will have to simplify the tune in the original editor.</w:t>
-      </w:r>
-    </w:p>
-    <w:p>
-      <w:pPr>
-        <w:pStyle w:val="Heading2"/>
-      </w:pPr>
-      <w:bookmarkStart w:id="25" w:name="_Toc146975059"/>
-      <w:r>
-        <w:t>Packing</w:t>
-      </w:r>
-      <w:bookmarkEnd w:id="25"/>
-    </w:p>
-    <w:p>
-      <w:r>
         <w:t xml:space="preserve">When you are finally done with your song, hit </w:t>
       </w:r>
       <w:r>
@@ -5993,7 +6784,7 @@
           <w:noProof/>
         </w:rPr>
         <w:drawing>
-          <wp:inline distT="0" distB="0" distL="0" distR="0">
+          <wp:inline distT="0" distB="0" distL="0" distR="0" wp14:anchorId="0861EFAD" wp14:editId="3034836F">
             <wp:extent cx="5943600" cy="1747520"/>
             <wp:effectExtent l="0" t="0" r="0" b="0"/>
             <wp:docPr id="10" name="Picture 6"/>
@@ -6033,96 +6824,231 @@
     </w:p>
     <w:p>
       <w:r>
+        <w:t>You can pack your song immediately using the dedicated menu item, but perhaps you should consider optimizing it first. This will remove unused instruments, commands and sequences while moving things closer together, taking up less memory.</w:t>
+      </w:r>
+    </w:p>
+    <w:p>
+      <w:pPr>
+        <w:pStyle w:val="IntenseQuote"/>
+      </w:pPr>
+      <w:r>
+        <w:rPr>
+          <w:b/>
+        </w:rPr>
+        <w:t>NOTE:</w:t>
+      </w:r>
+      <w:r>
+        <w:t xml:space="preserve"> Currently, SID Factory II </w:t>
+      </w:r>
+      <w:proofErr w:type="gramStart"/>
+      <w:r>
+        <w:t>actually does</w:t>
+      </w:r>
+      <w:proofErr w:type="gramEnd"/>
+      <w:r>
+        <w:t xml:space="preserve"> </w:t>
+      </w:r>
+      <w:r>
+        <w:rPr>
+          <w:b/>
+        </w:rPr>
+        <w:t>not</w:t>
+      </w:r>
+      <w:r>
+        <w:t xml:space="preserve"> optimize the song when packing!</w:t>
+      </w:r>
+    </w:p>
+    <w:p>
+      <w:r>
+        <w:t xml:space="preserve">Although you can optimize if you are running out of both commands and instruments fast, we </w:t>
+      </w:r>
+      <w:r>
+        <w:t>recommend</w:t>
+      </w:r>
+      <w:r>
+        <w:t xml:space="preserve"> waiting until packing the song, if you can. The reason for this is that the tidying of tables may change a lot of the instrument and command numbers you are used to for that song. The song should of course not break, but it can be a little confusing to learn that the bass drum on </w:t>
+      </w:r>
+      <w:r>
+        <w:rPr>
+          <w:rFonts w:ascii="Courier New" w:hAnsi="Courier New" w:cs="Courier New"/>
+        </w:rPr>
+        <w:t>15</w:t>
+      </w:r>
+      <w:r>
+        <w:t xml:space="preserve"> is now </w:t>
+      </w:r>
+      <w:r>
+        <w:rPr>
+          <w:rFonts w:ascii="Courier New" w:hAnsi="Courier New" w:cs="Courier New"/>
+        </w:rPr>
+        <w:t>11</w:t>
+      </w:r>
+      <w:r>
+        <w:t xml:space="preserve"> and the wave command on </w:t>
+      </w:r>
+      <w:r>
+        <w:rPr>
+          <w:rFonts w:ascii="Courier New" w:hAnsi="Courier New" w:cs="Courier New"/>
+        </w:rPr>
+        <w:t>1A</w:t>
+      </w:r>
+      <w:r>
+        <w:t xml:space="preserve"> is now </w:t>
+      </w:r>
+      <w:r>
+        <w:rPr>
+          <w:rFonts w:ascii="Courier New" w:hAnsi="Courier New" w:cs="Courier New"/>
+        </w:rPr>
+        <w:t>14</w:t>
+      </w:r>
+      <w:r>
+        <w:t>.</w:t>
+      </w:r>
+    </w:p>
+    <w:p>
+      <w:r>
+        <w:t>When selecting the packer option, you are first asked where you would li</w:t>
+      </w:r>
+      <w:r>
+        <w:t xml:space="preserve">ke to place the tune in memory, and you can also change the zero page addresses used. </w:t>
+      </w:r>
+      <w:r>
+        <w:t>Both the range and the size will then be reported.</w:t>
+      </w:r>
+    </w:p>
+    <w:p>
+      <w:pPr>
+        <w:rPr>
+          <w:i/>
+        </w:rPr>
+      </w:pPr>
+      <w:r>
+        <w:rPr>
+          <w:i/>
+        </w:rPr>
+        <w:t>And now comes the important part.</w:t>
+      </w:r>
+    </w:p>
+    <w:p>
+      <w:r>
+        <w:t xml:space="preserve">If you type a filename without an extension, it will </w:t>
+      </w:r>
+      <w:proofErr w:type="gramStart"/>
+      <w:r>
+        <w:t>save</w:t>
+      </w:r>
+      <w:proofErr w:type="gramEnd"/>
+      <w:r>
+        <w:t xml:space="preserve"> to a PRG file as the default. But if you want to save it as a SID file, you </w:t>
+      </w:r>
+      <w:proofErr w:type="gramStart"/>
+      <w:r>
+        <w:t>have to</w:t>
+      </w:r>
+      <w:proofErr w:type="gramEnd"/>
+      <w:r>
+        <w:t xml:space="preserve"> specify the </w:t>
+      </w:r>
+      <w:r>
+        <w:rPr>
+          <w:rFonts w:ascii="Courier New" w:hAnsi="Courier New" w:cs="Courier New"/>
+        </w:rPr>
+        <w:t>.sid</w:t>
+      </w:r>
+      <w:r>
+        <w:t xml:space="preserve"> extension too. Now SID Factory II asks for the title, author and copyright strings, and then saves a SID file.</w:t>
+      </w:r>
+    </w:p>
+    <w:p>
+      <w:pPr>
+        <w:pStyle w:val="Heading2"/>
+      </w:pPr>
+      <w:bookmarkStart w:id="25" w:name="_Toc224371850"/>
+      <w:r>
         <w:lastRenderedPageBreak/>
-        <w:t>You can pack your song immediately using the dedicated menu item, but perhaps you should consider optimizing it first. This will remove unused instruments, commands and sequences while moving things closer together, taking up less memory.</w:t>
-      </w:r>
-    </w:p>
-    <w:p>
-      <w:pPr>
-        <w:pStyle w:val="IntenseQuote"/>
-      </w:pPr>
-      <w:r>
-        <w:rPr>
-          <w:b/>
-        </w:rPr>
-        <w:t>NOTE:</w:t>
-      </w:r>
-      <w:r>
-        <w:t xml:space="preserve"> Currently, SID Factory II actually does </w:t>
-      </w:r>
-      <w:r>
-        <w:rPr>
-          <w:b/>
-        </w:rPr>
-        <w:t>not</w:t>
-      </w:r>
-      <w:r>
-        <w:t xml:space="preserve"> optimize the song when packing!</w:t>
-      </w:r>
-    </w:p>
-    <w:p>
-      <w:r>
-        <w:t xml:space="preserve">Although you can optimize if you are running out of both commands and instruments fast, we actually recommend waiting until packing the song, if you can. The reason for this is that the tidying of tables may change a lot of the instrument and command numbers you are used to for that song. The song should of course not break, but it can be a little confusing to learn that the bass drum on </w:t>
-      </w:r>
-      <w:r>
-        <w:rPr>
-          <w:rFonts w:ascii="Courier New" w:hAnsi="Courier New" w:cs="Courier New"/>
-        </w:rPr>
-        <w:t>15</w:t>
-      </w:r>
-      <w:r>
-        <w:t xml:space="preserve"> is now </w:t>
-      </w:r>
-      <w:r>
-        <w:rPr>
-          <w:rFonts w:ascii="Courier New" w:hAnsi="Courier New" w:cs="Courier New"/>
-        </w:rPr>
-        <w:t>11</w:t>
-      </w:r>
-      <w:r>
-        <w:t xml:space="preserve"> and the wave command on </w:t>
-      </w:r>
-      <w:r>
-        <w:rPr>
-          <w:rFonts w:ascii="Courier New" w:hAnsi="Courier New" w:cs="Courier New"/>
-        </w:rPr>
-        <w:t>1A</w:t>
-      </w:r>
-      <w:r>
-        <w:t xml:space="preserve"> is now </w:t>
-      </w:r>
-      <w:r>
-        <w:rPr>
-          <w:rFonts w:ascii="Courier New" w:hAnsi="Courier New" w:cs="Courier New"/>
-        </w:rPr>
-        <w:t>14</w:t>
-      </w:r>
-      <w:r>
-        <w:t>.</w:t>
-      </w:r>
-    </w:p>
-    <w:p>
-      <w:r>
-        <w:t>When selecting the packer option, you are first asked where you would li</w:t>
-      </w:r>
-      <w:r>
-        <w:t xml:space="preserve">ke to place the tune in memory, and you can also change the zero page addresses used. </w:t>
-      </w:r>
-      <w:r>
-        <w:t>Both the range and the size will then be reported.</w:t>
-      </w:r>
-    </w:p>
-    <w:p>
-      <w:pPr>
+        <w:t>ASID</w:t>
+      </w:r>
+      <w:bookmarkEnd w:id="25"/>
+    </w:p>
+    <w:p>
+      <w:r>
+        <w:t xml:space="preserve">SID Factory II supports real hardware that can use the ASID protocol. To connect to a MIDI device, press the </w:t>
+      </w:r>
+      <w:r>
+        <w:rPr>
+          <w:b/>
+          <w:color w:val="003399"/>
+        </w:rPr>
+        <w:t>F1</w:t>
+      </w:r>
+      <w:r>
+        <w:t xml:space="preserve"> key while looking at the startup screen, i.e. the one where credits are shown.</w:t>
+      </w:r>
+      <w:r>
+        <w:t xml:space="preserve"> (Make sure you have not chosen the setting where the startup screen is skipped.)</w:t>
+      </w:r>
+    </w:p>
+    <w:p>
+      <w:r>
+        <w:t xml:space="preserve">This will show a small dialog list for choosing the MIDI </w:t>
+      </w:r>
+      <w:r>
+        <w:t xml:space="preserve">output </w:t>
+      </w:r>
+      <w:r>
+        <w:t>device.</w:t>
+      </w:r>
+    </w:p>
+    <w:p>
+      <w:r>
+        <w:t xml:space="preserve">While in the main editor itself, you can </w:t>
+      </w:r>
+      <w:r>
+        <w:t xml:space="preserve">click the </w:t>
+      </w:r>
+      <w:r>
         <w:rPr>
           <w:i/>
-        </w:rPr>
-      </w:pPr>
-      <w:r>
-        <w:rPr>
-          <w:i/>
-        </w:rPr>
-        <w:t>And now comes the important part.</w:t>
+          <w:iCs/>
+        </w:rPr>
+        <w:t>Output</w:t>
+      </w:r>
+      <w:r>
+        <w:t xml:space="preserve"> field</w:t>
+      </w:r>
+      <w:r>
+        <w:t xml:space="preserve"> </w:t>
+      </w:r>
+      <w:r>
+        <w:t xml:space="preserve">in the top </w:t>
+      </w:r>
+      <w:r>
+        <w:t xml:space="preserve">bar </w:t>
+      </w:r>
+      <w:r>
+        <w:t xml:space="preserve">(or press the </w:t>
+      </w:r>
+      <w:r>
+        <w:rPr>
+          <w:b/>
+          <w:color w:val="003399"/>
+        </w:rPr>
+        <w:t>Alt+O</w:t>
+      </w:r>
+      <w:r>
+        <w:t xml:space="preserve"> </w:t>
+      </w:r>
+      <w:r>
+        <w:t xml:space="preserve">key) </w:t>
+      </w:r>
+      <w:r>
+        <w:t xml:space="preserve">to </w:t>
+      </w:r>
+      <w:r>
+        <w:t>to</w:t>
+      </w:r>
+      <w:r>
+        <w:t>ggle between ASID and the reSID emulator.</w:t>
       </w:r>
     </w:p>
     <w:p>
@@ -6135,28 +7061,19 @@
         </w:rPr>
       </w:pPr>
       <w:r>
-        <w:t xml:space="preserve">If you type a filename without an extension, it will actually save to a PRG file as the default. But if you want to save it as a SID file, you have to specify the </w:t>
-      </w:r>
-      <w:r>
-        <w:rPr>
-          <w:rFonts w:ascii="Courier New" w:hAnsi="Courier New" w:cs="Courier New"/>
-        </w:rPr>
-        <w:t>.sid</w:t>
-      </w:r>
-      <w:r>
-        <w:t xml:space="preserve"> extension too. Now SID Factory II asks for the title, author and copyright strings, and then saves a SID file.</w:t>
-      </w:r>
-    </w:p>
-    <w:p>
-      <w:pPr>
-        <w:spacing w:after="0" w:line="240" w:lineRule="auto"/>
-        <w:rPr>
-          <w:rFonts w:eastAsiaTheme="majorEastAsia" w:cstheme="minorHAnsi"/>
-          <w:color w:val="003399"/>
-          <w:sz w:val="48"/>
-          <w:szCs w:val="48"/>
-        </w:rPr>
-      </w:pPr>
+        <w:t xml:space="preserve">To learn more about ASID, please go to: </w:t>
+      </w:r>
+      <w:hyperlink r:id="rId24" w:tgtFrame="_blank" w:history="1">
+        <w:r>
+          <w:rPr>
+            <w:rStyle w:val="Hyperlink"/>
+          </w:rPr>
+          <w:t>https://github.com/thomasj/asid-protocol</w:t>
+        </w:r>
+      </w:hyperlink>
+      <w:r>
+        <w:t xml:space="preserve"> </w:t>
+      </w:r>
       <w:r>
         <w:br w:type="page"/>
       </w:r>
@@ -6165,7 +7082,7 @@
       <w:pPr>
         <w:pStyle w:val="Heading1"/>
       </w:pPr>
-      <w:bookmarkStart w:id="26" w:name="_Toc146975060"/>
+      <w:bookmarkStart w:id="26" w:name="_Toc224371851"/>
       <w:r>
         <w:lastRenderedPageBreak/>
         <w:t>Controls</w:t>
@@ -6284,18 +7201,56 @@
         <w:t>F12</w:t>
       </w:r>
       <w:r>
-        <w:t>. This shows all of the most important keys along with detailed information about the table values for the current driver.</w:t>
+        <w:t xml:space="preserve">. This shows </w:t>
+      </w:r>
+      <w:r>
+        <w:t xml:space="preserve">all </w:t>
+      </w:r>
+      <w:r>
+        <w:t>the most important keys along with detailed information about the table values for the current driver.</w:t>
+      </w:r>
+    </w:p>
+    <w:p>
+      <w:r>
+        <w:t xml:space="preserve">Press </w:t>
+      </w:r>
+      <w:proofErr w:type="spellStart"/>
+      <w:r>
+        <w:rPr>
+          <w:b/>
+          <w:color w:val="003399"/>
+        </w:rPr>
+        <w:t>Alt+Enter</w:t>
+      </w:r>
+      <w:proofErr w:type="spellEnd"/>
+      <w:r>
+        <w:rPr>
+          <w:b/>
+          <w:color w:val="003399"/>
+        </w:rPr>
+        <w:t xml:space="preserve"> </w:t>
+      </w:r>
+      <w:r>
+        <w:t>to toggle fullscreen mod</w:t>
+      </w:r>
+      <w:r>
+        <w:t>e.</w:t>
       </w:r>
     </w:p>
     <w:p>
       <w:pPr>
         <w:pStyle w:val="Heading2"/>
       </w:pPr>
-      <w:bookmarkStart w:id="27" w:name="_Toc146975061"/>
-      <w:r>
-        <w:t>Files</w:t>
+      <w:bookmarkStart w:id="27" w:name="_Toc224371852"/>
+      <w:r>
+        <w:t>Startup</w:t>
       </w:r>
       <w:bookmarkEnd w:id="27"/>
+    </w:p>
+    <w:p>
+      <w:r>
+        <w:t>This is where you can see the credits. (This can be set to be automatically skipped in the settings, but if you do, you won’t be able to select a MIDI output device.)</w:t>
+      </w:r>
     </w:p>
     <w:p>
       <w:pPr>
@@ -6310,10 +7265,13 @@
           <w:b/>
           <w:color w:val="003399"/>
         </w:rPr>
-        <w:t>F10</w:t>
-      </w:r>
-      <w:r>
-        <w:t xml:space="preserve"> loads an SF2 file or a different driver.</w:t>
+        <w:t>F1</w:t>
+      </w:r>
+      <w:r>
+        <w:t xml:space="preserve"> </w:t>
+      </w:r>
+      <w:r>
+        <w:t>selects the MIDI output device for the ASID protocol (this requires external hardware).</w:t>
       </w:r>
     </w:p>
     <w:p>
@@ -6332,7 +7290,7 @@
         <w:t>F10</w:t>
       </w:r>
       <w:r>
-        <w:t xml:space="preserve"> to convert from another format (MOD, SNG from GoatTracker 2, or CT from CheeseCutter).</w:t>
+        <w:t xml:space="preserve"> loads an SF2 file or a different driver.</w:t>
       </w:r>
     </w:p>
     <w:p>
@@ -6348,21 +7306,27 @@
           <w:b/>
           <w:color w:val="003399"/>
         </w:rPr>
-        <w:t>F10</w:t>
-      </w:r>
-      <w:r>
-        <w:t xml:space="preserve">, then load a specific driver, then hit </w:t>
-      </w:r>
-      <w:r>
-        <w:rPr>
-          <w:b/>
-          <w:color w:val="003399"/>
-        </w:rPr>
-        <w:t>Ctrl+F10</w:t>
-      </w:r>
-      <w:r>
-        <w:t xml:space="preserve"> and load an SF2 file to add that driver to it.</w:t>
-      </w:r>
+        <w:t>Space</w:t>
+      </w:r>
+      <w:r>
+        <w:t xml:space="preserve"> enter</w:t>
+      </w:r>
+      <w:r>
+        <w:t>s</w:t>
+      </w:r>
+      <w:r>
+        <w:t xml:space="preserve"> the main editor.</w:t>
+      </w:r>
+    </w:p>
+    <w:p>
+      <w:pPr>
+        <w:pStyle w:val="Heading2"/>
+      </w:pPr>
+      <w:bookmarkStart w:id="28" w:name="_Toc224371853"/>
+      <w:r>
+        <w:t>Files</w:t>
+      </w:r>
+      <w:bookmarkEnd w:id="28"/>
     </w:p>
     <w:p>
       <w:pPr>
@@ -6377,10 +7341,10 @@
           <w:b/>
           <w:color w:val="003399"/>
         </w:rPr>
-        <w:t>F11</w:t>
-      </w:r>
-      <w:r>
-        <w:t xml:space="preserve"> saves your song as a specific SF2 file.</w:t>
+        <w:t>F10</w:t>
+      </w:r>
+      <w:r>
+        <w:t xml:space="preserve"> loads an SF2 file or a different driver.</w:t>
       </w:r>
     </w:p>
     <w:p>
@@ -6396,10 +7360,10 @@
           <w:b/>
           <w:color w:val="003399"/>
         </w:rPr>
-        <w:t>Ctrl+S</w:t>
-      </w:r>
-      <w:r>
-        <w:t xml:space="preserve"> quick saves your song to the latest loaded or saved SF2 file.</w:t>
+        <w:t>F10</w:t>
+      </w:r>
+      <w:r>
+        <w:t xml:space="preserve"> to convert from another format (MOD, SNG from GoatTracker 2, or CT from CheeseCutter).</w:t>
       </w:r>
     </w:p>
     <w:p>
@@ -6415,20 +7379,20 @@
           <w:b/>
           <w:color w:val="003399"/>
         </w:rPr>
-        <w:t>F6</w:t>
-      </w:r>
-      <w:r>
-        <w:t xml:space="preserve"> then select </w:t>
-      </w:r>
-      <w:r>
-        <w:rPr>
-          <w:b/>
-          <w:color w:val="003399"/>
-        </w:rPr>
-        <w:t>Pack</w:t>
-      </w:r>
-      <w:r>
-        <w:t xml:space="preserve"> to save as a PRG file.</w:t>
+        <w:t>F10</w:t>
+      </w:r>
+      <w:r>
+        <w:t xml:space="preserve">, then load a specific driver, then hit </w:t>
+      </w:r>
+      <w:r>
+        <w:rPr>
+          <w:b/>
+          <w:color w:val="003399"/>
+        </w:rPr>
+        <w:t>Ctrl+F10</w:t>
+      </w:r>
+      <w:r>
+        <w:t xml:space="preserve"> and load an SF2 file to add that driver to it.</w:t>
       </w:r>
     </w:p>
     <w:p>
@@ -6444,34 +7408,10 @@
           <w:b/>
           <w:color w:val="003399"/>
         </w:rPr>
-        <w:t>F6</w:t>
-      </w:r>
-      <w:r>
-        <w:t xml:space="preserve"> then select </w:t>
-      </w:r>
-      <w:r>
-        <w:rPr>
-          <w:b/>
-          <w:color w:val="003399"/>
-        </w:rPr>
-        <w:t>Pack</w:t>
-      </w:r>
-      <w:r>
-        <w:t xml:space="preserve"> and add extension </w:t>
-      </w:r>
-      <w:r>
-        <w:rPr>
-          <w:rFonts w:ascii="Courier New" w:hAnsi="Courier New" w:cs="Courier New"/>
-        </w:rPr>
-        <w:t>.sid</w:t>
-      </w:r>
-      <w:r>
-        <w:t xml:space="preserve"> to save as a SID file.</w:t>
-      </w:r>
-    </w:p>
-    <w:p>
-      <w:r>
-        <w:t>While in any file dialog:</w:t>
+        <w:t>F11</w:t>
+      </w:r>
+      <w:r>
+        <w:t xml:space="preserve"> saves your song as a specific SF2 file.</w:t>
       </w:r>
     </w:p>
     <w:p>
@@ -6487,10 +7427,21 @@
           <w:b/>
           <w:color w:val="003399"/>
         </w:rPr>
-        <w:t>Tab</w:t>
-      </w:r>
-      <w:r>
-        <w:t xml:space="preserve"> to toggle between browser or filename.</w:t>
+        <w:t>Ctrl+S</w:t>
+      </w:r>
+      <w:r>
+        <w:t xml:space="preserve"> </w:t>
+      </w:r>
+      <w:proofErr w:type="gramStart"/>
+      <w:r>
+        <w:t>quick</w:t>
+      </w:r>
+      <w:proofErr w:type="gramEnd"/>
+      <w:r>
+        <w:t xml:space="preserve"> </w:t>
+      </w:r>
+      <w:r>
+        <w:t>saves your song to the latest loaded or saved SF2 file.</w:t>
       </w:r>
     </w:p>
     <w:p>
@@ -6502,27 +7453,24 @@
         </w:numPr>
       </w:pPr>
       <w:r>
-        <w:t xml:space="preserve">Hit </w:t>
-      </w:r>
-      <w:r>
-        <w:rPr>
-          <w:b/>
-          <w:color w:val="003399"/>
-        </w:rPr>
-        <w:t>A</w:t>
-      </w:r>
-      <w:r>
-        <w:t xml:space="preserve"> to </w:t>
-      </w:r>
-      <w:r>
-        <w:rPr>
-          <w:b/>
-          <w:color w:val="003399"/>
-        </w:rPr>
-        <w:t>Z</w:t>
-      </w:r>
-      <w:r>
-        <w:t xml:space="preserve"> to jump to the files starting with this letter. Repeating also works.</w:t>
+        <w:rPr>
+          <w:b/>
+          <w:color w:val="003399"/>
+        </w:rPr>
+        <w:t>F6</w:t>
+      </w:r>
+      <w:r>
+        <w:t xml:space="preserve"> then select </w:t>
+      </w:r>
+      <w:r>
+        <w:rPr>
+          <w:b/>
+          <w:color w:val="003399"/>
+        </w:rPr>
+        <w:t>Pack</w:t>
+      </w:r>
+      <w:r>
+        <w:t xml:space="preserve"> to save as a PRG file.</w:t>
       </w:r>
     </w:p>
     <w:p>
@@ -6538,10 +7486,34 @@
           <w:b/>
           <w:color w:val="003399"/>
         </w:rPr>
-        <w:t>Delete</w:t>
-      </w:r>
-      <w:r>
-        <w:t xml:space="preserve"> to remove a file in a folder.</w:t>
+        <w:t>F6</w:t>
+      </w:r>
+      <w:r>
+        <w:t xml:space="preserve"> then select </w:t>
+      </w:r>
+      <w:r>
+        <w:rPr>
+          <w:b/>
+          <w:color w:val="003399"/>
+        </w:rPr>
+        <w:t>Pack</w:t>
+      </w:r>
+      <w:r>
+        <w:t xml:space="preserve"> and add extension </w:t>
+      </w:r>
+      <w:r>
+        <w:rPr>
+          <w:rFonts w:ascii="Courier New" w:hAnsi="Courier New" w:cs="Courier New"/>
+        </w:rPr>
+        <w:t>.sid</w:t>
+      </w:r>
+      <w:r>
+        <w:t xml:space="preserve"> to save as a SID file.</w:t>
+      </w:r>
+    </w:p>
+    <w:p>
+      <w:r>
+        <w:t>While in any file dialog:</w:t>
       </w:r>
     </w:p>
     <w:p>
@@ -6557,10 +7529,10 @@
           <w:b/>
           <w:color w:val="003399"/>
         </w:rPr>
-        <w:t>Backspace</w:t>
-      </w:r>
-      <w:r>
-        <w:t xml:space="preserve"> for browsing to a parent folder.</w:t>
+        <w:t>Tab</w:t>
+      </w:r>
+      <w:r>
+        <w:t xml:space="preserve"> to toggle between browser or filename.</w:t>
       </w:r>
     </w:p>
     <w:p>
@@ -6572,39 +7544,27 @@
         </w:numPr>
       </w:pPr>
       <w:r>
-        <w:rPr>
-          <w:b/>
-          <w:color w:val="003399"/>
-        </w:rPr>
-        <w:t xml:space="preserve">Enter </w:t>
-      </w:r>
-      <w:r>
-        <w:t>to select a file.</w:t>
-      </w:r>
-    </w:p>
-    <w:p>
-      <w:pPr>
-        <w:pStyle w:val="Heading2"/>
-      </w:pPr>
-      <w:bookmarkStart w:id="28" w:name="_Toc146975062"/>
-      <w:r>
-        <w:t>Playing</w:t>
-      </w:r>
-      <w:bookmarkEnd w:id="28"/>
-    </w:p>
-    <w:p>
-      <w:r>
-        <w:t xml:space="preserve">SID Factory II does not have a separate function key for stopping, they all work as toggle keys. This cut down on function keys for other purposes. However, </w:t>
-      </w:r>
-      <w:r>
-        <w:rPr>
-          <w:b/>
-          <w:color w:val="003399"/>
-        </w:rPr>
-        <w:t>Esc</w:t>
-      </w:r>
-      <w:r>
-        <w:t xml:space="preserve"> will also stop a tune.</w:t>
+        <w:t xml:space="preserve">Hit </w:t>
+      </w:r>
+      <w:r>
+        <w:rPr>
+          <w:b/>
+          <w:color w:val="003399"/>
+        </w:rPr>
+        <w:t>A</w:t>
+      </w:r>
+      <w:r>
+        <w:t xml:space="preserve"> to </w:t>
+      </w:r>
+      <w:r>
+        <w:rPr>
+          <w:b/>
+          <w:color w:val="003399"/>
+        </w:rPr>
+        <w:t>Z</w:t>
+      </w:r>
+      <w:r>
+        <w:t xml:space="preserve"> to jump to the files starting with this letter. Repeating also works.</w:t>
       </w:r>
     </w:p>
     <w:p>
@@ -6620,10 +7580,10 @@
           <w:b/>
           <w:color w:val="003399"/>
         </w:rPr>
-        <w:t>F1</w:t>
-      </w:r>
-      <w:r>
-        <w:t xml:space="preserve"> plays from the start of the entire song.</w:t>
+        <w:t>Delete</w:t>
+      </w:r>
+      <w:r>
+        <w:t xml:space="preserve"> to remove a file in a folder.</w:t>
       </w:r>
     </w:p>
     <w:p>
@@ -6639,10 +7599,10 @@
           <w:b/>
           <w:color w:val="003399"/>
         </w:rPr>
-        <w:t>F2</w:t>
-      </w:r>
-      <w:r>
-        <w:t xml:space="preserve"> plays from the currently selected bookmark (see below about these).</w:t>
+        <w:t>Backspace</w:t>
+      </w:r>
+      <w:r>
+        <w:t xml:space="preserve"> for browsing to a parent folder.</w:t>
       </w:r>
     </w:p>
     <w:p>
@@ -6658,10 +7618,43 @@
           <w:b/>
           <w:color w:val="003399"/>
         </w:rPr>
-        <w:t>Shift+F2</w:t>
-      </w:r>
-      <w:r>
-        <w:t xml:space="preserve"> plays from the top of the sequence you are currently editing.</w:t>
+        <w:t xml:space="preserve">Enter </w:t>
+      </w:r>
+      <w:r>
+        <w:t>to select a file.</w:t>
+      </w:r>
+    </w:p>
+    <w:p>
+      <w:pPr>
+        <w:pStyle w:val="Heading2"/>
+      </w:pPr>
+      <w:bookmarkStart w:id="29" w:name="_Toc224371854"/>
+      <w:r>
+        <w:t>Playing</w:t>
+      </w:r>
+      <w:bookmarkEnd w:id="29"/>
+    </w:p>
+    <w:p>
+      <w:r>
+        <w:t xml:space="preserve">SID Factory II does not have a separate function key for stopping, they all work as toggle keys. This cut down on function keys for other purposes. However, </w:t>
+      </w:r>
+      <w:r>
+        <w:rPr>
+          <w:b/>
+          <w:color w:val="003399"/>
+        </w:rPr>
+        <w:t>Esc</w:t>
+      </w:r>
+      <w:r>
+        <w:t xml:space="preserve"> will also </w:t>
+      </w:r>
+      <w:proofErr w:type="gramStart"/>
+      <w:r>
+        <w:t>stop a tune</w:t>
+      </w:r>
+      <w:proofErr w:type="gramEnd"/>
+      <w:r>
+        <w:t>.</w:t>
       </w:r>
     </w:p>
     <w:p>
@@ -6677,21 +7670,10 @@
           <w:b/>
           <w:color w:val="003399"/>
         </w:rPr>
-        <w:t>Ctrl+F2</w:t>
-      </w:r>
-      <w:r>
-        <w:t xml:space="preserve"> (</w:t>
-      </w:r>
-      <w:r>
-        <w:rPr>
-          <w:rFonts w:eastAsia="Calibri"/>
-          <w:b/>
-          <w:color w:val="003399"/>
-        </w:rPr>
-        <w:t>Cmd+F2</w:t>
-      </w:r>
-      <w:r>
-        <w:t xml:space="preserve"> in macOS) plays from the current cursor position.</w:t>
+        <w:t>F1</w:t>
+      </w:r>
+      <w:r>
+        <w:t xml:space="preserve"> plays from the start of the entire song.</w:t>
       </w:r>
     </w:p>
     <w:p>
@@ -6707,10 +7689,10 @@
           <w:b/>
           <w:color w:val="003399"/>
         </w:rPr>
-        <w:t>Ctrl+P</w:t>
-      </w:r>
-      <w:r>
-        <w:t xml:space="preserve"> toggles follow-play on and off.</w:t>
+        <w:t>F2</w:t>
+      </w:r>
+      <w:r>
+        <w:t xml:space="preserve"> plays from the currently selected bookmark (see below about these).</w:t>
       </w:r>
     </w:p>
     <w:p>
@@ -6722,6 +7704,75 @@
         </w:numPr>
       </w:pPr>
       <w:r>
+        <w:rPr>
+          <w:b/>
+          <w:color w:val="003399"/>
+        </w:rPr>
+        <w:t>Shift+F2</w:t>
+      </w:r>
+      <w:r>
+        <w:t xml:space="preserve"> plays from the top of the sequence you are currently editing.</w:t>
+      </w:r>
+    </w:p>
+    <w:p>
+      <w:pPr>
+        <w:pStyle w:val="ListParagraph"/>
+        <w:numPr>
+          <w:ilvl w:val="0"/>
+          <w:numId w:val="1"/>
+        </w:numPr>
+      </w:pPr>
+      <w:r>
+        <w:rPr>
+          <w:b/>
+          <w:color w:val="003399"/>
+        </w:rPr>
+        <w:lastRenderedPageBreak/>
+        <w:t>Ctrl+F2</w:t>
+      </w:r>
+      <w:r>
+        <w:t xml:space="preserve"> (</w:t>
+      </w:r>
+      <w:r>
+        <w:rPr>
+          <w:rFonts w:eastAsia="Calibri"/>
+          <w:b/>
+          <w:color w:val="003399"/>
+        </w:rPr>
+        <w:t>Cmd+F2</w:t>
+      </w:r>
+      <w:r>
+        <w:t xml:space="preserve"> in macOS) plays from the current cursor position.</w:t>
+      </w:r>
+    </w:p>
+    <w:p>
+      <w:pPr>
+        <w:pStyle w:val="ListParagraph"/>
+        <w:numPr>
+          <w:ilvl w:val="0"/>
+          <w:numId w:val="1"/>
+        </w:numPr>
+      </w:pPr>
+      <w:r>
+        <w:rPr>
+          <w:b/>
+          <w:color w:val="003399"/>
+        </w:rPr>
+        <w:t>Ctrl+P</w:t>
+      </w:r>
+      <w:r>
+        <w:t xml:space="preserve"> toggles follow-play on and off.</w:t>
+      </w:r>
+    </w:p>
+    <w:p>
+      <w:pPr>
+        <w:pStyle w:val="ListParagraph"/>
+        <w:numPr>
+          <w:ilvl w:val="0"/>
+          <w:numId w:val="1"/>
+        </w:numPr>
+      </w:pPr>
+      <w:r>
         <w:t xml:space="preserve">Hold the key below </w:t>
       </w:r>
       <w:r>
@@ -6759,11 +7810,11 @@
       <w:pPr>
         <w:pStyle w:val="Heading2"/>
       </w:pPr>
-      <w:bookmarkStart w:id="29" w:name="_Toc146975063"/>
+      <w:bookmarkStart w:id="30" w:name="_Toc224371855"/>
       <w:r>
         <w:t>Tracks</w:t>
       </w:r>
-      <w:bookmarkEnd w:id="29"/>
+      <w:bookmarkEnd w:id="30"/>
     </w:p>
     <w:p>
       <w:r>
@@ -6832,7 +7883,6 @@
           <w:b/>
           <w:color w:val="003399"/>
         </w:rPr>
-        <w:lastRenderedPageBreak/>
         <w:t>Home</w:t>
       </w:r>
       <w:r>
@@ -7118,7 +8168,15 @@
         <w:t>Shift+Cmd+F4</w:t>
       </w:r>
       <w:r>
-        <w:t xml:space="preserve"> in macOS) to decrease and increase the sequence itself by one octave.</w:t>
+        <w:t xml:space="preserve"> in macOS) </w:t>
+      </w:r>
+      <w:proofErr w:type="gramStart"/>
+      <w:r>
+        <w:t>to decrease</w:t>
+      </w:r>
+      <w:proofErr w:type="gramEnd"/>
+      <w:r>
+        <w:t xml:space="preserve"> and increase the sequence itself by one octave.</w:t>
       </w:r>
     </w:p>
     <w:p>
@@ -7185,11 +8243,11 @@
       <w:pPr>
         <w:pStyle w:val="Heading2"/>
       </w:pPr>
-      <w:bookmarkStart w:id="30" w:name="_Toc146975064"/>
+      <w:bookmarkStart w:id="31" w:name="_Toc224371856"/>
       <w:r>
         <w:t>Order list</w:t>
       </w:r>
-      <w:bookmarkEnd w:id="30"/>
+      <w:bookmarkEnd w:id="31"/>
     </w:p>
     <w:p>
       <w:r>
@@ -7216,7 +8274,13 @@
         <w:t>XXYY</w:t>
       </w:r>
       <w:r>
-        <w:t xml:space="preserve"> word turns white and you have to press </w:t>
+        <w:t xml:space="preserve"> word turns white and you </w:t>
+      </w:r>
+      <w:r>
+        <w:t>must</w:t>
+      </w:r>
+      <w:r>
+        <w:t xml:space="preserve"> press </w:t>
       </w:r>
       <w:r>
         <w:rPr>
@@ -7412,6 +8476,13 @@
           <w:ilvl w:val="0"/>
           <w:numId w:val="1"/>
         </w:numPr>
+        <w:spacing w:after="0" w:line="240" w:lineRule="auto"/>
+        <w:rPr>
+          <w:rFonts w:eastAsiaTheme="majorEastAsia" w:cstheme="minorHAnsi"/>
+          <w:color w:val="003399"/>
+          <w:sz w:val="32"/>
+          <w:szCs w:val="32"/>
+        </w:rPr>
       </w:pPr>
       <w:r>
         <w:rPr>
@@ -7423,23 +8494,33 @@
       <w:r>
         <w:t xml:space="preserve"> to duplicate and append a sequence after the currently edited one.</w:t>
       </w:r>
+      <w:r>
+        <w:br w:type="page"/>
+      </w:r>
     </w:p>
     <w:p>
       <w:pPr>
         <w:pStyle w:val="Heading2"/>
       </w:pPr>
-      <w:bookmarkStart w:id="31" w:name="_Toc146975065"/>
-      <w:r>
+      <w:bookmarkStart w:id="32" w:name="_Toc224371857"/>
+      <w:r>
+        <w:lastRenderedPageBreak/>
         <w:t>Sequences</w:t>
       </w:r>
-      <w:bookmarkEnd w:id="31"/>
+      <w:bookmarkEnd w:id="32"/>
     </w:p>
     <w:p>
       <w:pPr>
         <w:spacing w:after="360"/>
       </w:pPr>
       <w:r>
-        <w:t>Notes are entered in the right-most column by hitting one of the many standard letter and number keys on the keyboard. They match the keys on a piano like this:</w:t>
+        <w:t xml:space="preserve">Notes are entered in the right-most column by hitting one of the many standard </w:t>
+      </w:r>
+      <w:r>
+        <w:t>letters</w:t>
+      </w:r>
+      <w:r>
+        <w:t xml:space="preserve"> and number keys on the keyboard. They match the keys on a piano like this:</w:t>
       </w:r>
     </w:p>
     <w:p>
@@ -7452,7 +8533,7 @@
           <w:noProof/>
         </w:rPr>
         <w:drawing>
-          <wp:inline distT="0" distB="0" distL="0" distR="0">
+          <wp:inline distT="0" distB="0" distL="0" distR="0" wp14:anchorId="69A30D04" wp14:editId="2F374E89">
             <wp:extent cx="2322195" cy="1313815"/>
             <wp:effectExtent l="0" t="0" r="0" b="0"/>
             <wp:docPr id="11" name="Picture 2"/>
@@ -7541,7 +8622,6 @@
           <w:b/>
           <w:color w:val="003399"/>
         </w:rPr>
-        <w:lastRenderedPageBreak/>
         <w:t>Ctrl+Left</w:t>
       </w:r>
       <w:r>
@@ -7577,7 +8657,13 @@
         <w:t>Cmd+Right</w:t>
       </w:r>
       <w:r>
-        <w:t xml:space="preserve"> in macOS) moves between the three columns in the sequence.</w:t>
+        <w:t xml:space="preserve"> in macOS) </w:t>
+      </w:r>
+      <w:r>
+        <w:t>move</w:t>
+      </w:r>
+      <w:r>
+        <w:t xml:space="preserve"> between the three columns in the sequence.</w:t>
       </w:r>
     </w:p>
     <w:p>
@@ -7947,11 +9033,11 @@
       <w:pPr>
         <w:pStyle w:val="Heading2"/>
       </w:pPr>
-      <w:bookmarkStart w:id="32" w:name="_Toc146975066"/>
+      <w:bookmarkStart w:id="33" w:name="_Toc224371858"/>
       <w:r>
         <w:t>Tables</w:t>
       </w:r>
-      <w:bookmarkEnd w:id="32"/>
+      <w:bookmarkEnd w:id="33"/>
     </w:p>
     <w:p>
       <w:pPr>
@@ -8120,6 +9206,7 @@
           <w:b/>
           <w:color w:val="003399"/>
         </w:rPr>
+        <w:lastRenderedPageBreak/>
         <w:t>Shift+Enter</w:t>
       </w:r>
       <w:r>
@@ -8172,7 +9259,15 @@
         <w:t>Ctrl+Enter</w:t>
       </w:r>
       <w:r>
-        <w:t xml:space="preserve"> on a table index pointer value jumps to that spot in the relevant table.</w:t>
+        <w:t xml:space="preserve"> on a table index </w:t>
+      </w:r>
+      <w:proofErr w:type="gramStart"/>
+      <w:r>
+        <w:t>pointer value</w:t>
+      </w:r>
+      <w:proofErr w:type="gramEnd"/>
+      <w:r>
+        <w:t xml:space="preserve"> jumps to that spot in the relevant table.</w:t>
       </w:r>
     </w:p>
     <w:p>
@@ -8422,22 +9517,34 @@
         <w:t xml:space="preserve">Ctrl+U </w:t>
       </w:r>
       <w:r>
-        <w:t>to toggle between lower and upper case hex values in all tables.</w:t>
+        <w:t xml:space="preserve">to toggle between </w:t>
+      </w:r>
+      <w:r>
+        <w:t>lower- and upper-case</w:t>
+      </w:r>
+      <w:r>
+        <w:t xml:space="preserve"> hex values in all tables.</w:t>
       </w:r>
     </w:p>
     <w:p>
       <w:pPr>
         <w:pStyle w:val="Heading2"/>
       </w:pPr>
-      <w:bookmarkStart w:id="33" w:name="_Toc146975067"/>
+      <w:bookmarkStart w:id="34" w:name="_Toc224371859"/>
       <w:r>
         <w:t>Options</w:t>
       </w:r>
-      <w:bookmarkEnd w:id="33"/>
-    </w:p>
-    <w:p>
-      <w:r>
-        <w:t xml:space="preserve">You can left-click most options in the status bar, except PAL/NTSC. Use left- and right-click on the octave field to increase and decrease it (or use </w:t>
+      <w:bookmarkEnd w:id="34"/>
+    </w:p>
+    <w:p>
+      <w:r>
+        <w:t xml:space="preserve">You can </w:t>
+      </w:r>
+      <w:r>
+        <w:t>left click</w:t>
+      </w:r>
+      <w:r>
+        <w:t xml:space="preserve"> most options in the status bar, except PAL/NTSC. Use left- and right-click on the octave field to increase and decrease it (or use </w:t>
       </w:r>
       <w:r>
         <w:rPr>
@@ -8492,7 +9599,6 @@
           <w:b/>
           <w:color w:val="003399"/>
         </w:rPr>
-        <w:lastRenderedPageBreak/>
         <w:t>Shift+F9</w:t>
       </w:r>
       <w:r>
@@ -8550,10 +9656,13 @@
           <w:b/>
           <w:color w:val="003399"/>
         </w:rPr>
-        <w:t>F6</w:t>
-      </w:r>
-      <w:r>
-        <w:t xml:space="preserve"> opens the utilities menu.</w:t>
+        <w:t>Alt+O</w:t>
+      </w:r>
+      <w:r>
+        <w:t xml:space="preserve"> </w:t>
+      </w:r>
+      <w:r>
+        <w:t>toggles between ASID or reSID emulator (only works if you are utilizing ASID).</w:t>
       </w:r>
     </w:p>
     <w:p>
@@ -8569,25 +9678,10 @@
           <w:b/>
           <w:color w:val="003399"/>
         </w:rPr>
-        <w:t>F7</w:t>
-      </w:r>
-      <w:r>
-        <w:t xml:space="preserve"> opens the songs menu.</w:t>
-      </w:r>
-    </w:p>
-    <w:p>
-      <w:pPr>
-        <w:pStyle w:val="Heading2"/>
-      </w:pPr>
-      <w:bookmarkStart w:id="34" w:name="_Toc146975068"/>
-      <w:r>
-        <w:t>Song list</w:t>
-      </w:r>
-      <w:bookmarkEnd w:id="34"/>
-    </w:p>
-    <w:p>
-      <w:r>
-        <w:t>This is the gray box located in the left side of the SID Factory II.</w:t>
+        <w:t>F6</w:t>
+      </w:r>
+      <w:r>
+        <w:t xml:space="preserve"> opens the utilities menu.</w:t>
       </w:r>
     </w:p>
     <w:p>
@@ -8603,10 +9697,33 @@
           <w:b/>
           <w:color w:val="003399"/>
         </w:rPr>
-        <w:t>Enter</w:t>
-      </w:r>
-      <w:r>
-        <w:t xml:space="preserve"> (or left-click) a row jumps to that spot in the song. If you cursor to an empty description spot, it will start editing the text for it (you can also use left-click for this).</w:t>
+        <w:t>F7</w:t>
+      </w:r>
+      <w:r>
+        <w:t xml:space="preserve"> opens the songs menu.</w:t>
+      </w:r>
+    </w:p>
+    <w:p>
+      <w:pPr>
+        <w:pStyle w:val="Heading2"/>
+      </w:pPr>
+      <w:bookmarkStart w:id="35" w:name="_Toc224371860"/>
+      <w:r>
+        <w:t>Song list</w:t>
+      </w:r>
+      <w:bookmarkEnd w:id="35"/>
+    </w:p>
+    <w:p>
+      <w:r>
+        <w:t xml:space="preserve">This is the gray box located </w:t>
+      </w:r>
+      <w:proofErr w:type="gramStart"/>
+      <w:r>
+        <w:t>in</w:t>
+      </w:r>
+      <w:proofErr w:type="gramEnd"/>
+      <w:r>
+        <w:t xml:space="preserve"> the left side of the SID Factory II.</w:t>
       </w:r>
     </w:p>
     <w:p>
@@ -8622,10 +9739,65 @@
           <w:b/>
           <w:color w:val="003399"/>
         </w:rPr>
+        <w:t>Enter</w:t>
+      </w:r>
+      <w:r>
+        <w:t xml:space="preserve"> (or </w:t>
+      </w:r>
+      <w:r>
+        <w:t>left click</w:t>
+      </w:r>
+      <w:r>
+        <w:t xml:space="preserve">) a </w:t>
+      </w:r>
+      <w:proofErr w:type="gramStart"/>
+      <w:r>
+        <w:t>row jumps</w:t>
+      </w:r>
+      <w:proofErr w:type="gramEnd"/>
+      <w:r>
+        <w:t xml:space="preserve"> to that spot in the song. If </w:t>
+      </w:r>
+      <w:proofErr w:type="gramStart"/>
+      <w:r>
+        <w:t>you</w:t>
+      </w:r>
+      <w:proofErr w:type="gramEnd"/>
+      <w:r>
+        <w:t xml:space="preserve"> cursor to an empty description spot, it will start editing the text for it (you can also use </w:t>
+      </w:r>
+      <w:r>
+        <w:t>left click</w:t>
+      </w:r>
+      <w:r>
+        <w:t xml:space="preserve"> for this).</w:t>
+      </w:r>
+    </w:p>
+    <w:p>
+      <w:pPr>
+        <w:pStyle w:val="ListParagraph"/>
+        <w:numPr>
+          <w:ilvl w:val="0"/>
+          <w:numId w:val="1"/>
+        </w:numPr>
+      </w:pPr>
+      <w:r>
+        <w:rPr>
+          <w:b/>
+          <w:color w:val="003399"/>
+        </w:rPr>
         <w:t>Ctrl+Enter</w:t>
       </w:r>
       <w:r>
-        <w:t xml:space="preserve"> (or double-click) a row jumps to that spot in the song and plays from it.</w:t>
+        <w:t xml:space="preserve"> (or double-click) a </w:t>
+      </w:r>
+      <w:proofErr w:type="gramStart"/>
+      <w:r>
+        <w:t>row jumps</w:t>
+      </w:r>
+      <w:proofErr w:type="gramEnd"/>
+      <w:r>
+        <w:t xml:space="preserve"> to that spot in the song and plays from it.</w:t>
       </w:r>
     </w:p>
     <w:p>
@@ -8758,11 +9930,11 @@
       <w:pPr>
         <w:pStyle w:val="Heading2"/>
       </w:pPr>
-      <w:bookmarkStart w:id="35" w:name="_Toc146975069"/>
+      <w:bookmarkStart w:id="36" w:name="_Toc224371861"/>
       <w:r>
         <w:t>Bookmarks</w:t>
       </w:r>
-      <w:bookmarkEnd w:id="35"/>
+      <w:bookmarkEnd w:id="36"/>
     </w:p>
     <w:p>
       <w:pPr>
@@ -8866,7 +10038,21 @@
         <w:t>Enter</w:t>
       </w:r>
       <w:r>
-        <w:t xml:space="preserve"> (or left-click) a row jumps to that spot in the song.</w:t>
+        <w:t xml:space="preserve"> (or </w:t>
+      </w:r>
+      <w:r>
+        <w:t>left click</w:t>
+      </w:r>
+      <w:r>
+        <w:t xml:space="preserve">) a </w:t>
+      </w:r>
+      <w:proofErr w:type="gramStart"/>
+      <w:r>
+        <w:t>row jumps</w:t>
+      </w:r>
+      <w:proofErr w:type="gramEnd"/>
+      <w:r>
+        <w:t xml:space="preserve"> to that spot in the song.</w:t>
       </w:r>
     </w:p>
     <w:p>
@@ -8882,10 +10068,19 @@
           <w:b/>
           <w:color w:val="003399"/>
         </w:rPr>
+        <w:lastRenderedPageBreak/>
         <w:t>Ctrl+Enter</w:t>
       </w:r>
       <w:r>
-        <w:t xml:space="preserve"> (or double-click) a row jumps to that spot in the song and plays from it.</w:t>
+        <w:t xml:space="preserve"> (or double-click) a </w:t>
+      </w:r>
+      <w:proofErr w:type="gramStart"/>
+      <w:r>
+        <w:t>row jumps</w:t>
+      </w:r>
+      <w:proofErr w:type="gramEnd"/>
+      <w:r>
+        <w:t xml:space="preserve"> to that spot in the song and plays from it.</w:t>
       </w:r>
     </w:p>
     <w:p>
@@ -8938,6 +10133,7 @@
         <w:t xml:space="preserve"> in macOS) for the start or end of the list.</w:t>
       </w:r>
     </w:p>
+    <w:p/>
     <w:p>
       <w:r>
         <w:t>We hope you'll have a lot of fun composing. Enjoy! =)</w:t>
@@ -8968,7 +10164,7 @@
 </file>
 
 <file path=word/numbering.xml><?xml version="1.0" encoding="utf-8"?>
-<w:numbering xmlns:wpc="http://schemas.microsoft.com/office/word/2010/wordprocessingCanvas" xmlns:mc="http://schemas.openxmlformats.org/markup-compatibility/2006" xmlns:o="urn:schemas-microsoft-com:office:office" xmlns:r="http://schemas.openxmlformats.org/officeDocument/2006/relationships" xmlns:m="http://schemas.openxmlformats.org/officeDocument/2006/math" xmlns:v="urn:schemas-microsoft-com:vml" xmlns:wp14="http://schemas.microsoft.com/office/word/2010/wordprocessingDrawing" xmlns:wp="http://schemas.openxmlformats.org/drawingml/2006/wordprocessingDrawing" xmlns:w10="urn:schemas-microsoft-com:office:word" xmlns:w="http://schemas.openxmlformats.org/wordprocessingml/2006/main" xmlns:w14="http://schemas.microsoft.com/office/word/2010/wordml" xmlns:w15="http://schemas.microsoft.com/office/word/2012/wordml" xmlns:wpg="http://schemas.microsoft.com/office/word/2010/wordprocessingGroup" xmlns:wpi="http://schemas.microsoft.com/office/word/2010/wordprocessingInk" xmlns:wne="http://schemas.microsoft.com/office/word/2006/wordml" xmlns:wps="http://schemas.microsoft.com/office/word/2010/wordprocessingShape" mc:Ignorable="w14 w15 wp14">
+<w:numbering xmlns:wpc="http://schemas.microsoft.com/office/word/2010/wordprocessingCanvas" xmlns:cx="http://schemas.microsoft.com/office/drawing/2014/chartex" xmlns:cx1="http://schemas.microsoft.com/office/drawing/2015/9/8/chartex" xmlns:cx2="http://schemas.microsoft.com/office/drawing/2015/10/21/chartex" xmlns:cx3="http://schemas.microsoft.com/office/drawing/2016/5/9/chartex" xmlns:cx4="http://schemas.microsoft.com/office/drawing/2016/5/10/chartex" xmlns:cx5="http://schemas.microsoft.com/office/drawing/2016/5/11/chartex" xmlns:cx6="http://schemas.microsoft.com/office/drawing/2016/5/12/chartex" xmlns:cx7="http://schemas.microsoft.com/office/drawing/2016/5/13/chartex" xmlns:cx8="http://schemas.microsoft.com/office/drawing/2016/5/14/chartex" xmlns:mc="http://schemas.openxmlformats.org/markup-compatibility/2006" xmlns:aink="http://schemas.microsoft.com/office/drawing/2016/ink" xmlns:am3d="http://schemas.microsoft.com/office/drawing/2017/model3d" xmlns:o="urn:schemas-microsoft-com:office:office" xmlns:oel="http://schemas.microsoft.com/office/2019/extlst" xmlns:r="http://schemas.openxmlformats.org/officeDocument/2006/relationships" xmlns:m="http://schemas.openxmlformats.org/officeDocument/2006/math" xmlns:v="urn:schemas-microsoft-com:vml" xmlns:wp14="http://schemas.microsoft.com/office/word/2010/wordprocessingDrawing" xmlns:wp="http://schemas.openxmlformats.org/drawingml/2006/wordprocessingDrawing" xmlns:w10="urn:schemas-microsoft-com:office:word" xmlns:w="http://schemas.openxmlformats.org/wordprocessingml/2006/main" xmlns:w14="http://schemas.microsoft.com/office/word/2010/wordml" xmlns:w15="http://schemas.microsoft.com/office/word/2012/wordml" xmlns:w16cex="http://schemas.microsoft.com/office/word/2018/wordml/cex" xmlns:w16cid="http://schemas.microsoft.com/office/word/2016/wordml/cid" xmlns:w16="http://schemas.microsoft.com/office/word/2018/wordml" xmlns:w16du="http://schemas.microsoft.com/office/word/2023/wordml/word16du" xmlns:w16sdtdh="http://schemas.microsoft.com/office/word/2020/wordml/sdtdatahash" xmlns:w16sdtfl="http://schemas.microsoft.com/office/word/2024/wordml/sdtformatlock" xmlns:w16se="http://schemas.microsoft.com/office/word/2015/wordml/symex" xmlns:wpg="http://schemas.microsoft.com/office/word/2010/wordprocessingGroup" xmlns:wpi="http://schemas.microsoft.com/office/word/2010/wordprocessingInk" xmlns:wne="http://schemas.microsoft.com/office/word/2006/wordml" xmlns:wps="http://schemas.microsoft.com/office/word/2010/wordprocessingShape" mc:Ignorable="w14 w15 w16se w16cid w16 w16cex w16sdtdh w16sdtfl w16du wp14">
   <w:abstractNum w:abstractNumId="0" w15:restartNumberingAfterBreak="0">
     <w:nsid w:val="28CD7B4C"/>
     <w:multiLevelType w:val="multilevel"/>
@@ -9370,20 +10566,20 @@
       </w:pPr>
     </w:lvl>
   </w:abstractNum>
-  <w:num w:numId="1">
+  <w:num w:numId="1" w16cid:durableId="1461917344">
     <w:abstractNumId w:val="1"/>
   </w:num>
-  <w:num w:numId="2">
+  <w:num w:numId="2" w16cid:durableId="1540704095">
     <w:abstractNumId w:val="0"/>
   </w:num>
-  <w:num w:numId="3">
+  <w:num w:numId="3" w16cid:durableId="1714234134">
     <w:abstractNumId w:val="2"/>
   </w:num>
 </w:numbering>
 </file>
 
 <file path=word/styles.xml><?xml version="1.0" encoding="utf-8"?>
-<w:styles xmlns:mc="http://schemas.openxmlformats.org/markup-compatibility/2006" xmlns:r="http://schemas.openxmlformats.org/officeDocument/2006/relationships" xmlns:w="http://schemas.openxmlformats.org/wordprocessingml/2006/main" xmlns:w14="http://schemas.microsoft.com/office/word/2010/wordml" xmlns:w15="http://schemas.microsoft.com/office/word/2012/wordml" mc:Ignorable="w14 w15">
+<w:styles xmlns:mc="http://schemas.openxmlformats.org/markup-compatibility/2006" xmlns:r="http://schemas.openxmlformats.org/officeDocument/2006/relationships" xmlns:w="http://schemas.openxmlformats.org/wordprocessingml/2006/main" xmlns:w14="http://schemas.microsoft.com/office/word/2010/wordml" xmlns:w15="http://schemas.microsoft.com/office/word/2012/wordml" xmlns:w16cex="http://schemas.microsoft.com/office/word/2018/wordml/cex" xmlns:w16cid="http://schemas.microsoft.com/office/word/2016/wordml/cid" xmlns:w16="http://schemas.microsoft.com/office/word/2018/wordml" xmlns:w16du="http://schemas.microsoft.com/office/word/2023/wordml/word16du" xmlns:w16sdtdh="http://schemas.microsoft.com/office/word/2020/wordml/sdtdatahash" xmlns:w16sdtfl="http://schemas.microsoft.com/office/word/2024/wordml/sdtformatlock" xmlns:w16se="http://schemas.microsoft.com/office/word/2015/wordml/symex" mc:Ignorable="w14 w15 w16se w16cid w16 w16cex w16sdtdh w16sdtfl w16du">
   <w:docDefaults>
     <w:rPrDefault>
       <w:rPr>
@@ -9398,7 +10594,7 @@
       </w:pPr>
     </w:pPrDefault>
   </w:docDefaults>
-  <w:latentStyles w:defLockedState="0" w:defUIPriority="99" w:defSemiHidden="0" w:defUnhideWhenUsed="0" w:defQFormat="0" w:count="371">
+  <w:latentStyles w:defLockedState="0" w:defUIPriority="99" w:defSemiHidden="0" w:defUnhideWhenUsed="0" w:defQFormat="0" w:count="376">
     <w:lsdException w:name="Normal" w:uiPriority="0" w:qFormat="1"/>
     <w:lsdException w:name="heading 1" w:uiPriority="9" w:qFormat="1"/>
     <w:lsdException w:name="heading 2" w:semiHidden="1" w:uiPriority="9" w:unhideWhenUsed="1" w:qFormat="1"/>
@@ -9770,11 +10966,16 @@
     <w:lsdException w:name="List Table 5 Dark Accent 6" w:uiPriority="50"/>
     <w:lsdException w:name="List Table 6 Colorful Accent 6" w:uiPriority="51"/>
     <w:lsdException w:name="List Table 7 Colorful Accent 6" w:uiPriority="52"/>
+    <w:lsdException w:name="Mention" w:semiHidden="1" w:unhideWhenUsed="1"/>
+    <w:lsdException w:name="Smart Hyperlink" w:semiHidden="1" w:unhideWhenUsed="1"/>
+    <w:lsdException w:name="Hashtag" w:semiHidden="1" w:unhideWhenUsed="1"/>
+    <w:lsdException w:name="Unresolved Mention" w:semiHidden="1" w:unhideWhenUsed="1"/>
+    <w:lsdException w:name="Smart Link" w:semiHidden="1" w:unhideWhenUsed="1"/>
   </w:latentStyles>
   <w:style w:type="paragraph" w:default="1" w:styleId="Normal">
     <w:name w:val="Normal"/>
     <w:qFormat/>
-    <w:rsid w:val="000A3A4D"/>
+    <w:rsid w:val="000E4CBC"/>
     <w:pPr>
       <w:spacing w:after="160" w:line="259" w:lineRule="auto"/>
     </w:pPr>
@@ -9851,7 +11052,6 @@
   <w:style w:type="character" w:default="1" w:styleId="DefaultParagraphFont">
     <w:name w:val="Default Paragraph Font"/>
     <w:uiPriority w:val="1"/>
-    <w:semiHidden/>
     <w:unhideWhenUsed/>
   </w:style>
   <w:style w:type="table" w:default="1" w:styleId="TableNormal">
@@ -10155,6 +11355,18 @@
       <w:ind w:left="440"/>
     </w:pPr>
   </w:style>
+  <w:style w:type="character" w:styleId="UnresolvedMention">
+    <w:name w:val="Unresolved Mention"/>
+    <w:basedOn w:val="DefaultParagraphFont"/>
+    <w:uiPriority w:val="99"/>
+    <w:semiHidden/>
+    <w:unhideWhenUsed/>
+    <w:rsid w:val="0015585B"/>
+    <w:rPr>
+      <w:color w:val="605E5C"/>
+      <w:shd w:val="clear" w:color="auto" w:fill="E1DFDD"/>
+    </w:rPr>
+  </w:style>
 </w:styles>
 </file>
 
